--- a/tests/artifacts/docx-word-evidence/长中文多页.docx
+++ b/tests/artifacts/docx-word-evidence/长中文多页.docx
@@ -20,15 +20,15 @@
         <w:rPr>
           <w:color w:val="68708A"/>
         </w:rPr>
-        <w:t xml:space="preserve">私信会话 · 40 条消息 · 2026-10-01T18:32:08.264Z</w:t>
-      </w:r>
-    </w:p>
-    <w:p>
-      <w:pPr>
-        <w:pStyle w:val="Heading2"/>
-      </w:pPr>
-      <w:r>
-        <w:t xml:space="preserve">2026-10-02 02:32:08 · 用户 u_local…</w:t>
+        <w:t xml:space="preserve">私信会话 · 40 条消息 · 2026-10-02T03:38:07.307Z</w:t>
+      </w:r>
+    </w:p>
+    <w:p>
+      <w:pPr>
+        <w:pStyle w:val="Heading2"/>
+      </w:pPr>
+      <w:r>
+        <w:t xml:space="preserve">2026-10-02 11:38:07 · 用户 u_local…</w:t>
       </w:r>
     </w:p>
     <w:p>
@@ -41,7 +41,7 @@
         <w:pStyle w:val="Heading2"/>
       </w:pPr>
       <w:r>
-        <w:t xml:space="preserve">2026-10-02 02:32:08 · 用户 u_local…</w:t>
+        <w:t xml:space="preserve">2026-10-02 11:38:07 · 用户 u_local…</w:t>
       </w:r>
     </w:p>
     <w:p>
@@ -54,7 +54,7 @@
         <w:pStyle w:val="Heading2"/>
       </w:pPr>
       <w:r>
-        <w:t xml:space="preserve">2026-10-02 02:32:08 · 用户 u_local…</w:t>
+        <w:t xml:space="preserve">2026-10-02 11:38:07 · 用户 u_local…</w:t>
       </w:r>
     </w:p>
     <w:p>
@@ -67,7 +67,7 @@
         <w:pStyle w:val="Heading2"/>
       </w:pPr>
       <w:r>
-        <w:t xml:space="preserve">2026-10-02 02:32:08 · 用户 u_local…</w:t>
+        <w:t xml:space="preserve">2026-10-02 11:38:07 · 用户 u_local…</w:t>
       </w:r>
     </w:p>
     <w:p>
@@ -80,7 +80,7 @@
         <w:pStyle w:val="Heading2"/>
       </w:pPr>
       <w:r>
-        <w:t xml:space="preserve">2026-10-02 02:32:08 · 用户 u_local…</w:t>
+        <w:t xml:space="preserve">2026-10-02 11:38:07 · 用户 u_local…</w:t>
       </w:r>
     </w:p>
     <w:p>
@@ -93,7 +93,7 @@
         <w:pStyle w:val="Heading2"/>
       </w:pPr>
       <w:r>
-        <w:t xml:space="preserve">2026-10-02 02:32:08 · 用户 u_local…</w:t>
+        <w:t xml:space="preserve">2026-10-02 11:38:07 · 用户 u_local…</w:t>
       </w:r>
     </w:p>
     <w:p>
@@ -106,7 +106,7 @@
         <w:pStyle w:val="Heading2"/>
       </w:pPr>
       <w:r>
-        <w:t xml:space="preserve">2026-10-02 02:32:08 · 用户 u_local…</w:t>
+        <w:t xml:space="preserve">2026-10-02 11:38:07 · 用户 u_local…</w:t>
       </w:r>
     </w:p>
     <w:p>
@@ -119,7 +119,7 @@
         <w:pStyle w:val="Heading2"/>
       </w:pPr>
       <w:r>
-        <w:t xml:space="preserve">2026-10-02 02:32:08 · 用户 u_local…</w:t>
+        <w:t xml:space="preserve">2026-10-02 11:38:07 · 用户 u_local…</w:t>
       </w:r>
     </w:p>
     <w:p>
@@ -132,7 +132,7 @@
         <w:pStyle w:val="Heading2"/>
       </w:pPr>
       <w:r>
-        <w:t xml:space="preserve">2026-10-02 02:32:08 · 用户 u_local…</w:t>
+        <w:t xml:space="preserve">2026-10-02 11:38:07 · 用户 u_local…</w:t>
       </w:r>
     </w:p>
     <w:p>
@@ -145,7 +145,7 @@
         <w:pStyle w:val="Heading2"/>
       </w:pPr>
       <w:r>
-        <w:t xml:space="preserve">2026-10-02 02:32:08 · 用户 u_local…</w:t>
+        <w:t xml:space="preserve">2026-10-02 11:38:07 · 用户 u_local…</w:t>
       </w:r>
     </w:p>
     <w:p>
@@ -158,7 +158,7 @@
         <w:pStyle w:val="Heading2"/>
       </w:pPr>
       <w:r>
-        <w:t xml:space="preserve">2026-10-02 02:32:08 · 用户 u_local…</w:t>
+        <w:t xml:space="preserve">2026-10-02 11:38:07 · 用户 u_local…</w:t>
       </w:r>
     </w:p>
     <w:p>
@@ -171,7 +171,7 @@
         <w:pStyle w:val="Heading2"/>
       </w:pPr>
       <w:r>
-        <w:t xml:space="preserve">2026-10-02 02:32:08 · 用户 u_local…</w:t>
+        <w:t xml:space="preserve">2026-10-02 11:38:07 · 用户 u_local…</w:t>
       </w:r>
     </w:p>
     <w:p>
@@ -184,7 +184,7 @@
         <w:pStyle w:val="Heading2"/>
       </w:pPr>
       <w:r>
-        <w:t xml:space="preserve">2026-10-02 02:32:08 · 用户 u_local…</w:t>
+        <w:t xml:space="preserve">2026-10-02 11:38:07 · 用户 u_local…</w:t>
       </w:r>
     </w:p>
     <w:p>
@@ -197,7 +197,7 @@
         <w:pStyle w:val="Heading2"/>
       </w:pPr>
       <w:r>
-        <w:t xml:space="preserve">2026-10-02 02:32:08 · 用户 u_local…</w:t>
+        <w:t xml:space="preserve">2026-10-02 11:38:07 · 用户 u_local…</w:t>
       </w:r>
     </w:p>
     <w:p>
@@ -210,7 +210,7 @@
         <w:pStyle w:val="Heading2"/>
       </w:pPr>
       <w:r>
-        <w:t xml:space="preserve">2026-10-02 02:32:08 · 用户 u_local…</w:t>
+        <w:t xml:space="preserve">2026-10-02 11:38:07 · 用户 u_local…</w:t>
       </w:r>
     </w:p>
     <w:p>
@@ -223,7 +223,7 @@
         <w:pStyle w:val="Heading2"/>
       </w:pPr>
       <w:r>
-        <w:t xml:space="preserve">2026-10-02 02:32:08 · 用户 u_local…</w:t>
+        <w:t xml:space="preserve">2026-10-02 11:38:07 · 用户 u_local…</w:t>
       </w:r>
     </w:p>
     <w:p>
@@ -236,7 +236,7 @@
         <w:pStyle w:val="Heading2"/>
       </w:pPr>
       <w:r>
-        <w:t xml:space="preserve">2026-10-02 02:32:08 · 用户 u_local…</w:t>
+        <w:t xml:space="preserve">2026-10-02 11:38:07 · 用户 u_local…</w:t>
       </w:r>
     </w:p>
     <w:p>
@@ -249,7 +249,7 @@
         <w:pStyle w:val="Heading2"/>
       </w:pPr>
       <w:r>
-        <w:t xml:space="preserve">2026-10-02 02:32:08 · 用户 u_local…</w:t>
+        <w:t xml:space="preserve">2026-10-02 11:38:07 · 用户 u_local…</w:t>
       </w:r>
     </w:p>
     <w:p>
@@ -262,7 +262,7 @@
         <w:pStyle w:val="Heading2"/>
       </w:pPr>
       <w:r>
-        <w:t xml:space="preserve">2026-10-02 02:32:08 · 用户 u_local…</w:t>
+        <w:t xml:space="preserve">2026-10-02 11:38:07 · 用户 u_local…</w:t>
       </w:r>
     </w:p>
     <w:p>
@@ -275,7 +275,7 @@
         <w:pStyle w:val="Heading2"/>
       </w:pPr>
       <w:r>
-        <w:t xml:space="preserve">2026-10-02 02:32:08 · 用户 u_local…</w:t>
+        <w:t xml:space="preserve">2026-10-02 11:38:07 · 用户 u_local…</w:t>
       </w:r>
     </w:p>
     <w:p>
@@ -288,7 +288,7 @@
         <w:pStyle w:val="Heading2"/>
       </w:pPr>
       <w:r>
-        <w:t xml:space="preserve">2026-10-02 02:32:08 · 用户 u_local…</w:t>
+        <w:t xml:space="preserve">2026-10-02 11:38:07 · 用户 u_local…</w:t>
       </w:r>
     </w:p>
     <w:p>
@@ -301,7 +301,7 @@
         <w:pStyle w:val="Heading2"/>
       </w:pPr>
       <w:r>
-        <w:t xml:space="preserve">2026-10-02 02:32:08 · 用户 u_local…</w:t>
+        <w:t xml:space="preserve">2026-10-02 11:38:07 · 用户 u_local…</w:t>
       </w:r>
     </w:p>
     <w:p>
@@ -314,7 +314,7 @@
         <w:pStyle w:val="Heading2"/>
       </w:pPr>
       <w:r>
-        <w:t xml:space="preserve">2026-10-02 02:32:08 · 用户 u_local…</w:t>
+        <w:t xml:space="preserve">2026-10-02 11:38:07 · 用户 u_local…</w:t>
       </w:r>
     </w:p>
     <w:p>
@@ -327,7 +327,7 @@
         <w:pStyle w:val="Heading2"/>
       </w:pPr>
       <w:r>
-        <w:t xml:space="preserve">2026-10-02 02:32:08 · 用户 u_local…</w:t>
+        <w:t xml:space="preserve">2026-10-02 11:38:07 · 用户 u_local…</w:t>
       </w:r>
     </w:p>
     <w:p>
@@ -340,7 +340,7 @@
         <w:pStyle w:val="Heading2"/>
       </w:pPr>
       <w:r>
-        <w:t xml:space="preserve">2026-10-02 02:32:08 · 用户 u_local…</w:t>
+        <w:t xml:space="preserve">2026-10-02 11:38:07 · 用户 u_local…</w:t>
       </w:r>
     </w:p>
     <w:p>
@@ -353,7 +353,7 @@
         <w:pStyle w:val="Heading2"/>
       </w:pPr>
       <w:r>
-        <w:t xml:space="preserve">2026-10-02 02:32:08 · 用户 u_local…</w:t>
+        <w:t xml:space="preserve">2026-10-02 11:38:07 · 用户 u_local…</w:t>
       </w:r>
     </w:p>
     <w:p>
@@ -366,7 +366,7 @@
         <w:pStyle w:val="Heading2"/>
       </w:pPr>
       <w:r>
-        <w:t xml:space="preserve">2026-10-02 02:32:08 · 用户 u_local…</w:t>
+        <w:t xml:space="preserve">2026-10-02 11:38:07 · 用户 u_local…</w:t>
       </w:r>
     </w:p>
     <w:p>
@@ -379,7 +379,7 @@
         <w:pStyle w:val="Heading2"/>
       </w:pPr>
       <w:r>
-        <w:t xml:space="preserve">2026-10-02 02:32:08 · 用户 u_local…</w:t>
+        <w:t xml:space="preserve">2026-10-02 11:38:07 · 用户 u_local…</w:t>
       </w:r>
     </w:p>
     <w:p>
@@ -392,7 +392,7 @@
         <w:pStyle w:val="Heading2"/>
       </w:pPr>
       <w:r>
-        <w:t xml:space="preserve">2026-10-02 02:32:08 · 用户 u_local…</w:t>
+        <w:t xml:space="preserve">2026-10-02 11:38:07 · 用户 u_local…</w:t>
       </w:r>
     </w:p>
     <w:p>
@@ -405,7 +405,7 @@
         <w:pStyle w:val="Heading2"/>
       </w:pPr>
       <w:r>
-        <w:t xml:space="preserve">2026-10-02 02:32:08 · 用户 u_local…</w:t>
+        <w:t xml:space="preserve">2026-10-02 11:38:07 · 用户 u_local…</w:t>
       </w:r>
     </w:p>
     <w:p>
@@ -418,7 +418,7 @@
         <w:pStyle w:val="Heading2"/>
       </w:pPr>
       <w:r>
-        <w:t xml:space="preserve">2026-10-02 02:32:08 · 用户 u_local…</w:t>
+        <w:t xml:space="preserve">2026-10-02 11:38:07 · 用户 u_local…</w:t>
       </w:r>
     </w:p>
     <w:p>
@@ -431,7 +431,7 @@
         <w:pStyle w:val="Heading2"/>
       </w:pPr>
       <w:r>
-        <w:t xml:space="preserve">2026-10-02 02:32:08 · 用户 u_local…</w:t>
+        <w:t xml:space="preserve">2026-10-02 11:38:07 · 用户 u_local…</w:t>
       </w:r>
     </w:p>
     <w:p>
@@ -444,7 +444,7 @@
         <w:pStyle w:val="Heading2"/>
       </w:pPr>
       <w:r>
-        <w:t xml:space="preserve">2026-10-02 02:32:08 · 用户 u_local…</w:t>
+        <w:t xml:space="preserve">2026-10-02 11:38:07 · 用户 u_local…</w:t>
       </w:r>
     </w:p>
     <w:p>
@@ -457,7 +457,7 @@
         <w:pStyle w:val="Heading2"/>
       </w:pPr>
       <w:r>
-        <w:t xml:space="preserve">2026-10-02 02:32:08 · 用户 u_local…</w:t>
+        <w:t xml:space="preserve">2026-10-02 11:38:07 · 用户 u_local…</w:t>
       </w:r>
     </w:p>
     <w:p>
@@ -470,7 +470,7 @@
         <w:pStyle w:val="Heading2"/>
       </w:pPr>
       <w:r>
-        <w:t xml:space="preserve">2026-10-02 02:32:08 · 用户 u_local…</w:t>
+        <w:t xml:space="preserve">2026-10-02 11:38:07 · 用户 u_local…</w:t>
       </w:r>
     </w:p>
     <w:p>
@@ -483,7 +483,7 @@
         <w:pStyle w:val="Heading2"/>
       </w:pPr>
       <w:r>
-        <w:t xml:space="preserve">2026-10-02 02:32:08 · 用户 u_local…</w:t>
+        <w:t xml:space="preserve">2026-10-02 11:38:07 · 用户 u_local…</w:t>
       </w:r>
     </w:p>
     <w:p>
@@ -496,7 +496,7 @@
         <w:pStyle w:val="Heading2"/>
       </w:pPr>
       <w:r>
-        <w:t xml:space="preserve">2026-10-02 02:32:08 · 用户 u_local…</w:t>
+        <w:t xml:space="preserve">2026-10-02 11:38:07 · 用户 u_local…</w:t>
       </w:r>
     </w:p>
     <w:p>
@@ -509,7 +509,7 @@
         <w:pStyle w:val="Heading2"/>
       </w:pPr>
       <w:r>
-        <w:t xml:space="preserve">2026-10-02 02:32:08 · 用户 u_local…</w:t>
+        <w:t xml:space="preserve">2026-10-02 11:38:07 · 用户 u_local…</w:t>
       </w:r>
     </w:p>
     <w:p>
@@ -522,7 +522,7 @@
         <w:pStyle w:val="Heading2"/>
       </w:pPr>
       <w:r>
-        <w:t xml:space="preserve">2026-10-02 02:32:08 · 用户 u_local…</w:t>
+        <w:t xml:space="preserve">2026-10-02 11:38:07 · 用户 u_local…</w:t>
       </w:r>
     </w:p>
     <w:p>
@@ -535,7 +535,7 @@
         <w:pStyle w:val="Heading2"/>
       </w:pPr>
       <w:r>
-        <w:t xml:space="preserve">2026-10-02 02:32:08 · 用户 u_local…</w:t>
+        <w:t xml:space="preserve">2026-10-02 11:38:07 · 用户 u_local…</w:t>
       </w:r>
     </w:p>
     <w:p>

--- a/tests/artifacts/docx-word-evidence/长中文多页.docx
+++ b/tests/artifacts/docx-word-evidence/长中文多页.docx
@@ -20,15 +20,15 @@
         <w:rPr>
           <w:color w:val="68708A"/>
         </w:rPr>
-        <w:t xml:space="preserve">私信会话 · 40 条消息 · 2026-10-02T03:38:07.307Z</w:t>
-      </w:r>
-    </w:p>
-    <w:p>
-      <w:pPr>
-        <w:pStyle w:val="Heading2"/>
-      </w:pPr>
-      <w:r>
-        <w:t xml:space="preserve">2026-10-02 11:38:07 · 用户 u_local…</w:t>
+        <w:t xml:space="preserve">私信会话 · 40 条消息 · 2026-10-02T03:40:34.858Z</w:t>
+      </w:r>
+    </w:p>
+    <w:p>
+      <w:pPr>
+        <w:pStyle w:val="Heading2"/>
+      </w:pPr>
+      <w:r>
+        <w:t xml:space="preserve">2026-10-02 11:40:34 · 用户 u_local…</w:t>
       </w:r>
     </w:p>
     <w:p>
@@ -41,7 +41,7 @@
         <w:pStyle w:val="Heading2"/>
       </w:pPr>
       <w:r>
-        <w:t xml:space="preserve">2026-10-02 11:38:07 · 用户 u_local…</w:t>
+        <w:t xml:space="preserve">2026-10-02 11:40:34 · 用户 u_local…</w:t>
       </w:r>
     </w:p>
     <w:p>
@@ -54,7 +54,7 @@
         <w:pStyle w:val="Heading2"/>
       </w:pPr>
       <w:r>
-        <w:t xml:space="preserve">2026-10-02 11:38:07 · 用户 u_local…</w:t>
+        <w:t xml:space="preserve">2026-10-02 11:40:34 · 用户 u_local…</w:t>
       </w:r>
     </w:p>
     <w:p>
@@ -67,7 +67,7 @@
         <w:pStyle w:val="Heading2"/>
       </w:pPr>
       <w:r>
-        <w:t xml:space="preserve">2026-10-02 11:38:07 · 用户 u_local…</w:t>
+        <w:t xml:space="preserve">2026-10-02 11:40:34 · 用户 u_local…</w:t>
       </w:r>
     </w:p>
     <w:p>
@@ -80,7 +80,7 @@
         <w:pStyle w:val="Heading2"/>
       </w:pPr>
       <w:r>
-        <w:t xml:space="preserve">2026-10-02 11:38:07 · 用户 u_local…</w:t>
+        <w:t xml:space="preserve">2026-10-02 11:40:34 · 用户 u_local…</w:t>
       </w:r>
     </w:p>
     <w:p>
@@ -93,7 +93,7 @@
         <w:pStyle w:val="Heading2"/>
       </w:pPr>
       <w:r>
-        <w:t xml:space="preserve">2026-10-02 11:38:07 · 用户 u_local…</w:t>
+        <w:t xml:space="preserve">2026-10-02 11:40:34 · 用户 u_local…</w:t>
       </w:r>
     </w:p>
     <w:p>
@@ -106,7 +106,7 @@
         <w:pStyle w:val="Heading2"/>
       </w:pPr>
       <w:r>
-        <w:t xml:space="preserve">2026-10-02 11:38:07 · 用户 u_local…</w:t>
+        <w:t xml:space="preserve">2026-10-02 11:40:34 · 用户 u_local…</w:t>
       </w:r>
     </w:p>
     <w:p>
@@ -119,7 +119,7 @@
         <w:pStyle w:val="Heading2"/>
       </w:pPr>
       <w:r>
-        <w:t xml:space="preserve">2026-10-02 11:38:07 · 用户 u_local…</w:t>
+        <w:t xml:space="preserve">2026-10-02 11:40:34 · 用户 u_local…</w:t>
       </w:r>
     </w:p>
     <w:p>
@@ -132,7 +132,7 @@
         <w:pStyle w:val="Heading2"/>
       </w:pPr>
       <w:r>
-        <w:t xml:space="preserve">2026-10-02 11:38:07 · 用户 u_local…</w:t>
+        <w:t xml:space="preserve">2026-10-02 11:40:34 · 用户 u_local…</w:t>
       </w:r>
     </w:p>
     <w:p>
@@ -145,7 +145,7 @@
         <w:pStyle w:val="Heading2"/>
       </w:pPr>
       <w:r>
-        <w:t xml:space="preserve">2026-10-02 11:38:07 · 用户 u_local…</w:t>
+        <w:t xml:space="preserve">2026-10-02 11:40:34 · 用户 u_local…</w:t>
       </w:r>
     </w:p>
     <w:p>
@@ -158,7 +158,7 @@
         <w:pStyle w:val="Heading2"/>
       </w:pPr>
       <w:r>
-        <w:t xml:space="preserve">2026-10-02 11:38:07 · 用户 u_local…</w:t>
+        <w:t xml:space="preserve">2026-10-02 11:40:34 · 用户 u_local…</w:t>
       </w:r>
     </w:p>
     <w:p>
@@ -171,7 +171,7 @@
         <w:pStyle w:val="Heading2"/>
       </w:pPr>
       <w:r>
-        <w:t xml:space="preserve">2026-10-02 11:38:07 · 用户 u_local…</w:t>
+        <w:t xml:space="preserve">2026-10-02 11:40:34 · 用户 u_local…</w:t>
       </w:r>
     </w:p>
     <w:p>
@@ -184,7 +184,7 @@
         <w:pStyle w:val="Heading2"/>
       </w:pPr>
       <w:r>
-        <w:t xml:space="preserve">2026-10-02 11:38:07 · 用户 u_local…</w:t>
+        <w:t xml:space="preserve">2026-10-02 11:40:34 · 用户 u_local…</w:t>
       </w:r>
     </w:p>
     <w:p>
@@ -197,7 +197,7 @@
         <w:pStyle w:val="Heading2"/>
       </w:pPr>
       <w:r>
-        <w:t xml:space="preserve">2026-10-02 11:38:07 · 用户 u_local…</w:t>
+        <w:t xml:space="preserve">2026-10-02 11:40:34 · 用户 u_local…</w:t>
       </w:r>
     </w:p>
     <w:p>
@@ -210,7 +210,7 @@
         <w:pStyle w:val="Heading2"/>
       </w:pPr>
       <w:r>
-        <w:t xml:space="preserve">2026-10-02 11:38:07 · 用户 u_local…</w:t>
+        <w:t xml:space="preserve">2026-10-02 11:40:34 · 用户 u_local…</w:t>
       </w:r>
     </w:p>
     <w:p>
@@ -223,7 +223,7 @@
         <w:pStyle w:val="Heading2"/>
       </w:pPr>
       <w:r>
-        <w:t xml:space="preserve">2026-10-02 11:38:07 · 用户 u_local…</w:t>
+        <w:t xml:space="preserve">2026-10-02 11:40:34 · 用户 u_local…</w:t>
       </w:r>
     </w:p>
     <w:p>
@@ -236,7 +236,7 @@
         <w:pStyle w:val="Heading2"/>
       </w:pPr>
       <w:r>
-        <w:t xml:space="preserve">2026-10-02 11:38:07 · 用户 u_local…</w:t>
+        <w:t xml:space="preserve">2026-10-02 11:40:34 · 用户 u_local…</w:t>
       </w:r>
     </w:p>
     <w:p>
@@ -249,7 +249,7 @@
         <w:pStyle w:val="Heading2"/>
       </w:pPr>
       <w:r>
-        <w:t xml:space="preserve">2026-10-02 11:38:07 · 用户 u_local…</w:t>
+        <w:t xml:space="preserve">2026-10-02 11:40:34 · 用户 u_local…</w:t>
       </w:r>
     </w:p>
     <w:p>
@@ -262,7 +262,7 @@
         <w:pStyle w:val="Heading2"/>
       </w:pPr>
       <w:r>
-        <w:t xml:space="preserve">2026-10-02 11:38:07 · 用户 u_local…</w:t>
+        <w:t xml:space="preserve">2026-10-02 11:40:34 · 用户 u_local…</w:t>
       </w:r>
     </w:p>
     <w:p>
@@ -275,7 +275,7 @@
         <w:pStyle w:val="Heading2"/>
       </w:pPr>
       <w:r>
-        <w:t xml:space="preserve">2026-10-02 11:38:07 · 用户 u_local…</w:t>
+        <w:t xml:space="preserve">2026-10-02 11:40:34 · 用户 u_local…</w:t>
       </w:r>
     </w:p>
     <w:p>
@@ -288,7 +288,7 @@
         <w:pStyle w:val="Heading2"/>
       </w:pPr>
       <w:r>
-        <w:t xml:space="preserve">2026-10-02 11:38:07 · 用户 u_local…</w:t>
+        <w:t xml:space="preserve">2026-10-02 11:40:34 · 用户 u_local…</w:t>
       </w:r>
     </w:p>
     <w:p>
@@ -301,7 +301,7 @@
         <w:pStyle w:val="Heading2"/>
       </w:pPr>
       <w:r>
-        <w:t xml:space="preserve">2026-10-02 11:38:07 · 用户 u_local…</w:t>
+        <w:t xml:space="preserve">2026-10-02 11:40:34 · 用户 u_local…</w:t>
       </w:r>
     </w:p>
     <w:p>
@@ -314,7 +314,7 @@
         <w:pStyle w:val="Heading2"/>
       </w:pPr>
       <w:r>
-        <w:t xml:space="preserve">2026-10-02 11:38:07 · 用户 u_local…</w:t>
+        <w:t xml:space="preserve">2026-10-02 11:40:34 · 用户 u_local…</w:t>
       </w:r>
     </w:p>
     <w:p>
@@ -327,7 +327,7 @@
         <w:pStyle w:val="Heading2"/>
       </w:pPr>
       <w:r>
-        <w:t xml:space="preserve">2026-10-02 11:38:07 · 用户 u_local…</w:t>
+        <w:t xml:space="preserve">2026-10-02 11:40:34 · 用户 u_local…</w:t>
       </w:r>
     </w:p>
     <w:p>
@@ -340,7 +340,7 @@
         <w:pStyle w:val="Heading2"/>
       </w:pPr>
       <w:r>
-        <w:t xml:space="preserve">2026-10-02 11:38:07 · 用户 u_local…</w:t>
+        <w:t xml:space="preserve">2026-10-02 11:40:34 · 用户 u_local…</w:t>
       </w:r>
     </w:p>
     <w:p>
@@ -353,7 +353,7 @@
         <w:pStyle w:val="Heading2"/>
       </w:pPr>
       <w:r>
-        <w:t xml:space="preserve">2026-10-02 11:38:07 · 用户 u_local…</w:t>
+        <w:t xml:space="preserve">2026-10-02 11:40:34 · 用户 u_local…</w:t>
       </w:r>
     </w:p>
     <w:p>
@@ -366,7 +366,7 @@
         <w:pStyle w:val="Heading2"/>
       </w:pPr>
       <w:r>
-        <w:t xml:space="preserve">2026-10-02 11:38:07 · 用户 u_local…</w:t>
+        <w:t xml:space="preserve">2026-10-02 11:40:34 · 用户 u_local…</w:t>
       </w:r>
     </w:p>
     <w:p>
@@ -379,7 +379,7 @@
         <w:pStyle w:val="Heading2"/>
       </w:pPr>
       <w:r>
-        <w:t xml:space="preserve">2026-10-02 11:38:07 · 用户 u_local…</w:t>
+        <w:t xml:space="preserve">2026-10-02 11:40:34 · 用户 u_local…</w:t>
       </w:r>
     </w:p>
     <w:p>
@@ -392,7 +392,7 @@
         <w:pStyle w:val="Heading2"/>
       </w:pPr>
       <w:r>
-        <w:t xml:space="preserve">2026-10-02 11:38:07 · 用户 u_local…</w:t>
+        <w:t xml:space="preserve">2026-10-02 11:40:34 · 用户 u_local…</w:t>
       </w:r>
     </w:p>
     <w:p>
@@ -405,7 +405,7 @@
         <w:pStyle w:val="Heading2"/>
       </w:pPr>
       <w:r>
-        <w:t xml:space="preserve">2026-10-02 11:38:07 · 用户 u_local…</w:t>
+        <w:t xml:space="preserve">2026-10-02 11:40:34 · 用户 u_local…</w:t>
       </w:r>
     </w:p>
     <w:p>
@@ -418,7 +418,7 @@
         <w:pStyle w:val="Heading2"/>
       </w:pPr>
       <w:r>
-        <w:t xml:space="preserve">2026-10-02 11:38:07 · 用户 u_local…</w:t>
+        <w:t xml:space="preserve">2026-10-02 11:40:34 · 用户 u_local…</w:t>
       </w:r>
     </w:p>
     <w:p>
@@ -431,7 +431,7 @@
         <w:pStyle w:val="Heading2"/>
       </w:pPr>
       <w:r>
-        <w:t xml:space="preserve">2026-10-02 11:38:07 · 用户 u_local…</w:t>
+        <w:t xml:space="preserve">2026-10-02 11:40:34 · 用户 u_local…</w:t>
       </w:r>
     </w:p>
     <w:p>
@@ -444,7 +444,7 @@
         <w:pStyle w:val="Heading2"/>
       </w:pPr>
       <w:r>
-        <w:t xml:space="preserve">2026-10-02 11:38:07 · 用户 u_local…</w:t>
+        <w:t xml:space="preserve">2026-10-02 11:40:34 · 用户 u_local…</w:t>
       </w:r>
     </w:p>
     <w:p>
@@ -457,7 +457,7 @@
         <w:pStyle w:val="Heading2"/>
       </w:pPr>
       <w:r>
-        <w:t xml:space="preserve">2026-10-02 11:38:07 · 用户 u_local…</w:t>
+        <w:t xml:space="preserve">2026-10-02 11:40:34 · 用户 u_local…</w:t>
       </w:r>
     </w:p>
     <w:p>
@@ -470,7 +470,7 @@
         <w:pStyle w:val="Heading2"/>
       </w:pPr>
       <w:r>
-        <w:t xml:space="preserve">2026-10-02 11:38:07 · 用户 u_local…</w:t>
+        <w:t xml:space="preserve">2026-10-02 11:40:34 · 用户 u_local…</w:t>
       </w:r>
     </w:p>
     <w:p>
@@ -483,7 +483,7 @@
         <w:pStyle w:val="Heading2"/>
       </w:pPr>
       <w:r>
-        <w:t xml:space="preserve">2026-10-02 11:38:07 · 用户 u_local…</w:t>
+        <w:t xml:space="preserve">2026-10-02 11:40:34 · 用户 u_local…</w:t>
       </w:r>
     </w:p>
     <w:p>
@@ -496,7 +496,7 @@
         <w:pStyle w:val="Heading2"/>
       </w:pPr>
       <w:r>
-        <w:t xml:space="preserve">2026-10-02 11:38:07 · 用户 u_local…</w:t>
+        <w:t xml:space="preserve">2026-10-02 11:40:34 · 用户 u_local…</w:t>
       </w:r>
     </w:p>
     <w:p>
@@ -509,7 +509,7 @@
         <w:pStyle w:val="Heading2"/>
       </w:pPr>
       <w:r>
-        <w:t xml:space="preserve">2026-10-02 11:38:07 · 用户 u_local…</w:t>
+        <w:t xml:space="preserve">2026-10-02 11:40:34 · 用户 u_local…</w:t>
       </w:r>
     </w:p>
     <w:p>
@@ -522,7 +522,7 @@
         <w:pStyle w:val="Heading2"/>
       </w:pPr>
       <w:r>
-        <w:t xml:space="preserve">2026-10-02 11:38:07 · 用户 u_local…</w:t>
+        <w:t xml:space="preserve">2026-10-02 11:40:34 · 用户 u_local…</w:t>
       </w:r>
     </w:p>
     <w:p>
@@ -535,7 +535,7 @@
         <w:pStyle w:val="Heading2"/>
       </w:pPr>
       <w:r>
-        <w:t xml:space="preserve">2026-10-02 11:38:07 · 用户 u_local…</w:t>
+        <w:t xml:space="preserve">2026-10-02 11:40:34 · 用户 u_local…</w:t>
       </w:r>
     </w:p>
     <w:p>

--- a/tests/artifacts/docx-word-evidence/长中文多页.docx
+++ b/tests/artifacts/docx-word-evidence/长中文多页.docx
@@ -20,15 +20,15 @@
         <w:rPr>
           <w:color w:val="68708A"/>
         </w:rPr>
-        <w:t xml:space="preserve">私信会话 · 40 条消息 · 2026-10-02T03:40:34.858Z</w:t>
-      </w:r>
-    </w:p>
-    <w:p>
-      <w:pPr>
-        <w:pStyle w:val="Heading2"/>
-      </w:pPr>
-      <w:r>
-        <w:t xml:space="preserve">2026-10-02 11:40:34 · 用户 u_local…</w:t>
+        <w:t xml:space="preserve">私信会话 · 40 条消息 · 2026-10-02T16:51:14.963Z</w:t>
+      </w:r>
+    </w:p>
+    <w:p>
+      <w:pPr>
+        <w:pStyle w:val="Heading2"/>
+      </w:pPr>
+      <w:r>
+        <w:t xml:space="preserve">2026-10-03 00:51:14 · 用户 u_local…</w:t>
       </w:r>
     </w:p>
     <w:p>
@@ -41,7 +41,7 @@
         <w:pStyle w:val="Heading2"/>
       </w:pPr>
       <w:r>
-        <w:t xml:space="preserve">2026-10-02 11:40:34 · 用户 u_local…</w:t>
+        <w:t xml:space="preserve">2026-10-03 00:51:14 · 用户 u_local…</w:t>
       </w:r>
     </w:p>
     <w:p>
@@ -54,7 +54,7 @@
         <w:pStyle w:val="Heading2"/>
       </w:pPr>
       <w:r>
-        <w:t xml:space="preserve">2026-10-02 11:40:34 · 用户 u_local…</w:t>
+        <w:t xml:space="preserve">2026-10-03 00:51:14 · 用户 u_local…</w:t>
       </w:r>
     </w:p>
     <w:p>
@@ -67,7 +67,7 @@
         <w:pStyle w:val="Heading2"/>
       </w:pPr>
       <w:r>
-        <w:t xml:space="preserve">2026-10-02 11:40:34 · 用户 u_local…</w:t>
+        <w:t xml:space="preserve">2026-10-03 00:51:14 · 用户 u_local…</w:t>
       </w:r>
     </w:p>
     <w:p>
@@ -80,7 +80,7 @@
         <w:pStyle w:val="Heading2"/>
       </w:pPr>
       <w:r>
-        <w:t xml:space="preserve">2026-10-02 11:40:34 · 用户 u_local…</w:t>
+        <w:t xml:space="preserve">2026-10-03 00:51:14 · 用户 u_local…</w:t>
       </w:r>
     </w:p>
     <w:p>
@@ -93,7 +93,7 @@
         <w:pStyle w:val="Heading2"/>
       </w:pPr>
       <w:r>
-        <w:t xml:space="preserve">2026-10-02 11:40:34 · 用户 u_local…</w:t>
+        <w:t xml:space="preserve">2026-10-03 00:51:14 · 用户 u_local…</w:t>
       </w:r>
     </w:p>
     <w:p>
@@ -106,7 +106,7 @@
         <w:pStyle w:val="Heading2"/>
       </w:pPr>
       <w:r>
-        <w:t xml:space="preserve">2026-10-02 11:40:34 · 用户 u_local…</w:t>
+        <w:t xml:space="preserve">2026-10-03 00:51:14 · 用户 u_local…</w:t>
       </w:r>
     </w:p>
     <w:p>
@@ -119,7 +119,7 @@
         <w:pStyle w:val="Heading2"/>
       </w:pPr>
       <w:r>
-        <w:t xml:space="preserve">2026-10-02 11:40:34 · 用户 u_local…</w:t>
+        <w:t xml:space="preserve">2026-10-03 00:51:14 · 用户 u_local…</w:t>
       </w:r>
     </w:p>
     <w:p>
@@ -132,7 +132,7 @@
         <w:pStyle w:val="Heading2"/>
       </w:pPr>
       <w:r>
-        <w:t xml:space="preserve">2026-10-02 11:40:34 · 用户 u_local…</w:t>
+        <w:t xml:space="preserve">2026-10-03 00:51:14 · 用户 u_local…</w:t>
       </w:r>
     </w:p>
     <w:p>
@@ -145,7 +145,7 @@
         <w:pStyle w:val="Heading2"/>
       </w:pPr>
       <w:r>
-        <w:t xml:space="preserve">2026-10-02 11:40:34 · 用户 u_local…</w:t>
+        <w:t xml:space="preserve">2026-10-03 00:51:14 · 用户 u_local…</w:t>
       </w:r>
     </w:p>
     <w:p>
@@ -158,7 +158,7 @@
         <w:pStyle w:val="Heading2"/>
       </w:pPr>
       <w:r>
-        <w:t xml:space="preserve">2026-10-02 11:40:34 · 用户 u_local…</w:t>
+        <w:t xml:space="preserve">2026-10-03 00:51:14 · 用户 u_local…</w:t>
       </w:r>
     </w:p>
     <w:p>
@@ -171,7 +171,7 @@
         <w:pStyle w:val="Heading2"/>
       </w:pPr>
       <w:r>
-        <w:t xml:space="preserve">2026-10-02 11:40:34 · 用户 u_local…</w:t>
+        <w:t xml:space="preserve">2026-10-03 00:51:14 · 用户 u_local…</w:t>
       </w:r>
     </w:p>
     <w:p>
@@ -184,7 +184,7 @@
         <w:pStyle w:val="Heading2"/>
       </w:pPr>
       <w:r>
-        <w:t xml:space="preserve">2026-10-02 11:40:34 · 用户 u_local…</w:t>
+        <w:t xml:space="preserve">2026-10-03 00:51:14 · 用户 u_local…</w:t>
       </w:r>
     </w:p>
     <w:p>
@@ -197,7 +197,7 @@
         <w:pStyle w:val="Heading2"/>
       </w:pPr>
       <w:r>
-        <w:t xml:space="preserve">2026-10-02 11:40:34 · 用户 u_local…</w:t>
+        <w:t xml:space="preserve">2026-10-03 00:51:14 · 用户 u_local…</w:t>
       </w:r>
     </w:p>
     <w:p>
@@ -210,7 +210,7 @@
         <w:pStyle w:val="Heading2"/>
       </w:pPr>
       <w:r>
-        <w:t xml:space="preserve">2026-10-02 11:40:34 · 用户 u_local…</w:t>
+        <w:t xml:space="preserve">2026-10-03 00:51:14 · 用户 u_local…</w:t>
       </w:r>
     </w:p>
     <w:p>
@@ -223,7 +223,7 @@
         <w:pStyle w:val="Heading2"/>
       </w:pPr>
       <w:r>
-        <w:t xml:space="preserve">2026-10-02 11:40:34 · 用户 u_local…</w:t>
+        <w:t xml:space="preserve">2026-10-03 00:51:14 · 用户 u_local…</w:t>
       </w:r>
     </w:p>
     <w:p>
@@ -236,7 +236,7 @@
         <w:pStyle w:val="Heading2"/>
       </w:pPr>
       <w:r>
-        <w:t xml:space="preserve">2026-10-02 11:40:34 · 用户 u_local…</w:t>
+        <w:t xml:space="preserve">2026-10-03 00:51:14 · 用户 u_local…</w:t>
       </w:r>
     </w:p>
     <w:p>
@@ -249,7 +249,7 @@
         <w:pStyle w:val="Heading2"/>
       </w:pPr>
       <w:r>
-        <w:t xml:space="preserve">2026-10-02 11:40:34 · 用户 u_local…</w:t>
+        <w:t xml:space="preserve">2026-10-03 00:51:14 · 用户 u_local…</w:t>
       </w:r>
     </w:p>
     <w:p>
@@ -262,7 +262,7 @@
         <w:pStyle w:val="Heading2"/>
       </w:pPr>
       <w:r>
-        <w:t xml:space="preserve">2026-10-02 11:40:34 · 用户 u_local…</w:t>
+        <w:t xml:space="preserve">2026-10-03 00:51:14 · 用户 u_local…</w:t>
       </w:r>
     </w:p>
     <w:p>
@@ -275,7 +275,7 @@
         <w:pStyle w:val="Heading2"/>
       </w:pPr>
       <w:r>
-        <w:t xml:space="preserve">2026-10-02 11:40:34 · 用户 u_local…</w:t>
+        <w:t xml:space="preserve">2026-10-03 00:51:14 · 用户 u_local…</w:t>
       </w:r>
     </w:p>
     <w:p>
@@ -288,7 +288,7 @@
         <w:pStyle w:val="Heading2"/>
       </w:pPr>
       <w:r>
-        <w:t xml:space="preserve">2026-10-02 11:40:34 · 用户 u_local…</w:t>
+        <w:t xml:space="preserve">2026-10-03 00:51:14 · 用户 u_local…</w:t>
       </w:r>
     </w:p>
     <w:p>
@@ -301,7 +301,7 @@
         <w:pStyle w:val="Heading2"/>
       </w:pPr>
       <w:r>
-        <w:t xml:space="preserve">2026-10-02 11:40:34 · 用户 u_local…</w:t>
+        <w:t xml:space="preserve">2026-10-03 00:51:14 · 用户 u_local…</w:t>
       </w:r>
     </w:p>
     <w:p>
@@ -314,7 +314,7 @@
         <w:pStyle w:val="Heading2"/>
       </w:pPr>
       <w:r>
-        <w:t xml:space="preserve">2026-10-02 11:40:34 · 用户 u_local…</w:t>
+        <w:t xml:space="preserve">2026-10-03 00:51:14 · 用户 u_local…</w:t>
       </w:r>
     </w:p>
     <w:p>
@@ -327,7 +327,7 @@
         <w:pStyle w:val="Heading2"/>
       </w:pPr>
       <w:r>
-        <w:t xml:space="preserve">2026-10-02 11:40:34 · 用户 u_local…</w:t>
+        <w:t xml:space="preserve">2026-10-03 00:51:14 · 用户 u_local…</w:t>
       </w:r>
     </w:p>
     <w:p>
@@ -340,7 +340,7 @@
         <w:pStyle w:val="Heading2"/>
       </w:pPr>
       <w:r>
-        <w:t xml:space="preserve">2026-10-02 11:40:34 · 用户 u_local…</w:t>
+        <w:t xml:space="preserve">2026-10-03 00:51:14 · 用户 u_local…</w:t>
       </w:r>
     </w:p>
     <w:p>
@@ -353,7 +353,7 @@
         <w:pStyle w:val="Heading2"/>
       </w:pPr>
       <w:r>
-        <w:t xml:space="preserve">2026-10-02 11:40:34 · 用户 u_local…</w:t>
+        <w:t xml:space="preserve">2026-10-03 00:51:14 · 用户 u_local…</w:t>
       </w:r>
     </w:p>
     <w:p>
@@ -366,7 +366,7 @@
         <w:pStyle w:val="Heading2"/>
       </w:pPr>
       <w:r>
-        <w:t xml:space="preserve">2026-10-02 11:40:34 · 用户 u_local…</w:t>
+        <w:t xml:space="preserve">2026-10-03 00:51:14 · 用户 u_local…</w:t>
       </w:r>
     </w:p>
     <w:p>
@@ -379,7 +379,7 @@
         <w:pStyle w:val="Heading2"/>
       </w:pPr>
       <w:r>
-        <w:t xml:space="preserve">2026-10-02 11:40:34 · 用户 u_local…</w:t>
+        <w:t xml:space="preserve">2026-10-03 00:51:14 · 用户 u_local…</w:t>
       </w:r>
     </w:p>
     <w:p>
@@ -392,7 +392,7 @@
         <w:pStyle w:val="Heading2"/>
       </w:pPr>
       <w:r>
-        <w:t xml:space="preserve">2026-10-02 11:40:34 · 用户 u_local…</w:t>
+        <w:t xml:space="preserve">2026-10-03 00:51:14 · 用户 u_local…</w:t>
       </w:r>
     </w:p>
     <w:p>
@@ -405,7 +405,7 @@
         <w:pStyle w:val="Heading2"/>
       </w:pPr>
       <w:r>
-        <w:t xml:space="preserve">2026-10-02 11:40:34 · 用户 u_local…</w:t>
+        <w:t xml:space="preserve">2026-10-03 00:51:14 · 用户 u_local…</w:t>
       </w:r>
     </w:p>
     <w:p>
@@ -418,7 +418,7 @@
         <w:pStyle w:val="Heading2"/>
       </w:pPr>
       <w:r>
-        <w:t xml:space="preserve">2026-10-02 11:40:34 · 用户 u_local…</w:t>
+        <w:t xml:space="preserve">2026-10-03 00:51:14 · 用户 u_local…</w:t>
       </w:r>
     </w:p>
     <w:p>
@@ -431,7 +431,7 @@
         <w:pStyle w:val="Heading2"/>
       </w:pPr>
       <w:r>
-        <w:t xml:space="preserve">2026-10-02 11:40:34 · 用户 u_local…</w:t>
+        <w:t xml:space="preserve">2026-10-03 00:51:14 · 用户 u_local…</w:t>
       </w:r>
     </w:p>
     <w:p>
@@ -444,7 +444,7 @@
         <w:pStyle w:val="Heading2"/>
       </w:pPr>
       <w:r>
-        <w:t xml:space="preserve">2026-10-02 11:40:34 · 用户 u_local…</w:t>
+        <w:t xml:space="preserve">2026-10-03 00:51:14 · 用户 u_local…</w:t>
       </w:r>
     </w:p>
     <w:p>
@@ -457,7 +457,7 @@
         <w:pStyle w:val="Heading2"/>
       </w:pPr>
       <w:r>
-        <w:t xml:space="preserve">2026-10-02 11:40:34 · 用户 u_local…</w:t>
+        <w:t xml:space="preserve">2026-10-03 00:51:14 · 用户 u_local…</w:t>
       </w:r>
     </w:p>
     <w:p>
@@ -470,7 +470,7 @@
         <w:pStyle w:val="Heading2"/>
       </w:pPr>
       <w:r>
-        <w:t xml:space="preserve">2026-10-02 11:40:34 · 用户 u_local…</w:t>
+        <w:t xml:space="preserve">2026-10-03 00:51:14 · 用户 u_local…</w:t>
       </w:r>
     </w:p>
     <w:p>
@@ -483,7 +483,7 @@
         <w:pStyle w:val="Heading2"/>
       </w:pPr>
       <w:r>
-        <w:t xml:space="preserve">2026-10-02 11:40:34 · 用户 u_local…</w:t>
+        <w:t xml:space="preserve">2026-10-03 00:51:14 · 用户 u_local…</w:t>
       </w:r>
     </w:p>
     <w:p>
@@ -496,7 +496,7 @@
         <w:pStyle w:val="Heading2"/>
       </w:pPr>
       <w:r>
-        <w:t xml:space="preserve">2026-10-02 11:40:34 · 用户 u_local…</w:t>
+        <w:t xml:space="preserve">2026-10-03 00:51:14 · 用户 u_local…</w:t>
       </w:r>
     </w:p>
     <w:p>
@@ -509,7 +509,7 @@
         <w:pStyle w:val="Heading2"/>
       </w:pPr>
       <w:r>
-        <w:t xml:space="preserve">2026-10-02 11:40:34 · 用户 u_local…</w:t>
+        <w:t xml:space="preserve">2026-10-03 00:51:14 · 用户 u_local…</w:t>
       </w:r>
     </w:p>
     <w:p>
@@ -522,7 +522,7 @@
         <w:pStyle w:val="Heading2"/>
       </w:pPr>
       <w:r>
-        <w:t xml:space="preserve">2026-10-02 11:40:34 · 用户 u_local…</w:t>
+        <w:t xml:space="preserve">2026-10-03 00:51:14 · 用户 u_local…</w:t>
       </w:r>
     </w:p>
     <w:p>
@@ -535,7 +535,7 @@
         <w:pStyle w:val="Heading2"/>
       </w:pPr>
       <w:r>
-        <w:t xml:space="preserve">2026-10-02 11:40:34 · 用户 u_local…</w:t>
+        <w:t xml:space="preserve">2026-10-03 00:51:14 · 用户 u_local…</w:t>
       </w:r>
     </w:p>
     <w:p>

--- a/tests/artifacts/docx-word-evidence/长中文多页.docx
+++ b/tests/artifacts/docx-word-evidence/长中文多页.docx
@@ -20,15 +20,15 @@
         <w:rPr>
           <w:color w:val="68708A"/>
         </w:rPr>
-        <w:t xml:space="preserve">私信会话 · 40 条消息 · 2026-10-02T16:51:14.963Z</w:t>
-      </w:r>
-    </w:p>
-    <w:p>
-      <w:pPr>
-        <w:pStyle w:val="Heading2"/>
-      </w:pPr>
-      <w:r>
-        <w:t xml:space="preserve">2026-10-03 00:51:14 · 用户 u_local…</w:t>
+        <w:t xml:space="preserve">私信会话 · 40 条消息 · 2026-10-03T13:18:00.197Z</w:t>
+      </w:r>
+    </w:p>
+    <w:p>
+      <w:pPr>
+        <w:pStyle w:val="Heading2"/>
+      </w:pPr>
+      <w:r>
+        <w:t xml:space="preserve">2026-10-03 21:18:00 · 用户 u_local…</w:t>
       </w:r>
     </w:p>
     <w:p>
@@ -41,7 +41,7 @@
         <w:pStyle w:val="Heading2"/>
       </w:pPr>
       <w:r>
-        <w:t xml:space="preserve">2026-10-03 00:51:14 · 用户 u_local…</w:t>
+        <w:t xml:space="preserve">2026-10-03 21:18:00 · 用户 u_local…</w:t>
       </w:r>
     </w:p>
     <w:p>
@@ -54,7 +54,7 @@
         <w:pStyle w:val="Heading2"/>
       </w:pPr>
       <w:r>
-        <w:t xml:space="preserve">2026-10-03 00:51:14 · 用户 u_local…</w:t>
+        <w:t xml:space="preserve">2026-10-03 21:18:00 · 用户 u_local…</w:t>
       </w:r>
     </w:p>
     <w:p>
@@ -67,7 +67,7 @@
         <w:pStyle w:val="Heading2"/>
       </w:pPr>
       <w:r>
-        <w:t xml:space="preserve">2026-10-03 00:51:14 · 用户 u_local…</w:t>
+        <w:t xml:space="preserve">2026-10-03 21:18:00 · 用户 u_local…</w:t>
       </w:r>
     </w:p>
     <w:p>
@@ -80,7 +80,7 @@
         <w:pStyle w:val="Heading2"/>
       </w:pPr>
       <w:r>
-        <w:t xml:space="preserve">2026-10-03 00:51:14 · 用户 u_local…</w:t>
+        <w:t xml:space="preserve">2026-10-03 21:18:00 · 用户 u_local…</w:t>
       </w:r>
     </w:p>
     <w:p>
@@ -93,7 +93,7 @@
         <w:pStyle w:val="Heading2"/>
       </w:pPr>
       <w:r>
-        <w:t xml:space="preserve">2026-10-03 00:51:14 · 用户 u_local…</w:t>
+        <w:t xml:space="preserve">2026-10-03 21:18:00 · 用户 u_local…</w:t>
       </w:r>
     </w:p>
     <w:p>
@@ -106,7 +106,7 @@
         <w:pStyle w:val="Heading2"/>
       </w:pPr>
       <w:r>
-        <w:t xml:space="preserve">2026-10-03 00:51:14 · 用户 u_local…</w:t>
+        <w:t xml:space="preserve">2026-10-03 21:18:00 · 用户 u_local…</w:t>
       </w:r>
     </w:p>
     <w:p>
@@ -119,7 +119,7 @@
         <w:pStyle w:val="Heading2"/>
       </w:pPr>
       <w:r>
-        <w:t xml:space="preserve">2026-10-03 00:51:14 · 用户 u_local…</w:t>
+        <w:t xml:space="preserve">2026-10-03 21:18:00 · 用户 u_local…</w:t>
       </w:r>
     </w:p>
     <w:p>
@@ -132,7 +132,7 @@
         <w:pStyle w:val="Heading2"/>
       </w:pPr>
       <w:r>
-        <w:t xml:space="preserve">2026-10-03 00:51:14 · 用户 u_local…</w:t>
+        <w:t xml:space="preserve">2026-10-03 21:18:00 · 用户 u_local…</w:t>
       </w:r>
     </w:p>
     <w:p>
@@ -145,7 +145,7 @@
         <w:pStyle w:val="Heading2"/>
       </w:pPr>
       <w:r>
-        <w:t xml:space="preserve">2026-10-03 00:51:14 · 用户 u_local…</w:t>
+        <w:t xml:space="preserve">2026-10-03 21:18:00 · 用户 u_local…</w:t>
       </w:r>
     </w:p>
     <w:p>
@@ -158,7 +158,7 @@
         <w:pStyle w:val="Heading2"/>
       </w:pPr>
       <w:r>
-        <w:t xml:space="preserve">2026-10-03 00:51:14 · 用户 u_local…</w:t>
+        <w:t xml:space="preserve">2026-10-03 21:18:00 · 用户 u_local…</w:t>
       </w:r>
     </w:p>
     <w:p>
@@ -171,7 +171,7 @@
         <w:pStyle w:val="Heading2"/>
       </w:pPr>
       <w:r>
-        <w:t xml:space="preserve">2026-10-03 00:51:14 · 用户 u_local…</w:t>
+        <w:t xml:space="preserve">2026-10-03 21:18:00 · 用户 u_local…</w:t>
       </w:r>
     </w:p>
     <w:p>
@@ -184,7 +184,7 @@
         <w:pStyle w:val="Heading2"/>
       </w:pPr>
       <w:r>
-        <w:t xml:space="preserve">2026-10-03 00:51:14 · 用户 u_local…</w:t>
+        <w:t xml:space="preserve">2026-10-03 21:18:00 · 用户 u_local…</w:t>
       </w:r>
     </w:p>
     <w:p>
@@ -197,7 +197,7 @@
         <w:pStyle w:val="Heading2"/>
       </w:pPr>
       <w:r>
-        <w:t xml:space="preserve">2026-10-03 00:51:14 · 用户 u_local…</w:t>
+        <w:t xml:space="preserve">2026-10-03 21:18:00 · 用户 u_local…</w:t>
       </w:r>
     </w:p>
     <w:p>
@@ -210,7 +210,7 @@
         <w:pStyle w:val="Heading2"/>
       </w:pPr>
       <w:r>
-        <w:t xml:space="preserve">2026-10-03 00:51:14 · 用户 u_local…</w:t>
+        <w:t xml:space="preserve">2026-10-03 21:18:00 · 用户 u_local…</w:t>
       </w:r>
     </w:p>
     <w:p>
@@ -223,7 +223,7 @@
         <w:pStyle w:val="Heading2"/>
       </w:pPr>
       <w:r>
-        <w:t xml:space="preserve">2026-10-03 00:51:14 · 用户 u_local…</w:t>
+        <w:t xml:space="preserve">2026-10-03 21:18:00 · 用户 u_local…</w:t>
       </w:r>
     </w:p>
     <w:p>
@@ -236,7 +236,7 @@
         <w:pStyle w:val="Heading2"/>
       </w:pPr>
       <w:r>
-        <w:t xml:space="preserve">2026-10-03 00:51:14 · 用户 u_local…</w:t>
+        <w:t xml:space="preserve">2026-10-03 21:18:00 · 用户 u_local…</w:t>
       </w:r>
     </w:p>
     <w:p>
@@ -249,7 +249,7 @@
         <w:pStyle w:val="Heading2"/>
       </w:pPr>
       <w:r>
-        <w:t xml:space="preserve">2026-10-03 00:51:14 · 用户 u_local…</w:t>
+        <w:t xml:space="preserve">2026-10-03 21:18:00 · 用户 u_local…</w:t>
       </w:r>
     </w:p>
     <w:p>
@@ -262,7 +262,7 @@
         <w:pStyle w:val="Heading2"/>
       </w:pPr>
       <w:r>
-        <w:t xml:space="preserve">2026-10-03 00:51:14 · 用户 u_local…</w:t>
+        <w:t xml:space="preserve">2026-10-03 21:18:00 · 用户 u_local…</w:t>
       </w:r>
     </w:p>
     <w:p>
@@ -275,7 +275,7 @@
         <w:pStyle w:val="Heading2"/>
       </w:pPr>
       <w:r>
-        <w:t xml:space="preserve">2026-10-03 00:51:14 · 用户 u_local…</w:t>
+        <w:t xml:space="preserve">2026-10-03 21:18:00 · 用户 u_local…</w:t>
       </w:r>
     </w:p>
     <w:p>
@@ -288,7 +288,7 @@
         <w:pStyle w:val="Heading2"/>
       </w:pPr>
       <w:r>
-        <w:t xml:space="preserve">2026-10-03 00:51:14 · 用户 u_local…</w:t>
+        <w:t xml:space="preserve">2026-10-03 21:18:00 · 用户 u_local…</w:t>
       </w:r>
     </w:p>
     <w:p>
@@ -301,7 +301,7 @@
         <w:pStyle w:val="Heading2"/>
       </w:pPr>
       <w:r>
-        <w:t xml:space="preserve">2026-10-03 00:51:14 · 用户 u_local…</w:t>
+        <w:t xml:space="preserve">2026-10-03 21:18:00 · 用户 u_local…</w:t>
       </w:r>
     </w:p>
     <w:p>
@@ -314,7 +314,7 @@
         <w:pStyle w:val="Heading2"/>
       </w:pPr>
       <w:r>
-        <w:t xml:space="preserve">2026-10-03 00:51:14 · 用户 u_local…</w:t>
+        <w:t xml:space="preserve">2026-10-03 21:18:00 · 用户 u_local…</w:t>
       </w:r>
     </w:p>
     <w:p>
@@ -327,7 +327,7 @@
         <w:pStyle w:val="Heading2"/>
       </w:pPr>
       <w:r>
-        <w:t xml:space="preserve">2026-10-03 00:51:14 · 用户 u_local…</w:t>
+        <w:t xml:space="preserve">2026-10-03 21:18:00 · 用户 u_local…</w:t>
       </w:r>
     </w:p>
     <w:p>
@@ -340,7 +340,7 @@
         <w:pStyle w:val="Heading2"/>
       </w:pPr>
       <w:r>
-        <w:t xml:space="preserve">2026-10-03 00:51:14 · 用户 u_local…</w:t>
+        <w:t xml:space="preserve">2026-10-03 21:18:00 · 用户 u_local…</w:t>
       </w:r>
     </w:p>
     <w:p>
@@ -353,7 +353,7 @@
         <w:pStyle w:val="Heading2"/>
       </w:pPr>
       <w:r>
-        <w:t xml:space="preserve">2026-10-03 00:51:14 · 用户 u_local…</w:t>
+        <w:t xml:space="preserve">2026-10-03 21:18:00 · 用户 u_local…</w:t>
       </w:r>
     </w:p>
     <w:p>
@@ -366,7 +366,7 @@
         <w:pStyle w:val="Heading2"/>
       </w:pPr>
       <w:r>
-        <w:t xml:space="preserve">2026-10-03 00:51:14 · 用户 u_local…</w:t>
+        <w:t xml:space="preserve">2026-10-03 21:18:00 · 用户 u_local…</w:t>
       </w:r>
     </w:p>
     <w:p>
@@ -379,7 +379,7 @@
         <w:pStyle w:val="Heading2"/>
       </w:pPr>
       <w:r>
-        <w:t xml:space="preserve">2026-10-03 00:51:14 · 用户 u_local…</w:t>
+        <w:t xml:space="preserve">2026-10-03 21:18:00 · 用户 u_local…</w:t>
       </w:r>
     </w:p>
     <w:p>
@@ -392,7 +392,7 @@
         <w:pStyle w:val="Heading2"/>
       </w:pPr>
       <w:r>
-        <w:t xml:space="preserve">2026-10-03 00:51:14 · 用户 u_local…</w:t>
+        <w:t xml:space="preserve">2026-10-03 21:18:00 · 用户 u_local…</w:t>
       </w:r>
     </w:p>
     <w:p>
@@ -405,7 +405,7 @@
         <w:pStyle w:val="Heading2"/>
       </w:pPr>
       <w:r>
-        <w:t xml:space="preserve">2026-10-03 00:51:14 · 用户 u_local…</w:t>
+        <w:t xml:space="preserve">2026-10-03 21:18:00 · 用户 u_local…</w:t>
       </w:r>
     </w:p>
     <w:p>
@@ -418,7 +418,7 @@
         <w:pStyle w:val="Heading2"/>
       </w:pPr>
       <w:r>
-        <w:t xml:space="preserve">2026-10-03 00:51:14 · 用户 u_local…</w:t>
+        <w:t xml:space="preserve">2026-10-03 21:18:00 · 用户 u_local…</w:t>
       </w:r>
     </w:p>
     <w:p>
@@ -431,7 +431,7 @@
         <w:pStyle w:val="Heading2"/>
       </w:pPr>
       <w:r>
-        <w:t xml:space="preserve">2026-10-03 00:51:14 · 用户 u_local…</w:t>
+        <w:t xml:space="preserve">2026-10-03 21:18:00 · 用户 u_local…</w:t>
       </w:r>
     </w:p>
     <w:p>
@@ -444,7 +444,7 @@
         <w:pStyle w:val="Heading2"/>
       </w:pPr>
       <w:r>
-        <w:t xml:space="preserve">2026-10-03 00:51:14 · 用户 u_local…</w:t>
+        <w:t xml:space="preserve">2026-10-03 21:18:00 · 用户 u_local…</w:t>
       </w:r>
     </w:p>
     <w:p>
@@ -457,7 +457,7 @@
         <w:pStyle w:val="Heading2"/>
       </w:pPr>
       <w:r>
-        <w:t xml:space="preserve">2026-10-03 00:51:14 · 用户 u_local…</w:t>
+        <w:t xml:space="preserve">2026-10-03 21:18:00 · 用户 u_local…</w:t>
       </w:r>
     </w:p>
     <w:p>
@@ -470,7 +470,7 @@
         <w:pStyle w:val="Heading2"/>
       </w:pPr>
       <w:r>
-        <w:t xml:space="preserve">2026-10-03 00:51:14 · 用户 u_local…</w:t>
+        <w:t xml:space="preserve">2026-10-03 21:18:00 · 用户 u_local…</w:t>
       </w:r>
     </w:p>
     <w:p>
@@ -483,7 +483,7 @@
         <w:pStyle w:val="Heading2"/>
       </w:pPr>
       <w:r>
-        <w:t xml:space="preserve">2026-10-03 00:51:14 · 用户 u_local…</w:t>
+        <w:t xml:space="preserve">2026-10-03 21:18:00 · 用户 u_local…</w:t>
       </w:r>
     </w:p>
     <w:p>
@@ -496,7 +496,7 @@
         <w:pStyle w:val="Heading2"/>
       </w:pPr>
       <w:r>
-        <w:t xml:space="preserve">2026-10-03 00:51:14 · 用户 u_local…</w:t>
+        <w:t xml:space="preserve">2026-10-03 21:18:00 · 用户 u_local…</w:t>
       </w:r>
     </w:p>
     <w:p>
@@ -509,7 +509,7 @@
         <w:pStyle w:val="Heading2"/>
       </w:pPr>
       <w:r>
-        <w:t xml:space="preserve">2026-10-03 00:51:14 · 用户 u_local…</w:t>
+        <w:t xml:space="preserve">2026-10-03 21:18:00 · 用户 u_local…</w:t>
       </w:r>
     </w:p>
     <w:p>
@@ -522,7 +522,7 @@
         <w:pStyle w:val="Heading2"/>
       </w:pPr>
       <w:r>
-        <w:t xml:space="preserve">2026-10-03 00:51:14 · 用户 u_local…</w:t>
+        <w:t xml:space="preserve">2026-10-03 21:18:00 · 用户 u_local…</w:t>
       </w:r>
     </w:p>
     <w:p>
@@ -535,7 +535,7 @@
         <w:pStyle w:val="Heading2"/>
       </w:pPr>
       <w:r>
-        <w:t xml:space="preserve">2026-10-03 00:51:14 · 用户 u_local…</w:t>
+        <w:t xml:space="preserve">2026-10-03 21:18:00 · 用户 u_local…</w:t>
       </w:r>
     </w:p>
     <w:p>

--- a/tests/artifacts/docx-word-evidence/长中文多页.docx
+++ b/tests/artifacts/docx-word-evidence/长中文多页.docx
@@ -20,15 +20,15 @@
         <w:rPr>
           <w:color w:val="68708A"/>
         </w:rPr>
-        <w:t xml:space="preserve">私信会话 · 40 条消息 · 2026-10-03T13:18:00.197Z</w:t>
-      </w:r>
-    </w:p>
-    <w:p>
-      <w:pPr>
-        <w:pStyle w:val="Heading2"/>
-      </w:pPr>
-      <w:r>
-        <w:t xml:space="preserve">2026-10-03 21:18:00 · 用户 u_local…</w:t>
+        <w:t xml:space="preserve">私信会话 · 40 条消息 · 2026-10-03T15:01:58.816Z</w:t>
+      </w:r>
+    </w:p>
+    <w:p>
+      <w:pPr>
+        <w:pStyle w:val="Heading2"/>
+      </w:pPr>
+      <w:r>
+        <w:t xml:space="preserve">2026-10-03 23:01:58 · 用户 u_local…</w:t>
       </w:r>
     </w:p>
     <w:p>
@@ -41,7 +41,7 @@
         <w:pStyle w:val="Heading2"/>
       </w:pPr>
       <w:r>
-        <w:t xml:space="preserve">2026-10-03 21:18:00 · 用户 u_local…</w:t>
+        <w:t xml:space="preserve">2026-10-03 23:01:58 · 用户 u_local…</w:t>
       </w:r>
     </w:p>
     <w:p>
@@ -54,7 +54,7 @@
         <w:pStyle w:val="Heading2"/>
       </w:pPr>
       <w:r>
-        <w:t xml:space="preserve">2026-10-03 21:18:00 · 用户 u_local…</w:t>
+        <w:t xml:space="preserve">2026-10-03 23:01:58 · 用户 u_local…</w:t>
       </w:r>
     </w:p>
     <w:p>
@@ -67,7 +67,7 @@
         <w:pStyle w:val="Heading2"/>
       </w:pPr>
       <w:r>
-        <w:t xml:space="preserve">2026-10-03 21:18:00 · 用户 u_local…</w:t>
+        <w:t xml:space="preserve">2026-10-03 23:01:58 · 用户 u_local…</w:t>
       </w:r>
     </w:p>
     <w:p>
@@ -80,7 +80,7 @@
         <w:pStyle w:val="Heading2"/>
       </w:pPr>
       <w:r>
-        <w:t xml:space="preserve">2026-10-03 21:18:00 · 用户 u_local…</w:t>
+        <w:t xml:space="preserve">2026-10-03 23:01:58 · 用户 u_local…</w:t>
       </w:r>
     </w:p>
     <w:p>
@@ -93,7 +93,7 @@
         <w:pStyle w:val="Heading2"/>
       </w:pPr>
       <w:r>
-        <w:t xml:space="preserve">2026-10-03 21:18:00 · 用户 u_local…</w:t>
+        <w:t xml:space="preserve">2026-10-03 23:01:58 · 用户 u_local…</w:t>
       </w:r>
     </w:p>
     <w:p>
@@ -106,7 +106,7 @@
         <w:pStyle w:val="Heading2"/>
       </w:pPr>
       <w:r>
-        <w:t xml:space="preserve">2026-10-03 21:18:00 · 用户 u_local…</w:t>
+        <w:t xml:space="preserve">2026-10-03 23:01:58 · 用户 u_local…</w:t>
       </w:r>
     </w:p>
     <w:p>
@@ -119,7 +119,7 @@
         <w:pStyle w:val="Heading2"/>
       </w:pPr>
       <w:r>
-        <w:t xml:space="preserve">2026-10-03 21:18:00 · 用户 u_local…</w:t>
+        <w:t xml:space="preserve">2026-10-03 23:01:58 · 用户 u_local…</w:t>
       </w:r>
     </w:p>
     <w:p>
@@ -132,7 +132,7 @@
         <w:pStyle w:val="Heading2"/>
       </w:pPr>
       <w:r>
-        <w:t xml:space="preserve">2026-10-03 21:18:00 · 用户 u_local…</w:t>
+        <w:t xml:space="preserve">2026-10-03 23:01:58 · 用户 u_local…</w:t>
       </w:r>
     </w:p>
     <w:p>
@@ -145,7 +145,7 @@
         <w:pStyle w:val="Heading2"/>
       </w:pPr>
       <w:r>
-        <w:t xml:space="preserve">2026-10-03 21:18:00 · 用户 u_local…</w:t>
+        <w:t xml:space="preserve">2026-10-03 23:01:58 · 用户 u_local…</w:t>
       </w:r>
     </w:p>
     <w:p>
@@ -158,7 +158,7 @@
         <w:pStyle w:val="Heading2"/>
       </w:pPr>
       <w:r>
-        <w:t xml:space="preserve">2026-10-03 21:18:00 · 用户 u_local…</w:t>
+        <w:t xml:space="preserve">2026-10-03 23:01:58 · 用户 u_local…</w:t>
       </w:r>
     </w:p>
     <w:p>
@@ -171,7 +171,7 @@
         <w:pStyle w:val="Heading2"/>
       </w:pPr>
       <w:r>
-        <w:t xml:space="preserve">2026-10-03 21:18:00 · 用户 u_local…</w:t>
+        <w:t xml:space="preserve">2026-10-03 23:01:58 · 用户 u_local…</w:t>
       </w:r>
     </w:p>
     <w:p>
@@ -184,7 +184,7 @@
         <w:pStyle w:val="Heading2"/>
       </w:pPr>
       <w:r>
-        <w:t xml:space="preserve">2026-10-03 21:18:00 · 用户 u_local…</w:t>
+        <w:t xml:space="preserve">2026-10-03 23:01:58 · 用户 u_local…</w:t>
       </w:r>
     </w:p>
     <w:p>
@@ -197,7 +197,7 @@
         <w:pStyle w:val="Heading2"/>
       </w:pPr>
       <w:r>
-        <w:t xml:space="preserve">2026-10-03 21:18:00 · 用户 u_local…</w:t>
+        <w:t xml:space="preserve">2026-10-03 23:01:58 · 用户 u_local…</w:t>
       </w:r>
     </w:p>
     <w:p>
@@ -210,7 +210,7 @@
         <w:pStyle w:val="Heading2"/>
       </w:pPr>
       <w:r>
-        <w:t xml:space="preserve">2026-10-03 21:18:00 · 用户 u_local…</w:t>
+        <w:t xml:space="preserve">2026-10-03 23:01:58 · 用户 u_local…</w:t>
       </w:r>
     </w:p>
     <w:p>
@@ -223,7 +223,7 @@
         <w:pStyle w:val="Heading2"/>
       </w:pPr>
       <w:r>
-        <w:t xml:space="preserve">2026-10-03 21:18:00 · 用户 u_local…</w:t>
+        <w:t xml:space="preserve">2026-10-03 23:01:58 · 用户 u_local…</w:t>
       </w:r>
     </w:p>
     <w:p>
@@ -236,7 +236,7 @@
         <w:pStyle w:val="Heading2"/>
       </w:pPr>
       <w:r>
-        <w:t xml:space="preserve">2026-10-03 21:18:00 · 用户 u_local…</w:t>
+        <w:t xml:space="preserve">2026-10-03 23:01:58 · 用户 u_local…</w:t>
       </w:r>
     </w:p>
     <w:p>
@@ -249,7 +249,7 @@
         <w:pStyle w:val="Heading2"/>
       </w:pPr>
       <w:r>
-        <w:t xml:space="preserve">2026-10-03 21:18:00 · 用户 u_local…</w:t>
+        <w:t xml:space="preserve">2026-10-03 23:01:58 · 用户 u_local…</w:t>
       </w:r>
     </w:p>
     <w:p>
@@ -262,7 +262,7 @@
         <w:pStyle w:val="Heading2"/>
       </w:pPr>
       <w:r>
-        <w:t xml:space="preserve">2026-10-03 21:18:00 · 用户 u_local…</w:t>
+        <w:t xml:space="preserve">2026-10-03 23:01:58 · 用户 u_local…</w:t>
       </w:r>
     </w:p>
     <w:p>
@@ -275,7 +275,7 @@
         <w:pStyle w:val="Heading2"/>
       </w:pPr>
       <w:r>
-        <w:t xml:space="preserve">2026-10-03 21:18:00 · 用户 u_local…</w:t>
+        <w:t xml:space="preserve">2026-10-03 23:01:58 · 用户 u_local…</w:t>
       </w:r>
     </w:p>
     <w:p>
@@ -288,7 +288,7 @@
         <w:pStyle w:val="Heading2"/>
       </w:pPr>
       <w:r>
-        <w:t xml:space="preserve">2026-10-03 21:18:00 · 用户 u_local…</w:t>
+        <w:t xml:space="preserve">2026-10-03 23:01:58 · 用户 u_local…</w:t>
       </w:r>
     </w:p>
     <w:p>
@@ -301,7 +301,7 @@
         <w:pStyle w:val="Heading2"/>
       </w:pPr>
       <w:r>
-        <w:t xml:space="preserve">2026-10-03 21:18:00 · 用户 u_local…</w:t>
+        <w:t xml:space="preserve">2026-10-03 23:01:58 · 用户 u_local…</w:t>
       </w:r>
     </w:p>
     <w:p>
@@ -314,7 +314,7 @@
         <w:pStyle w:val="Heading2"/>
       </w:pPr>
       <w:r>
-        <w:t xml:space="preserve">2026-10-03 21:18:00 · 用户 u_local…</w:t>
+        <w:t xml:space="preserve">2026-10-03 23:01:58 · 用户 u_local…</w:t>
       </w:r>
     </w:p>
     <w:p>
@@ -327,7 +327,7 @@
         <w:pStyle w:val="Heading2"/>
       </w:pPr>
       <w:r>
-        <w:t xml:space="preserve">2026-10-03 21:18:00 · 用户 u_local…</w:t>
+        <w:t xml:space="preserve">2026-10-03 23:01:58 · 用户 u_local…</w:t>
       </w:r>
     </w:p>
     <w:p>
@@ -340,7 +340,7 @@
         <w:pStyle w:val="Heading2"/>
       </w:pPr>
       <w:r>
-        <w:t xml:space="preserve">2026-10-03 21:18:00 · 用户 u_local…</w:t>
+        <w:t xml:space="preserve">2026-10-03 23:01:58 · 用户 u_local…</w:t>
       </w:r>
     </w:p>
     <w:p>
@@ -353,7 +353,7 @@
         <w:pStyle w:val="Heading2"/>
       </w:pPr>
       <w:r>
-        <w:t xml:space="preserve">2026-10-03 21:18:00 · 用户 u_local…</w:t>
+        <w:t xml:space="preserve">2026-10-03 23:01:58 · 用户 u_local…</w:t>
       </w:r>
     </w:p>
     <w:p>
@@ -366,7 +366,7 @@
         <w:pStyle w:val="Heading2"/>
       </w:pPr>
       <w:r>
-        <w:t xml:space="preserve">2026-10-03 21:18:00 · 用户 u_local…</w:t>
+        <w:t xml:space="preserve">2026-10-03 23:01:58 · 用户 u_local…</w:t>
       </w:r>
     </w:p>
     <w:p>
@@ -379,7 +379,7 @@
         <w:pStyle w:val="Heading2"/>
       </w:pPr>
       <w:r>
-        <w:t xml:space="preserve">2026-10-03 21:18:00 · 用户 u_local…</w:t>
+        <w:t xml:space="preserve">2026-10-03 23:01:58 · 用户 u_local…</w:t>
       </w:r>
     </w:p>
     <w:p>
@@ -392,7 +392,7 @@
         <w:pStyle w:val="Heading2"/>
       </w:pPr>
       <w:r>
-        <w:t xml:space="preserve">2026-10-03 21:18:00 · 用户 u_local…</w:t>
+        <w:t xml:space="preserve">2026-10-03 23:01:58 · 用户 u_local…</w:t>
       </w:r>
     </w:p>
     <w:p>
@@ -405,7 +405,7 @@
         <w:pStyle w:val="Heading2"/>
       </w:pPr>
       <w:r>
-        <w:t xml:space="preserve">2026-10-03 21:18:00 · 用户 u_local…</w:t>
+        <w:t xml:space="preserve">2026-10-03 23:01:58 · 用户 u_local…</w:t>
       </w:r>
     </w:p>
     <w:p>
@@ -418,7 +418,7 @@
         <w:pStyle w:val="Heading2"/>
       </w:pPr>
       <w:r>
-        <w:t xml:space="preserve">2026-10-03 21:18:00 · 用户 u_local…</w:t>
+        <w:t xml:space="preserve">2026-10-03 23:01:58 · 用户 u_local…</w:t>
       </w:r>
     </w:p>
     <w:p>
@@ -431,7 +431,7 @@
         <w:pStyle w:val="Heading2"/>
       </w:pPr>
       <w:r>
-        <w:t xml:space="preserve">2026-10-03 21:18:00 · 用户 u_local…</w:t>
+        <w:t xml:space="preserve">2026-10-03 23:01:58 · 用户 u_local…</w:t>
       </w:r>
     </w:p>
     <w:p>
@@ -444,7 +444,7 @@
         <w:pStyle w:val="Heading2"/>
       </w:pPr>
       <w:r>
-        <w:t xml:space="preserve">2026-10-03 21:18:00 · 用户 u_local…</w:t>
+        <w:t xml:space="preserve">2026-10-03 23:01:58 · 用户 u_local…</w:t>
       </w:r>
     </w:p>
     <w:p>
@@ -457,7 +457,7 @@
         <w:pStyle w:val="Heading2"/>
       </w:pPr>
       <w:r>
-        <w:t xml:space="preserve">2026-10-03 21:18:00 · 用户 u_local…</w:t>
+        <w:t xml:space="preserve">2026-10-03 23:01:58 · 用户 u_local…</w:t>
       </w:r>
     </w:p>
     <w:p>
@@ -470,7 +470,7 @@
         <w:pStyle w:val="Heading2"/>
       </w:pPr>
       <w:r>
-        <w:t xml:space="preserve">2026-10-03 21:18:00 · 用户 u_local…</w:t>
+        <w:t xml:space="preserve">2026-10-03 23:01:58 · 用户 u_local…</w:t>
       </w:r>
     </w:p>
     <w:p>
@@ -483,7 +483,7 @@
         <w:pStyle w:val="Heading2"/>
       </w:pPr>
       <w:r>
-        <w:t xml:space="preserve">2026-10-03 21:18:00 · 用户 u_local…</w:t>
+        <w:t xml:space="preserve">2026-10-03 23:01:58 · 用户 u_local…</w:t>
       </w:r>
     </w:p>
     <w:p>
@@ -496,7 +496,7 @@
         <w:pStyle w:val="Heading2"/>
       </w:pPr>
       <w:r>
-        <w:t xml:space="preserve">2026-10-03 21:18:00 · 用户 u_local…</w:t>
+        <w:t xml:space="preserve">2026-10-03 23:01:58 · 用户 u_local…</w:t>
       </w:r>
     </w:p>
     <w:p>
@@ -509,7 +509,7 @@
         <w:pStyle w:val="Heading2"/>
       </w:pPr>
       <w:r>
-        <w:t xml:space="preserve">2026-10-03 21:18:00 · 用户 u_local…</w:t>
+        <w:t xml:space="preserve">2026-10-03 23:01:58 · 用户 u_local…</w:t>
       </w:r>
     </w:p>
     <w:p>
@@ -522,7 +522,7 @@
         <w:pStyle w:val="Heading2"/>
       </w:pPr>
       <w:r>
-        <w:t xml:space="preserve">2026-10-03 21:18:00 · 用户 u_local…</w:t>
+        <w:t xml:space="preserve">2026-10-03 23:01:58 · 用户 u_local…</w:t>
       </w:r>
     </w:p>
     <w:p>
@@ -535,7 +535,7 @@
         <w:pStyle w:val="Heading2"/>
       </w:pPr>
       <w:r>
-        <w:t xml:space="preserve">2026-10-03 21:18:00 · 用户 u_local…</w:t>
+        <w:t xml:space="preserve">2026-10-03 23:01:58 · 用户 u_local…</w:t>
       </w:r>
     </w:p>
     <w:p>

--- a/tests/artifacts/docx-word-evidence/长中文多页.docx
+++ b/tests/artifacts/docx-word-evidence/长中文多页.docx
@@ -20,15 +20,15 @@
         <w:rPr>
           <w:color w:val="68708A"/>
         </w:rPr>
-        <w:t xml:space="preserve">私信会话 · 40 条消息 · 2026-10-03T15:01:58.816Z</w:t>
-      </w:r>
-    </w:p>
-    <w:p>
-      <w:pPr>
-        <w:pStyle w:val="Heading2"/>
-      </w:pPr>
-      <w:r>
-        <w:t xml:space="preserve">2026-10-03 23:01:58 · 用户 u_local…</w:t>
+        <w:t xml:space="preserve">私信会话 · 40 条消息 · 2026-10-04T01:30:16.704Z</w:t>
+      </w:r>
+    </w:p>
+    <w:p>
+      <w:pPr>
+        <w:pStyle w:val="Heading2"/>
+      </w:pPr>
+      <w:r>
+        <w:t xml:space="preserve">2026-10-04 09:30:16 · 用户 u_local…</w:t>
       </w:r>
     </w:p>
     <w:p>
@@ -41,7 +41,7 @@
         <w:pStyle w:val="Heading2"/>
       </w:pPr>
       <w:r>
-        <w:t xml:space="preserve">2026-10-03 23:01:58 · 用户 u_local…</w:t>
+        <w:t xml:space="preserve">2026-10-04 09:30:16 · 用户 u_local…</w:t>
       </w:r>
     </w:p>
     <w:p>
@@ -54,7 +54,7 @@
         <w:pStyle w:val="Heading2"/>
       </w:pPr>
       <w:r>
-        <w:t xml:space="preserve">2026-10-03 23:01:58 · 用户 u_local…</w:t>
+        <w:t xml:space="preserve">2026-10-04 09:30:16 · 用户 u_local…</w:t>
       </w:r>
     </w:p>
     <w:p>
@@ -67,7 +67,7 @@
         <w:pStyle w:val="Heading2"/>
       </w:pPr>
       <w:r>
-        <w:t xml:space="preserve">2026-10-03 23:01:58 · 用户 u_local…</w:t>
+        <w:t xml:space="preserve">2026-10-04 09:30:16 · 用户 u_local…</w:t>
       </w:r>
     </w:p>
     <w:p>
@@ -80,7 +80,7 @@
         <w:pStyle w:val="Heading2"/>
       </w:pPr>
       <w:r>
-        <w:t xml:space="preserve">2026-10-03 23:01:58 · 用户 u_local…</w:t>
+        <w:t xml:space="preserve">2026-10-04 09:30:16 · 用户 u_local…</w:t>
       </w:r>
     </w:p>
     <w:p>
@@ -93,7 +93,7 @@
         <w:pStyle w:val="Heading2"/>
       </w:pPr>
       <w:r>
-        <w:t xml:space="preserve">2026-10-03 23:01:58 · 用户 u_local…</w:t>
+        <w:t xml:space="preserve">2026-10-04 09:30:16 · 用户 u_local…</w:t>
       </w:r>
     </w:p>
     <w:p>
@@ -106,7 +106,7 @@
         <w:pStyle w:val="Heading2"/>
       </w:pPr>
       <w:r>
-        <w:t xml:space="preserve">2026-10-03 23:01:58 · 用户 u_local…</w:t>
+        <w:t xml:space="preserve">2026-10-04 09:30:16 · 用户 u_local…</w:t>
       </w:r>
     </w:p>
     <w:p>
@@ -119,7 +119,7 @@
         <w:pStyle w:val="Heading2"/>
       </w:pPr>
       <w:r>
-        <w:t xml:space="preserve">2026-10-03 23:01:58 · 用户 u_local…</w:t>
+        <w:t xml:space="preserve">2026-10-04 09:30:16 · 用户 u_local…</w:t>
       </w:r>
     </w:p>
     <w:p>
@@ -132,7 +132,7 @@
         <w:pStyle w:val="Heading2"/>
       </w:pPr>
       <w:r>
-        <w:t xml:space="preserve">2026-10-03 23:01:58 · 用户 u_local…</w:t>
+        <w:t xml:space="preserve">2026-10-04 09:30:16 · 用户 u_local…</w:t>
       </w:r>
     </w:p>
     <w:p>
@@ -145,7 +145,7 @@
         <w:pStyle w:val="Heading2"/>
       </w:pPr>
       <w:r>
-        <w:t xml:space="preserve">2026-10-03 23:01:58 · 用户 u_local…</w:t>
+        <w:t xml:space="preserve">2026-10-04 09:30:16 · 用户 u_local…</w:t>
       </w:r>
     </w:p>
     <w:p>
@@ -158,7 +158,7 @@
         <w:pStyle w:val="Heading2"/>
       </w:pPr>
       <w:r>
-        <w:t xml:space="preserve">2026-10-03 23:01:58 · 用户 u_local…</w:t>
+        <w:t xml:space="preserve">2026-10-04 09:30:16 · 用户 u_local…</w:t>
       </w:r>
     </w:p>
     <w:p>
@@ -171,7 +171,7 @@
         <w:pStyle w:val="Heading2"/>
       </w:pPr>
       <w:r>
-        <w:t xml:space="preserve">2026-10-03 23:01:58 · 用户 u_local…</w:t>
+        <w:t xml:space="preserve">2026-10-04 09:30:16 · 用户 u_local…</w:t>
       </w:r>
     </w:p>
     <w:p>
@@ -184,7 +184,7 @@
         <w:pStyle w:val="Heading2"/>
       </w:pPr>
       <w:r>
-        <w:t xml:space="preserve">2026-10-03 23:01:58 · 用户 u_local…</w:t>
+        <w:t xml:space="preserve">2026-10-04 09:30:16 · 用户 u_local…</w:t>
       </w:r>
     </w:p>
     <w:p>
@@ -197,7 +197,7 @@
         <w:pStyle w:val="Heading2"/>
       </w:pPr>
       <w:r>
-        <w:t xml:space="preserve">2026-10-03 23:01:58 · 用户 u_local…</w:t>
+        <w:t xml:space="preserve">2026-10-04 09:30:16 · 用户 u_local…</w:t>
       </w:r>
     </w:p>
     <w:p>
@@ -210,7 +210,7 @@
         <w:pStyle w:val="Heading2"/>
       </w:pPr>
       <w:r>
-        <w:t xml:space="preserve">2026-10-03 23:01:58 · 用户 u_local…</w:t>
+        <w:t xml:space="preserve">2026-10-04 09:30:16 · 用户 u_local…</w:t>
       </w:r>
     </w:p>
     <w:p>
@@ -223,7 +223,7 @@
         <w:pStyle w:val="Heading2"/>
       </w:pPr>
       <w:r>
-        <w:t xml:space="preserve">2026-10-03 23:01:58 · 用户 u_local…</w:t>
+        <w:t xml:space="preserve">2026-10-04 09:30:16 · 用户 u_local…</w:t>
       </w:r>
     </w:p>
     <w:p>
@@ -236,7 +236,7 @@
         <w:pStyle w:val="Heading2"/>
       </w:pPr>
       <w:r>
-        <w:t xml:space="preserve">2026-10-03 23:01:58 · 用户 u_local…</w:t>
+        <w:t xml:space="preserve">2026-10-04 09:30:16 · 用户 u_local…</w:t>
       </w:r>
     </w:p>
     <w:p>
@@ -249,7 +249,7 @@
         <w:pStyle w:val="Heading2"/>
       </w:pPr>
       <w:r>
-        <w:t xml:space="preserve">2026-10-03 23:01:58 · 用户 u_local…</w:t>
+        <w:t xml:space="preserve">2026-10-04 09:30:16 · 用户 u_local…</w:t>
       </w:r>
     </w:p>
     <w:p>
@@ -262,7 +262,7 @@
         <w:pStyle w:val="Heading2"/>
       </w:pPr>
       <w:r>
-        <w:t xml:space="preserve">2026-10-03 23:01:58 · 用户 u_local…</w:t>
+        <w:t xml:space="preserve">2026-10-04 09:30:16 · 用户 u_local…</w:t>
       </w:r>
     </w:p>
     <w:p>
@@ -275,7 +275,7 @@
         <w:pStyle w:val="Heading2"/>
       </w:pPr>
       <w:r>
-        <w:t xml:space="preserve">2026-10-03 23:01:58 · 用户 u_local…</w:t>
+        <w:t xml:space="preserve">2026-10-04 09:30:16 · 用户 u_local…</w:t>
       </w:r>
     </w:p>
     <w:p>
@@ -288,7 +288,7 @@
         <w:pStyle w:val="Heading2"/>
       </w:pPr>
       <w:r>
-        <w:t xml:space="preserve">2026-10-03 23:01:58 · 用户 u_local…</w:t>
+        <w:t xml:space="preserve">2026-10-04 09:30:16 · 用户 u_local…</w:t>
       </w:r>
     </w:p>
     <w:p>
@@ -301,7 +301,7 @@
         <w:pStyle w:val="Heading2"/>
       </w:pPr>
       <w:r>
-        <w:t xml:space="preserve">2026-10-03 23:01:58 · 用户 u_local…</w:t>
+        <w:t xml:space="preserve">2026-10-04 09:30:16 · 用户 u_local…</w:t>
       </w:r>
     </w:p>
     <w:p>
@@ -314,7 +314,7 @@
         <w:pStyle w:val="Heading2"/>
       </w:pPr>
       <w:r>
-        <w:t xml:space="preserve">2026-10-03 23:01:58 · 用户 u_local…</w:t>
+        <w:t xml:space="preserve">2026-10-04 09:30:16 · 用户 u_local…</w:t>
       </w:r>
     </w:p>
     <w:p>
@@ -327,7 +327,7 @@
         <w:pStyle w:val="Heading2"/>
       </w:pPr>
       <w:r>
-        <w:t xml:space="preserve">2026-10-03 23:01:58 · 用户 u_local…</w:t>
+        <w:t xml:space="preserve">2026-10-04 09:30:16 · 用户 u_local…</w:t>
       </w:r>
     </w:p>
     <w:p>
@@ -340,7 +340,7 @@
         <w:pStyle w:val="Heading2"/>
       </w:pPr>
       <w:r>
-        <w:t xml:space="preserve">2026-10-03 23:01:58 · 用户 u_local…</w:t>
+        <w:t xml:space="preserve">2026-10-04 09:30:16 · 用户 u_local…</w:t>
       </w:r>
     </w:p>
     <w:p>
@@ -353,7 +353,7 @@
         <w:pStyle w:val="Heading2"/>
       </w:pPr>
       <w:r>
-        <w:t xml:space="preserve">2026-10-03 23:01:58 · 用户 u_local…</w:t>
+        <w:t xml:space="preserve">2026-10-04 09:30:16 · 用户 u_local…</w:t>
       </w:r>
     </w:p>
     <w:p>
@@ -366,7 +366,7 @@
         <w:pStyle w:val="Heading2"/>
       </w:pPr>
       <w:r>
-        <w:t xml:space="preserve">2026-10-03 23:01:58 · 用户 u_local…</w:t>
+        <w:t xml:space="preserve">2026-10-04 09:30:16 · 用户 u_local…</w:t>
       </w:r>
     </w:p>
     <w:p>
@@ -379,7 +379,7 @@
         <w:pStyle w:val="Heading2"/>
       </w:pPr>
       <w:r>
-        <w:t xml:space="preserve">2026-10-03 23:01:58 · 用户 u_local…</w:t>
+        <w:t xml:space="preserve">2026-10-04 09:30:16 · 用户 u_local…</w:t>
       </w:r>
     </w:p>
     <w:p>
@@ -392,7 +392,7 @@
         <w:pStyle w:val="Heading2"/>
       </w:pPr>
       <w:r>
-        <w:t xml:space="preserve">2026-10-03 23:01:58 · 用户 u_local…</w:t>
+        <w:t xml:space="preserve">2026-10-04 09:30:16 · 用户 u_local…</w:t>
       </w:r>
     </w:p>
     <w:p>
@@ -405,7 +405,7 @@
         <w:pStyle w:val="Heading2"/>
       </w:pPr>
       <w:r>
-        <w:t xml:space="preserve">2026-10-03 23:01:58 · 用户 u_local…</w:t>
+        <w:t xml:space="preserve">2026-10-04 09:30:16 · 用户 u_local…</w:t>
       </w:r>
     </w:p>
     <w:p>
@@ -418,7 +418,7 @@
         <w:pStyle w:val="Heading2"/>
       </w:pPr>
       <w:r>
-        <w:t xml:space="preserve">2026-10-03 23:01:58 · 用户 u_local…</w:t>
+        <w:t xml:space="preserve">2026-10-04 09:30:16 · 用户 u_local…</w:t>
       </w:r>
     </w:p>
     <w:p>
@@ -431,7 +431,7 @@
         <w:pStyle w:val="Heading2"/>
       </w:pPr>
       <w:r>
-        <w:t xml:space="preserve">2026-10-03 23:01:58 · 用户 u_local…</w:t>
+        <w:t xml:space="preserve">2026-10-04 09:30:16 · 用户 u_local…</w:t>
       </w:r>
     </w:p>
     <w:p>
@@ -444,7 +444,7 @@
         <w:pStyle w:val="Heading2"/>
       </w:pPr>
       <w:r>
-        <w:t xml:space="preserve">2026-10-03 23:01:58 · 用户 u_local…</w:t>
+        <w:t xml:space="preserve">2026-10-04 09:30:16 · 用户 u_local…</w:t>
       </w:r>
     </w:p>
     <w:p>
@@ -457,7 +457,7 @@
         <w:pStyle w:val="Heading2"/>
       </w:pPr>
       <w:r>
-        <w:t xml:space="preserve">2026-10-03 23:01:58 · 用户 u_local…</w:t>
+        <w:t xml:space="preserve">2026-10-04 09:30:16 · 用户 u_local…</w:t>
       </w:r>
     </w:p>
     <w:p>
@@ -470,7 +470,7 @@
         <w:pStyle w:val="Heading2"/>
       </w:pPr>
       <w:r>
-        <w:t xml:space="preserve">2026-10-03 23:01:58 · 用户 u_local…</w:t>
+        <w:t xml:space="preserve">2026-10-04 09:30:16 · 用户 u_local…</w:t>
       </w:r>
     </w:p>
     <w:p>
@@ -483,7 +483,7 @@
         <w:pStyle w:val="Heading2"/>
       </w:pPr>
       <w:r>
-        <w:t xml:space="preserve">2026-10-03 23:01:58 · 用户 u_local…</w:t>
+        <w:t xml:space="preserve">2026-10-04 09:30:16 · 用户 u_local…</w:t>
       </w:r>
     </w:p>
     <w:p>
@@ -496,7 +496,7 @@
         <w:pStyle w:val="Heading2"/>
       </w:pPr>
       <w:r>
-        <w:t xml:space="preserve">2026-10-03 23:01:58 · 用户 u_local…</w:t>
+        <w:t xml:space="preserve">2026-10-04 09:30:16 · 用户 u_local…</w:t>
       </w:r>
     </w:p>
     <w:p>
@@ -509,7 +509,7 @@
         <w:pStyle w:val="Heading2"/>
       </w:pPr>
       <w:r>
-        <w:t xml:space="preserve">2026-10-03 23:01:58 · 用户 u_local…</w:t>
+        <w:t xml:space="preserve">2026-10-04 09:30:16 · 用户 u_local…</w:t>
       </w:r>
     </w:p>
     <w:p>
@@ -522,7 +522,7 @@
         <w:pStyle w:val="Heading2"/>
       </w:pPr>
       <w:r>
-        <w:t xml:space="preserve">2026-10-03 23:01:58 · 用户 u_local…</w:t>
+        <w:t xml:space="preserve">2026-10-04 09:30:16 · 用户 u_local…</w:t>
       </w:r>
     </w:p>
     <w:p>
@@ -535,7 +535,7 @@
         <w:pStyle w:val="Heading2"/>
       </w:pPr>
       <w:r>
-        <w:t xml:space="preserve">2026-10-03 23:01:58 · 用户 u_local…</w:t>
+        <w:t xml:space="preserve">2026-10-04 09:30:16 · 用户 u_local…</w:t>
       </w:r>
     </w:p>
     <w:p>

--- a/tests/artifacts/docx-word-evidence/长中文多页.docx
+++ b/tests/artifacts/docx-word-evidence/长中文多页.docx
@@ -20,15 +20,15 @@
         <w:rPr>
           <w:color w:val="68708A"/>
         </w:rPr>
-        <w:t xml:space="preserve">私信会话 · 40 条消息 · 2026-10-04T01:30:16.704Z</w:t>
-      </w:r>
-    </w:p>
-    <w:p>
-      <w:pPr>
-        <w:pStyle w:val="Heading2"/>
-      </w:pPr>
-      <w:r>
-        <w:t xml:space="preserve">2026-10-04 09:30:16 · 用户 u_local…</w:t>
+        <w:t xml:space="preserve">私信会话 · 40 条消息 · 2026-10-04T04:18:40.234Z</w:t>
+      </w:r>
+    </w:p>
+    <w:p>
+      <w:pPr>
+        <w:pStyle w:val="Heading2"/>
+      </w:pPr>
+      <w:r>
+        <w:t xml:space="preserve">2026-10-04 12:18:40 · 用户 u_local…</w:t>
       </w:r>
     </w:p>
     <w:p>
@@ -41,7 +41,7 @@
         <w:pStyle w:val="Heading2"/>
       </w:pPr>
       <w:r>
-        <w:t xml:space="preserve">2026-10-04 09:30:16 · 用户 u_local…</w:t>
+        <w:t xml:space="preserve">2026-10-04 12:18:40 · 用户 u_local…</w:t>
       </w:r>
     </w:p>
     <w:p>
@@ -54,7 +54,7 @@
         <w:pStyle w:val="Heading2"/>
       </w:pPr>
       <w:r>
-        <w:t xml:space="preserve">2026-10-04 09:30:16 · 用户 u_local…</w:t>
+        <w:t xml:space="preserve">2026-10-04 12:18:40 · 用户 u_local…</w:t>
       </w:r>
     </w:p>
     <w:p>
@@ -67,7 +67,7 @@
         <w:pStyle w:val="Heading2"/>
       </w:pPr>
       <w:r>
-        <w:t xml:space="preserve">2026-10-04 09:30:16 · 用户 u_local…</w:t>
+        <w:t xml:space="preserve">2026-10-04 12:18:40 · 用户 u_local…</w:t>
       </w:r>
     </w:p>
     <w:p>
@@ -80,7 +80,7 @@
         <w:pStyle w:val="Heading2"/>
       </w:pPr>
       <w:r>
-        <w:t xml:space="preserve">2026-10-04 09:30:16 · 用户 u_local…</w:t>
+        <w:t xml:space="preserve">2026-10-04 12:18:40 · 用户 u_local…</w:t>
       </w:r>
     </w:p>
     <w:p>
@@ -93,7 +93,7 @@
         <w:pStyle w:val="Heading2"/>
       </w:pPr>
       <w:r>
-        <w:t xml:space="preserve">2026-10-04 09:30:16 · 用户 u_local…</w:t>
+        <w:t xml:space="preserve">2026-10-04 12:18:40 · 用户 u_local…</w:t>
       </w:r>
     </w:p>
     <w:p>
@@ -106,7 +106,7 @@
         <w:pStyle w:val="Heading2"/>
       </w:pPr>
       <w:r>
-        <w:t xml:space="preserve">2026-10-04 09:30:16 · 用户 u_local…</w:t>
+        <w:t xml:space="preserve">2026-10-04 12:18:40 · 用户 u_local…</w:t>
       </w:r>
     </w:p>
     <w:p>
@@ -119,7 +119,7 @@
         <w:pStyle w:val="Heading2"/>
       </w:pPr>
       <w:r>
-        <w:t xml:space="preserve">2026-10-04 09:30:16 · 用户 u_local…</w:t>
+        <w:t xml:space="preserve">2026-10-04 12:18:40 · 用户 u_local…</w:t>
       </w:r>
     </w:p>
     <w:p>
@@ -132,7 +132,7 @@
         <w:pStyle w:val="Heading2"/>
       </w:pPr>
       <w:r>
-        <w:t xml:space="preserve">2026-10-04 09:30:16 · 用户 u_local…</w:t>
+        <w:t xml:space="preserve">2026-10-04 12:18:40 · 用户 u_local…</w:t>
       </w:r>
     </w:p>
     <w:p>
@@ -145,7 +145,7 @@
         <w:pStyle w:val="Heading2"/>
       </w:pPr>
       <w:r>
-        <w:t xml:space="preserve">2026-10-04 09:30:16 · 用户 u_local…</w:t>
+        <w:t xml:space="preserve">2026-10-04 12:18:40 · 用户 u_local…</w:t>
       </w:r>
     </w:p>
     <w:p>
@@ -158,7 +158,7 @@
         <w:pStyle w:val="Heading2"/>
       </w:pPr>
       <w:r>
-        <w:t xml:space="preserve">2026-10-04 09:30:16 · 用户 u_local…</w:t>
+        <w:t xml:space="preserve">2026-10-04 12:18:40 · 用户 u_local…</w:t>
       </w:r>
     </w:p>
     <w:p>
@@ -171,7 +171,7 @@
         <w:pStyle w:val="Heading2"/>
       </w:pPr>
       <w:r>
-        <w:t xml:space="preserve">2026-10-04 09:30:16 · 用户 u_local…</w:t>
+        <w:t xml:space="preserve">2026-10-04 12:18:40 · 用户 u_local…</w:t>
       </w:r>
     </w:p>
     <w:p>
@@ -184,7 +184,7 @@
         <w:pStyle w:val="Heading2"/>
       </w:pPr>
       <w:r>
-        <w:t xml:space="preserve">2026-10-04 09:30:16 · 用户 u_local…</w:t>
+        <w:t xml:space="preserve">2026-10-04 12:18:40 · 用户 u_local…</w:t>
       </w:r>
     </w:p>
     <w:p>
@@ -197,7 +197,7 @@
         <w:pStyle w:val="Heading2"/>
       </w:pPr>
       <w:r>
-        <w:t xml:space="preserve">2026-10-04 09:30:16 · 用户 u_local…</w:t>
+        <w:t xml:space="preserve">2026-10-04 12:18:40 · 用户 u_local…</w:t>
       </w:r>
     </w:p>
     <w:p>
@@ -210,7 +210,7 @@
         <w:pStyle w:val="Heading2"/>
       </w:pPr>
       <w:r>
-        <w:t xml:space="preserve">2026-10-04 09:30:16 · 用户 u_local…</w:t>
+        <w:t xml:space="preserve">2026-10-04 12:18:40 · 用户 u_local…</w:t>
       </w:r>
     </w:p>
     <w:p>
@@ -223,7 +223,7 @@
         <w:pStyle w:val="Heading2"/>
       </w:pPr>
       <w:r>
-        <w:t xml:space="preserve">2026-10-04 09:30:16 · 用户 u_local…</w:t>
+        <w:t xml:space="preserve">2026-10-04 12:18:40 · 用户 u_local…</w:t>
       </w:r>
     </w:p>
     <w:p>
@@ -236,7 +236,7 @@
         <w:pStyle w:val="Heading2"/>
       </w:pPr>
       <w:r>
-        <w:t xml:space="preserve">2026-10-04 09:30:16 · 用户 u_local…</w:t>
+        <w:t xml:space="preserve">2026-10-04 12:18:40 · 用户 u_local…</w:t>
       </w:r>
     </w:p>
     <w:p>
@@ -249,7 +249,7 @@
         <w:pStyle w:val="Heading2"/>
       </w:pPr>
       <w:r>
-        <w:t xml:space="preserve">2026-10-04 09:30:16 · 用户 u_local…</w:t>
+        <w:t xml:space="preserve">2026-10-04 12:18:40 · 用户 u_local…</w:t>
       </w:r>
     </w:p>
     <w:p>
@@ -262,7 +262,7 @@
         <w:pStyle w:val="Heading2"/>
       </w:pPr>
       <w:r>
-        <w:t xml:space="preserve">2026-10-04 09:30:16 · 用户 u_local…</w:t>
+        <w:t xml:space="preserve">2026-10-04 12:18:40 · 用户 u_local…</w:t>
       </w:r>
     </w:p>
     <w:p>
@@ -275,7 +275,7 @@
         <w:pStyle w:val="Heading2"/>
       </w:pPr>
       <w:r>
-        <w:t xml:space="preserve">2026-10-04 09:30:16 · 用户 u_local…</w:t>
+        <w:t xml:space="preserve">2026-10-04 12:18:40 · 用户 u_local…</w:t>
       </w:r>
     </w:p>
     <w:p>
@@ -288,7 +288,7 @@
         <w:pStyle w:val="Heading2"/>
       </w:pPr>
       <w:r>
-        <w:t xml:space="preserve">2026-10-04 09:30:16 · 用户 u_local…</w:t>
+        <w:t xml:space="preserve">2026-10-04 12:18:40 · 用户 u_local…</w:t>
       </w:r>
     </w:p>
     <w:p>
@@ -301,7 +301,7 @@
         <w:pStyle w:val="Heading2"/>
       </w:pPr>
       <w:r>
-        <w:t xml:space="preserve">2026-10-04 09:30:16 · 用户 u_local…</w:t>
+        <w:t xml:space="preserve">2026-10-04 12:18:40 · 用户 u_local…</w:t>
       </w:r>
     </w:p>
     <w:p>
@@ -314,7 +314,7 @@
         <w:pStyle w:val="Heading2"/>
       </w:pPr>
       <w:r>
-        <w:t xml:space="preserve">2026-10-04 09:30:16 · 用户 u_local…</w:t>
+        <w:t xml:space="preserve">2026-10-04 12:18:40 · 用户 u_local…</w:t>
       </w:r>
     </w:p>
     <w:p>
@@ -327,7 +327,7 @@
         <w:pStyle w:val="Heading2"/>
       </w:pPr>
       <w:r>
-        <w:t xml:space="preserve">2026-10-04 09:30:16 · 用户 u_local…</w:t>
+        <w:t xml:space="preserve">2026-10-04 12:18:40 · 用户 u_local…</w:t>
       </w:r>
     </w:p>
     <w:p>
@@ -340,7 +340,7 @@
         <w:pStyle w:val="Heading2"/>
       </w:pPr>
       <w:r>
-        <w:t xml:space="preserve">2026-10-04 09:30:16 · 用户 u_local…</w:t>
+        <w:t xml:space="preserve">2026-10-04 12:18:40 · 用户 u_local…</w:t>
       </w:r>
     </w:p>
     <w:p>
@@ -353,7 +353,7 @@
         <w:pStyle w:val="Heading2"/>
       </w:pPr>
       <w:r>
-        <w:t xml:space="preserve">2026-10-04 09:30:16 · 用户 u_local…</w:t>
+        <w:t xml:space="preserve">2026-10-04 12:18:40 · 用户 u_local…</w:t>
       </w:r>
     </w:p>
     <w:p>
@@ -366,7 +366,7 @@
         <w:pStyle w:val="Heading2"/>
       </w:pPr>
       <w:r>
-        <w:t xml:space="preserve">2026-10-04 09:30:16 · 用户 u_local…</w:t>
+        <w:t xml:space="preserve">2026-10-04 12:18:40 · 用户 u_local…</w:t>
       </w:r>
     </w:p>
     <w:p>
@@ -379,7 +379,7 @@
         <w:pStyle w:val="Heading2"/>
       </w:pPr>
       <w:r>
-        <w:t xml:space="preserve">2026-10-04 09:30:16 · 用户 u_local…</w:t>
+        <w:t xml:space="preserve">2026-10-04 12:18:40 · 用户 u_local…</w:t>
       </w:r>
     </w:p>
     <w:p>
@@ -392,7 +392,7 @@
         <w:pStyle w:val="Heading2"/>
       </w:pPr>
       <w:r>
-        <w:t xml:space="preserve">2026-10-04 09:30:16 · 用户 u_local…</w:t>
+        <w:t xml:space="preserve">2026-10-04 12:18:40 · 用户 u_local…</w:t>
       </w:r>
     </w:p>
     <w:p>
@@ -405,7 +405,7 @@
         <w:pStyle w:val="Heading2"/>
       </w:pPr>
       <w:r>
-        <w:t xml:space="preserve">2026-10-04 09:30:16 · 用户 u_local…</w:t>
+        <w:t xml:space="preserve">2026-10-04 12:18:40 · 用户 u_local…</w:t>
       </w:r>
     </w:p>
     <w:p>
@@ -418,7 +418,7 @@
         <w:pStyle w:val="Heading2"/>
       </w:pPr>
       <w:r>
-        <w:t xml:space="preserve">2026-10-04 09:30:16 · 用户 u_local…</w:t>
+        <w:t xml:space="preserve">2026-10-04 12:18:40 · 用户 u_local…</w:t>
       </w:r>
     </w:p>
     <w:p>
@@ -431,7 +431,7 @@
         <w:pStyle w:val="Heading2"/>
       </w:pPr>
       <w:r>
-        <w:t xml:space="preserve">2026-10-04 09:30:16 · 用户 u_local…</w:t>
+        <w:t xml:space="preserve">2026-10-04 12:18:40 · 用户 u_local…</w:t>
       </w:r>
     </w:p>
     <w:p>
@@ -444,7 +444,7 @@
         <w:pStyle w:val="Heading2"/>
       </w:pPr>
       <w:r>
-        <w:t xml:space="preserve">2026-10-04 09:30:16 · 用户 u_local…</w:t>
+        <w:t xml:space="preserve">2026-10-04 12:18:40 · 用户 u_local…</w:t>
       </w:r>
     </w:p>
     <w:p>
@@ -457,7 +457,7 @@
         <w:pStyle w:val="Heading2"/>
       </w:pPr>
       <w:r>
-        <w:t xml:space="preserve">2026-10-04 09:30:16 · 用户 u_local…</w:t>
+        <w:t xml:space="preserve">2026-10-04 12:18:40 · 用户 u_local…</w:t>
       </w:r>
     </w:p>
     <w:p>
@@ -470,7 +470,7 @@
         <w:pStyle w:val="Heading2"/>
       </w:pPr>
       <w:r>
-        <w:t xml:space="preserve">2026-10-04 09:30:16 · 用户 u_local…</w:t>
+        <w:t xml:space="preserve">2026-10-04 12:18:40 · 用户 u_local…</w:t>
       </w:r>
     </w:p>
     <w:p>
@@ -483,7 +483,7 @@
         <w:pStyle w:val="Heading2"/>
       </w:pPr>
       <w:r>
-        <w:t xml:space="preserve">2026-10-04 09:30:16 · 用户 u_local…</w:t>
+        <w:t xml:space="preserve">2026-10-04 12:18:40 · 用户 u_local…</w:t>
       </w:r>
     </w:p>
     <w:p>
@@ -496,7 +496,7 @@
         <w:pStyle w:val="Heading2"/>
       </w:pPr>
       <w:r>
-        <w:t xml:space="preserve">2026-10-04 09:30:16 · 用户 u_local…</w:t>
+        <w:t xml:space="preserve">2026-10-04 12:18:40 · 用户 u_local…</w:t>
       </w:r>
     </w:p>
     <w:p>
@@ -509,7 +509,7 @@
         <w:pStyle w:val="Heading2"/>
       </w:pPr>
       <w:r>
-        <w:t xml:space="preserve">2026-10-04 09:30:16 · 用户 u_local…</w:t>
+        <w:t xml:space="preserve">2026-10-04 12:18:40 · 用户 u_local…</w:t>
       </w:r>
     </w:p>
     <w:p>
@@ -522,7 +522,7 @@
         <w:pStyle w:val="Heading2"/>
       </w:pPr>
       <w:r>
-        <w:t xml:space="preserve">2026-10-04 09:30:16 · 用户 u_local…</w:t>
+        <w:t xml:space="preserve">2026-10-04 12:18:40 · 用户 u_local…</w:t>
       </w:r>
     </w:p>
     <w:p>
@@ -535,7 +535,7 @@
         <w:pStyle w:val="Heading2"/>
       </w:pPr>
       <w:r>
-        <w:t xml:space="preserve">2026-10-04 09:30:16 · 用户 u_local…</w:t>
+        <w:t xml:space="preserve">2026-10-04 12:18:40 · 用户 u_local…</w:t>
       </w:r>
     </w:p>
     <w:p>

--- a/tests/artifacts/docx-word-evidence/长中文多页.docx
+++ b/tests/artifacts/docx-word-evidence/长中文多页.docx
@@ -20,15 +20,15 @@
         <w:rPr>
           <w:color w:val="68708A"/>
         </w:rPr>
-        <w:t xml:space="preserve">私信会话 · 40 条消息 · 2026-10-04T04:18:40.234Z</w:t>
-      </w:r>
-    </w:p>
-    <w:p>
-      <w:pPr>
-        <w:pStyle w:val="Heading2"/>
-      </w:pPr>
-      <w:r>
-        <w:t xml:space="preserve">2026-10-04 12:18:40 · 用户 u_local…</w:t>
+        <w:t xml:space="preserve">私信会话 · 40 条消息 · 2026-10-04T06:49:10.909Z</w:t>
+      </w:r>
+    </w:p>
+    <w:p>
+      <w:pPr>
+        <w:pStyle w:val="Heading2"/>
+      </w:pPr>
+      <w:r>
+        <w:t xml:space="preserve">2026-10-04 14:49:10 · 用户 u_local…</w:t>
       </w:r>
     </w:p>
     <w:p>
@@ -41,7 +41,7 @@
         <w:pStyle w:val="Heading2"/>
       </w:pPr>
       <w:r>
-        <w:t xml:space="preserve">2026-10-04 12:18:40 · 用户 u_local…</w:t>
+        <w:t xml:space="preserve">2026-10-04 14:49:10 · 用户 u_local…</w:t>
       </w:r>
     </w:p>
     <w:p>
@@ -54,7 +54,7 @@
         <w:pStyle w:val="Heading2"/>
       </w:pPr>
       <w:r>
-        <w:t xml:space="preserve">2026-10-04 12:18:40 · 用户 u_local…</w:t>
+        <w:t xml:space="preserve">2026-10-04 14:49:10 · 用户 u_local…</w:t>
       </w:r>
     </w:p>
     <w:p>
@@ -67,7 +67,7 @@
         <w:pStyle w:val="Heading2"/>
       </w:pPr>
       <w:r>
-        <w:t xml:space="preserve">2026-10-04 12:18:40 · 用户 u_local…</w:t>
+        <w:t xml:space="preserve">2026-10-04 14:49:10 · 用户 u_local…</w:t>
       </w:r>
     </w:p>
     <w:p>
@@ -80,7 +80,7 @@
         <w:pStyle w:val="Heading2"/>
       </w:pPr>
       <w:r>
-        <w:t xml:space="preserve">2026-10-04 12:18:40 · 用户 u_local…</w:t>
+        <w:t xml:space="preserve">2026-10-04 14:49:10 · 用户 u_local…</w:t>
       </w:r>
     </w:p>
     <w:p>
@@ -93,7 +93,7 @@
         <w:pStyle w:val="Heading2"/>
       </w:pPr>
       <w:r>
-        <w:t xml:space="preserve">2026-10-04 12:18:40 · 用户 u_local…</w:t>
+        <w:t xml:space="preserve">2026-10-04 14:49:10 · 用户 u_local…</w:t>
       </w:r>
     </w:p>
     <w:p>
@@ -106,7 +106,7 @@
         <w:pStyle w:val="Heading2"/>
       </w:pPr>
       <w:r>
-        <w:t xml:space="preserve">2026-10-04 12:18:40 · 用户 u_local…</w:t>
+        <w:t xml:space="preserve">2026-10-04 14:49:10 · 用户 u_local…</w:t>
       </w:r>
     </w:p>
     <w:p>
@@ -119,7 +119,7 @@
         <w:pStyle w:val="Heading2"/>
       </w:pPr>
       <w:r>
-        <w:t xml:space="preserve">2026-10-04 12:18:40 · 用户 u_local…</w:t>
+        <w:t xml:space="preserve">2026-10-04 14:49:10 · 用户 u_local…</w:t>
       </w:r>
     </w:p>
     <w:p>
@@ -132,7 +132,7 @@
         <w:pStyle w:val="Heading2"/>
       </w:pPr>
       <w:r>
-        <w:t xml:space="preserve">2026-10-04 12:18:40 · 用户 u_local…</w:t>
+        <w:t xml:space="preserve">2026-10-04 14:49:10 · 用户 u_local…</w:t>
       </w:r>
     </w:p>
     <w:p>
@@ -145,7 +145,7 @@
         <w:pStyle w:val="Heading2"/>
       </w:pPr>
       <w:r>
-        <w:t xml:space="preserve">2026-10-04 12:18:40 · 用户 u_local…</w:t>
+        <w:t xml:space="preserve">2026-10-04 14:49:10 · 用户 u_local…</w:t>
       </w:r>
     </w:p>
     <w:p>
@@ -158,7 +158,7 @@
         <w:pStyle w:val="Heading2"/>
       </w:pPr>
       <w:r>
-        <w:t xml:space="preserve">2026-10-04 12:18:40 · 用户 u_local…</w:t>
+        <w:t xml:space="preserve">2026-10-04 14:49:10 · 用户 u_local…</w:t>
       </w:r>
     </w:p>
     <w:p>
@@ -171,7 +171,7 @@
         <w:pStyle w:val="Heading2"/>
       </w:pPr>
       <w:r>
-        <w:t xml:space="preserve">2026-10-04 12:18:40 · 用户 u_local…</w:t>
+        <w:t xml:space="preserve">2026-10-04 14:49:10 · 用户 u_local…</w:t>
       </w:r>
     </w:p>
     <w:p>
@@ -184,7 +184,7 @@
         <w:pStyle w:val="Heading2"/>
       </w:pPr>
       <w:r>
-        <w:t xml:space="preserve">2026-10-04 12:18:40 · 用户 u_local…</w:t>
+        <w:t xml:space="preserve">2026-10-04 14:49:10 · 用户 u_local…</w:t>
       </w:r>
     </w:p>
     <w:p>
@@ -197,7 +197,7 @@
         <w:pStyle w:val="Heading2"/>
       </w:pPr>
       <w:r>
-        <w:t xml:space="preserve">2026-10-04 12:18:40 · 用户 u_local…</w:t>
+        <w:t xml:space="preserve">2026-10-04 14:49:10 · 用户 u_local…</w:t>
       </w:r>
     </w:p>
     <w:p>
@@ -210,7 +210,7 @@
         <w:pStyle w:val="Heading2"/>
       </w:pPr>
       <w:r>
-        <w:t xml:space="preserve">2026-10-04 12:18:40 · 用户 u_local…</w:t>
+        <w:t xml:space="preserve">2026-10-04 14:49:10 · 用户 u_local…</w:t>
       </w:r>
     </w:p>
     <w:p>
@@ -223,7 +223,7 @@
         <w:pStyle w:val="Heading2"/>
       </w:pPr>
       <w:r>
-        <w:t xml:space="preserve">2026-10-04 12:18:40 · 用户 u_local…</w:t>
+        <w:t xml:space="preserve">2026-10-04 14:49:10 · 用户 u_local…</w:t>
       </w:r>
     </w:p>
     <w:p>
@@ -236,7 +236,7 @@
         <w:pStyle w:val="Heading2"/>
       </w:pPr>
       <w:r>
-        <w:t xml:space="preserve">2026-10-04 12:18:40 · 用户 u_local…</w:t>
+        <w:t xml:space="preserve">2026-10-04 14:49:10 · 用户 u_local…</w:t>
       </w:r>
     </w:p>
     <w:p>
@@ -249,7 +249,7 @@
         <w:pStyle w:val="Heading2"/>
       </w:pPr>
       <w:r>
-        <w:t xml:space="preserve">2026-10-04 12:18:40 · 用户 u_local…</w:t>
+        <w:t xml:space="preserve">2026-10-04 14:49:10 · 用户 u_local…</w:t>
       </w:r>
     </w:p>
     <w:p>
@@ -262,7 +262,7 @@
         <w:pStyle w:val="Heading2"/>
       </w:pPr>
       <w:r>
-        <w:t xml:space="preserve">2026-10-04 12:18:40 · 用户 u_local…</w:t>
+        <w:t xml:space="preserve">2026-10-04 14:49:10 · 用户 u_local…</w:t>
       </w:r>
     </w:p>
     <w:p>
@@ -275,7 +275,7 @@
         <w:pStyle w:val="Heading2"/>
       </w:pPr>
       <w:r>
-        <w:t xml:space="preserve">2026-10-04 12:18:40 · 用户 u_local…</w:t>
+        <w:t xml:space="preserve">2026-10-04 14:49:10 · 用户 u_local…</w:t>
       </w:r>
     </w:p>
     <w:p>
@@ -288,7 +288,7 @@
         <w:pStyle w:val="Heading2"/>
       </w:pPr>
       <w:r>
-        <w:t xml:space="preserve">2026-10-04 12:18:40 · 用户 u_local…</w:t>
+        <w:t xml:space="preserve">2026-10-04 14:49:10 · 用户 u_local…</w:t>
       </w:r>
     </w:p>
     <w:p>
@@ -301,7 +301,7 @@
         <w:pStyle w:val="Heading2"/>
       </w:pPr>
       <w:r>
-        <w:t xml:space="preserve">2026-10-04 12:18:40 · 用户 u_local…</w:t>
+        <w:t xml:space="preserve">2026-10-04 14:49:10 · 用户 u_local…</w:t>
       </w:r>
     </w:p>
     <w:p>
@@ -314,7 +314,7 @@
         <w:pStyle w:val="Heading2"/>
       </w:pPr>
       <w:r>
-        <w:t xml:space="preserve">2026-10-04 12:18:40 · 用户 u_local…</w:t>
+        <w:t xml:space="preserve">2026-10-04 14:49:10 · 用户 u_local…</w:t>
       </w:r>
     </w:p>
     <w:p>
@@ -327,7 +327,7 @@
         <w:pStyle w:val="Heading2"/>
       </w:pPr>
       <w:r>
-        <w:t xml:space="preserve">2026-10-04 12:18:40 · 用户 u_local…</w:t>
+        <w:t xml:space="preserve">2026-10-04 14:49:10 · 用户 u_local…</w:t>
       </w:r>
     </w:p>
     <w:p>
@@ -340,7 +340,7 @@
         <w:pStyle w:val="Heading2"/>
       </w:pPr>
       <w:r>
-        <w:t xml:space="preserve">2026-10-04 12:18:40 · 用户 u_local…</w:t>
+        <w:t xml:space="preserve">2026-10-04 14:49:10 · 用户 u_local…</w:t>
       </w:r>
     </w:p>
     <w:p>
@@ -353,7 +353,7 @@
         <w:pStyle w:val="Heading2"/>
       </w:pPr>
       <w:r>
-        <w:t xml:space="preserve">2026-10-04 12:18:40 · 用户 u_local…</w:t>
+        <w:t xml:space="preserve">2026-10-04 14:49:10 · 用户 u_local…</w:t>
       </w:r>
     </w:p>
     <w:p>
@@ -366,7 +366,7 @@
         <w:pStyle w:val="Heading2"/>
       </w:pPr>
       <w:r>
-        <w:t xml:space="preserve">2026-10-04 12:18:40 · 用户 u_local…</w:t>
+        <w:t xml:space="preserve">2026-10-04 14:49:10 · 用户 u_local…</w:t>
       </w:r>
     </w:p>
     <w:p>
@@ -379,7 +379,7 @@
         <w:pStyle w:val="Heading2"/>
       </w:pPr>
       <w:r>
-        <w:t xml:space="preserve">2026-10-04 12:18:40 · 用户 u_local…</w:t>
+        <w:t xml:space="preserve">2026-10-04 14:49:10 · 用户 u_local…</w:t>
       </w:r>
     </w:p>
     <w:p>
@@ -392,7 +392,7 @@
         <w:pStyle w:val="Heading2"/>
       </w:pPr>
       <w:r>
-        <w:t xml:space="preserve">2026-10-04 12:18:40 · 用户 u_local…</w:t>
+        <w:t xml:space="preserve">2026-10-04 14:49:10 · 用户 u_local…</w:t>
       </w:r>
     </w:p>
     <w:p>
@@ -405,7 +405,7 @@
         <w:pStyle w:val="Heading2"/>
       </w:pPr>
       <w:r>
-        <w:t xml:space="preserve">2026-10-04 12:18:40 · 用户 u_local…</w:t>
+        <w:t xml:space="preserve">2026-10-04 14:49:10 · 用户 u_local…</w:t>
       </w:r>
     </w:p>
     <w:p>
@@ -418,7 +418,7 @@
         <w:pStyle w:val="Heading2"/>
       </w:pPr>
       <w:r>
-        <w:t xml:space="preserve">2026-10-04 12:18:40 · 用户 u_local…</w:t>
+        <w:t xml:space="preserve">2026-10-04 14:49:10 · 用户 u_local…</w:t>
       </w:r>
     </w:p>
     <w:p>
@@ -431,7 +431,7 @@
         <w:pStyle w:val="Heading2"/>
       </w:pPr>
       <w:r>
-        <w:t xml:space="preserve">2026-10-04 12:18:40 · 用户 u_local…</w:t>
+        <w:t xml:space="preserve">2026-10-04 14:49:10 · 用户 u_local…</w:t>
       </w:r>
     </w:p>
     <w:p>
@@ -444,7 +444,7 @@
         <w:pStyle w:val="Heading2"/>
       </w:pPr>
       <w:r>
-        <w:t xml:space="preserve">2026-10-04 12:18:40 · 用户 u_local…</w:t>
+        <w:t xml:space="preserve">2026-10-04 14:49:10 · 用户 u_local…</w:t>
       </w:r>
     </w:p>
     <w:p>
@@ -457,7 +457,7 @@
         <w:pStyle w:val="Heading2"/>
       </w:pPr>
       <w:r>
-        <w:t xml:space="preserve">2026-10-04 12:18:40 · 用户 u_local…</w:t>
+        <w:t xml:space="preserve">2026-10-04 14:49:10 · 用户 u_local…</w:t>
       </w:r>
     </w:p>
     <w:p>
@@ -470,7 +470,7 @@
         <w:pStyle w:val="Heading2"/>
       </w:pPr>
       <w:r>
-        <w:t xml:space="preserve">2026-10-04 12:18:40 · 用户 u_local…</w:t>
+        <w:t xml:space="preserve">2026-10-04 14:49:10 · 用户 u_local…</w:t>
       </w:r>
     </w:p>
     <w:p>
@@ -483,7 +483,7 @@
         <w:pStyle w:val="Heading2"/>
       </w:pPr>
       <w:r>
-        <w:t xml:space="preserve">2026-10-04 12:18:40 · 用户 u_local…</w:t>
+        <w:t xml:space="preserve">2026-10-04 14:49:10 · 用户 u_local…</w:t>
       </w:r>
     </w:p>
     <w:p>
@@ -496,7 +496,7 @@
         <w:pStyle w:val="Heading2"/>
       </w:pPr>
       <w:r>
-        <w:t xml:space="preserve">2026-10-04 12:18:40 · 用户 u_local…</w:t>
+        <w:t xml:space="preserve">2026-10-04 14:49:10 · 用户 u_local…</w:t>
       </w:r>
     </w:p>
     <w:p>
@@ -509,7 +509,7 @@
         <w:pStyle w:val="Heading2"/>
       </w:pPr>
       <w:r>
-        <w:t xml:space="preserve">2026-10-04 12:18:40 · 用户 u_local…</w:t>
+        <w:t xml:space="preserve">2026-10-04 14:49:10 · 用户 u_local…</w:t>
       </w:r>
     </w:p>
     <w:p>
@@ -522,7 +522,7 @@
         <w:pStyle w:val="Heading2"/>
       </w:pPr>
       <w:r>
-        <w:t xml:space="preserve">2026-10-04 12:18:40 · 用户 u_local…</w:t>
+        <w:t xml:space="preserve">2026-10-04 14:49:10 · 用户 u_local…</w:t>
       </w:r>
     </w:p>
     <w:p>
@@ -535,7 +535,7 @@
         <w:pStyle w:val="Heading2"/>
       </w:pPr>
       <w:r>
-        <w:t xml:space="preserve">2026-10-04 12:18:40 · 用户 u_local…</w:t>
+        <w:t xml:space="preserve">2026-10-04 14:49:10 · 用户 u_local…</w:t>
       </w:r>
     </w:p>
     <w:p>

--- a/tests/artifacts/docx-word-evidence/长中文多页.docx
+++ b/tests/artifacts/docx-word-evidence/长中文多页.docx
@@ -20,15 +20,15 @@
         <w:rPr>
           <w:color w:val="68708A"/>
         </w:rPr>
-        <w:t xml:space="preserve">私信会话 · 40 条消息 · 2026-10-04T06:49:10.909Z</w:t>
-      </w:r>
-    </w:p>
-    <w:p>
-      <w:pPr>
-        <w:pStyle w:val="Heading2"/>
-      </w:pPr>
-      <w:r>
-        <w:t xml:space="preserve">2026-10-04 14:49:10 · 用户 u_local…</w:t>
+        <w:t xml:space="preserve">私信会话 · 40 条消息 · 2026-10-04T07:57:08.527Z</w:t>
+      </w:r>
+    </w:p>
+    <w:p>
+      <w:pPr>
+        <w:pStyle w:val="Heading2"/>
+      </w:pPr>
+      <w:r>
+        <w:t xml:space="preserve">2026-10-04 15:57:08 · 用户 u_local…</w:t>
       </w:r>
     </w:p>
     <w:p>
@@ -41,7 +41,7 @@
         <w:pStyle w:val="Heading2"/>
       </w:pPr>
       <w:r>
-        <w:t xml:space="preserve">2026-10-04 14:49:10 · 用户 u_local…</w:t>
+        <w:t xml:space="preserve">2026-10-04 15:57:08 · 用户 u_local…</w:t>
       </w:r>
     </w:p>
     <w:p>
@@ -54,7 +54,7 @@
         <w:pStyle w:val="Heading2"/>
       </w:pPr>
       <w:r>
-        <w:t xml:space="preserve">2026-10-04 14:49:10 · 用户 u_local…</w:t>
+        <w:t xml:space="preserve">2026-10-04 15:57:08 · 用户 u_local…</w:t>
       </w:r>
     </w:p>
     <w:p>
@@ -67,7 +67,7 @@
         <w:pStyle w:val="Heading2"/>
       </w:pPr>
       <w:r>
-        <w:t xml:space="preserve">2026-10-04 14:49:10 · 用户 u_local…</w:t>
+        <w:t xml:space="preserve">2026-10-04 15:57:08 · 用户 u_local…</w:t>
       </w:r>
     </w:p>
     <w:p>
@@ -80,7 +80,7 @@
         <w:pStyle w:val="Heading2"/>
       </w:pPr>
       <w:r>
-        <w:t xml:space="preserve">2026-10-04 14:49:10 · 用户 u_local…</w:t>
+        <w:t xml:space="preserve">2026-10-04 15:57:08 · 用户 u_local…</w:t>
       </w:r>
     </w:p>
     <w:p>
@@ -93,7 +93,7 @@
         <w:pStyle w:val="Heading2"/>
       </w:pPr>
       <w:r>
-        <w:t xml:space="preserve">2026-10-04 14:49:10 · 用户 u_local…</w:t>
+        <w:t xml:space="preserve">2026-10-04 15:57:08 · 用户 u_local…</w:t>
       </w:r>
     </w:p>
     <w:p>
@@ -106,7 +106,7 @@
         <w:pStyle w:val="Heading2"/>
       </w:pPr>
       <w:r>
-        <w:t xml:space="preserve">2026-10-04 14:49:10 · 用户 u_local…</w:t>
+        <w:t xml:space="preserve">2026-10-04 15:57:08 · 用户 u_local…</w:t>
       </w:r>
     </w:p>
     <w:p>
@@ -119,7 +119,7 @@
         <w:pStyle w:val="Heading2"/>
       </w:pPr>
       <w:r>
-        <w:t xml:space="preserve">2026-10-04 14:49:10 · 用户 u_local…</w:t>
+        <w:t xml:space="preserve">2026-10-04 15:57:08 · 用户 u_local…</w:t>
       </w:r>
     </w:p>
     <w:p>
@@ -132,7 +132,7 @@
         <w:pStyle w:val="Heading2"/>
       </w:pPr>
       <w:r>
-        <w:t xml:space="preserve">2026-10-04 14:49:10 · 用户 u_local…</w:t>
+        <w:t xml:space="preserve">2026-10-04 15:57:08 · 用户 u_local…</w:t>
       </w:r>
     </w:p>
     <w:p>
@@ -145,7 +145,7 @@
         <w:pStyle w:val="Heading2"/>
       </w:pPr>
       <w:r>
-        <w:t xml:space="preserve">2026-10-04 14:49:10 · 用户 u_local…</w:t>
+        <w:t xml:space="preserve">2026-10-04 15:57:08 · 用户 u_local…</w:t>
       </w:r>
     </w:p>
     <w:p>
@@ -158,7 +158,7 @@
         <w:pStyle w:val="Heading2"/>
       </w:pPr>
       <w:r>
-        <w:t xml:space="preserve">2026-10-04 14:49:10 · 用户 u_local…</w:t>
+        <w:t xml:space="preserve">2026-10-04 15:57:08 · 用户 u_local…</w:t>
       </w:r>
     </w:p>
     <w:p>
@@ -171,7 +171,7 @@
         <w:pStyle w:val="Heading2"/>
       </w:pPr>
       <w:r>
-        <w:t xml:space="preserve">2026-10-04 14:49:10 · 用户 u_local…</w:t>
+        <w:t xml:space="preserve">2026-10-04 15:57:08 · 用户 u_local…</w:t>
       </w:r>
     </w:p>
     <w:p>
@@ -184,7 +184,7 @@
         <w:pStyle w:val="Heading2"/>
       </w:pPr>
       <w:r>
-        <w:t xml:space="preserve">2026-10-04 14:49:10 · 用户 u_local…</w:t>
+        <w:t xml:space="preserve">2026-10-04 15:57:08 · 用户 u_local…</w:t>
       </w:r>
     </w:p>
     <w:p>
@@ -197,7 +197,7 @@
         <w:pStyle w:val="Heading2"/>
       </w:pPr>
       <w:r>
-        <w:t xml:space="preserve">2026-10-04 14:49:10 · 用户 u_local…</w:t>
+        <w:t xml:space="preserve">2026-10-04 15:57:08 · 用户 u_local…</w:t>
       </w:r>
     </w:p>
     <w:p>
@@ -210,7 +210,7 @@
         <w:pStyle w:val="Heading2"/>
       </w:pPr>
       <w:r>
-        <w:t xml:space="preserve">2026-10-04 14:49:10 · 用户 u_local…</w:t>
+        <w:t xml:space="preserve">2026-10-04 15:57:08 · 用户 u_local…</w:t>
       </w:r>
     </w:p>
     <w:p>
@@ -223,7 +223,7 @@
         <w:pStyle w:val="Heading2"/>
       </w:pPr>
       <w:r>
-        <w:t xml:space="preserve">2026-10-04 14:49:10 · 用户 u_local…</w:t>
+        <w:t xml:space="preserve">2026-10-04 15:57:08 · 用户 u_local…</w:t>
       </w:r>
     </w:p>
     <w:p>
@@ -236,7 +236,7 @@
         <w:pStyle w:val="Heading2"/>
       </w:pPr>
       <w:r>
-        <w:t xml:space="preserve">2026-10-04 14:49:10 · 用户 u_local…</w:t>
+        <w:t xml:space="preserve">2026-10-04 15:57:08 · 用户 u_local…</w:t>
       </w:r>
     </w:p>
     <w:p>
@@ -249,7 +249,7 @@
         <w:pStyle w:val="Heading2"/>
       </w:pPr>
       <w:r>
-        <w:t xml:space="preserve">2026-10-04 14:49:10 · 用户 u_local…</w:t>
+        <w:t xml:space="preserve">2026-10-04 15:57:08 · 用户 u_local…</w:t>
       </w:r>
     </w:p>
     <w:p>
@@ -262,7 +262,7 @@
         <w:pStyle w:val="Heading2"/>
       </w:pPr>
       <w:r>
-        <w:t xml:space="preserve">2026-10-04 14:49:10 · 用户 u_local…</w:t>
+        <w:t xml:space="preserve">2026-10-04 15:57:08 · 用户 u_local…</w:t>
       </w:r>
     </w:p>
     <w:p>
@@ -275,7 +275,7 @@
         <w:pStyle w:val="Heading2"/>
       </w:pPr>
       <w:r>
-        <w:t xml:space="preserve">2026-10-04 14:49:10 · 用户 u_local…</w:t>
+        <w:t xml:space="preserve">2026-10-04 15:57:08 · 用户 u_local…</w:t>
       </w:r>
     </w:p>
     <w:p>
@@ -288,7 +288,7 @@
         <w:pStyle w:val="Heading2"/>
       </w:pPr>
       <w:r>
-        <w:t xml:space="preserve">2026-10-04 14:49:10 · 用户 u_local…</w:t>
+        <w:t xml:space="preserve">2026-10-04 15:57:08 · 用户 u_local…</w:t>
       </w:r>
     </w:p>
     <w:p>
@@ -301,7 +301,7 @@
         <w:pStyle w:val="Heading2"/>
       </w:pPr>
       <w:r>
-        <w:t xml:space="preserve">2026-10-04 14:49:10 · 用户 u_local…</w:t>
+        <w:t xml:space="preserve">2026-10-04 15:57:08 · 用户 u_local…</w:t>
       </w:r>
     </w:p>
     <w:p>
@@ -314,7 +314,7 @@
         <w:pStyle w:val="Heading2"/>
       </w:pPr>
       <w:r>
-        <w:t xml:space="preserve">2026-10-04 14:49:10 · 用户 u_local…</w:t>
+        <w:t xml:space="preserve">2026-10-04 15:57:08 · 用户 u_local…</w:t>
       </w:r>
     </w:p>
     <w:p>
@@ -327,7 +327,7 @@
         <w:pStyle w:val="Heading2"/>
       </w:pPr>
       <w:r>
-        <w:t xml:space="preserve">2026-10-04 14:49:10 · 用户 u_local…</w:t>
+        <w:t xml:space="preserve">2026-10-04 15:57:08 · 用户 u_local…</w:t>
       </w:r>
     </w:p>
     <w:p>
@@ -340,7 +340,7 @@
         <w:pStyle w:val="Heading2"/>
       </w:pPr>
       <w:r>
-        <w:t xml:space="preserve">2026-10-04 14:49:10 · 用户 u_local…</w:t>
+        <w:t xml:space="preserve">2026-10-04 15:57:08 · 用户 u_local…</w:t>
       </w:r>
     </w:p>
     <w:p>
@@ -353,7 +353,7 @@
         <w:pStyle w:val="Heading2"/>
       </w:pPr>
       <w:r>
-        <w:t xml:space="preserve">2026-10-04 14:49:10 · 用户 u_local…</w:t>
+        <w:t xml:space="preserve">2026-10-04 15:57:08 · 用户 u_local…</w:t>
       </w:r>
     </w:p>
     <w:p>
@@ -366,7 +366,7 @@
         <w:pStyle w:val="Heading2"/>
       </w:pPr>
       <w:r>
-        <w:t xml:space="preserve">2026-10-04 14:49:10 · 用户 u_local…</w:t>
+        <w:t xml:space="preserve">2026-10-04 15:57:08 · 用户 u_local…</w:t>
       </w:r>
     </w:p>
     <w:p>
@@ -379,7 +379,7 @@
         <w:pStyle w:val="Heading2"/>
       </w:pPr>
       <w:r>
-        <w:t xml:space="preserve">2026-10-04 14:49:10 · 用户 u_local…</w:t>
+        <w:t xml:space="preserve">2026-10-04 15:57:08 · 用户 u_local…</w:t>
       </w:r>
     </w:p>
     <w:p>
@@ -392,7 +392,7 @@
         <w:pStyle w:val="Heading2"/>
       </w:pPr>
       <w:r>
-        <w:t xml:space="preserve">2026-10-04 14:49:10 · 用户 u_local…</w:t>
+        <w:t xml:space="preserve">2026-10-04 15:57:08 · 用户 u_local…</w:t>
       </w:r>
     </w:p>
     <w:p>
@@ -405,7 +405,7 @@
         <w:pStyle w:val="Heading2"/>
       </w:pPr>
       <w:r>
-        <w:t xml:space="preserve">2026-10-04 14:49:10 · 用户 u_local…</w:t>
+        <w:t xml:space="preserve">2026-10-04 15:57:08 · 用户 u_local…</w:t>
       </w:r>
     </w:p>
     <w:p>
@@ -418,7 +418,7 @@
         <w:pStyle w:val="Heading2"/>
       </w:pPr>
       <w:r>
-        <w:t xml:space="preserve">2026-10-04 14:49:10 · 用户 u_local…</w:t>
+        <w:t xml:space="preserve">2026-10-04 15:57:08 · 用户 u_local…</w:t>
       </w:r>
     </w:p>
     <w:p>
@@ -431,7 +431,7 @@
         <w:pStyle w:val="Heading2"/>
       </w:pPr>
       <w:r>
-        <w:t xml:space="preserve">2026-10-04 14:49:10 · 用户 u_local…</w:t>
+        <w:t xml:space="preserve">2026-10-04 15:57:08 · 用户 u_local…</w:t>
       </w:r>
     </w:p>
     <w:p>
@@ -444,7 +444,7 @@
         <w:pStyle w:val="Heading2"/>
       </w:pPr>
       <w:r>
-        <w:t xml:space="preserve">2026-10-04 14:49:10 · 用户 u_local…</w:t>
+        <w:t xml:space="preserve">2026-10-04 15:57:08 · 用户 u_local…</w:t>
       </w:r>
     </w:p>
     <w:p>
@@ -457,7 +457,7 @@
         <w:pStyle w:val="Heading2"/>
       </w:pPr>
       <w:r>
-        <w:t xml:space="preserve">2026-10-04 14:49:10 · 用户 u_local…</w:t>
+        <w:t xml:space="preserve">2026-10-04 15:57:08 · 用户 u_local…</w:t>
       </w:r>
     </w:p>
     <w:p>
@@ -470,7 +470,7 @@
         <w:pStyle w:val="Heading2"/>
       </w:pPr>
       <w:r>
-        <w:t xml:space="preserve">2026-10-04 14:49:10 · 用户 u_local…</w:t>
+        <w:t xml:space="preserve">2026-10-04 15:57:08 · 用户 u_local…</w:t>
       </w:r>
     </w:p>
     <w:p>
@@ -483,7 +483,7 @@
         <w:pStyle w:val="Heading2"/>
       </w:pPr>
       <w:r>
-        <w:t xml:space="preserve">2026-10-04 14:49:10 · 用户 u_local…</w:t>
+        <w:t xml:space="preserve">2026-10-04 15:57:08 · 用户 u_local…</w:t>
       </w:r>
     </w:p>
     <w:p>
@@ -496,7 +496,7 @@
         <w:pStyle w:val="Heading2"/>
       </w:pPr>
       <w:r>
-        <w:t xml:space="preserve">2026-10-04 14:49:10 · 用户 u_local…</w:t>
+        <w:t xml:space="preserve">2026-10-04 15:57:08 · 用户 u_local…</w:t>
       </w:r>
     </w:p>
     <w:p>
@@ -509,7 +509,7 @@
         <w:pStyle w:val="Heading2"/>
       </w:pPr>
       <w:r>
-        <w:t xml:space="preserve">2026-10-04 14:49:10 · 用户 u_local…</w:t>
+        <w:t xml:space="preserve">2026-10-04 15:57:08 · 用户 u_local…</w:t>
       </w:r>
     </w:p>
     <w:p>
@@ -522,7 +522,7 @@
         <w:pStyle w:val="Heading2"/>
       </w:pPr>
       <w:r>
-        <w:t xml:space="preserve">2026-10-04 14:49:10 · 用户 u_local…</w:t>
+        <w:t xml:space="preserve">2026-10-04 15:57:08 · 用户 u_local…</w:t>
       </w:r>
     </w:p>
     <w:p>
@@ -535,7 +535,7 @@
         <w:pStyle w:val="Heading2"/>
       </w:pPr>
       <w:r>
-        <w:t xml:space="preserve">2026-10-04 14:49:10 · 用户 u_local…</w:t>
+        <w:t xml:space="preserve">2026-10-04 15:57:08 · 用户 u_local…</w:t>
       </w:r>
     </w:p>
     <w:p>

--- a/tests/artifacts/docx-word-evidence/长中文多页.docx
+++ b/tests/artifacts/docx-word-evidence/长中文多页.docx
@@ -20,15 +20,15 @@
         <w:rPr>
           <w:color w:val="68708A"/>
         </w:rPr>
-        <w:t xml:space="preserve">私信会话 · 40 条消息 · 2026-10-04T07:57:08.527Z</w:t>
-      </w:r>
-    </w:p>
-    <w:p>
-      <w:pPr>
-        <w:pStyle w:val="Heading2"/>
-      </w:pPr>
-      <w:r>
-        <w:t xml:space="preserve">2026-10-04 15:57:08 · 用户 u_local…</w:t>
+        <w:t xml:space="preserve">私信会话 · 40 条消息 · 2026-10-04T08:22:35.238Z</w:t>
+      </w:r>
+    </w:p>
+    <w:p>
+      <w:pPr>
+        <w:pStyle w:val="Heading2"/>
+      </w:pPr>
+      <w:r>
+        <w:t xml:space="preserve">2026-10-04 16:22:35 · 用户 u_local…</w:t>
       </w:r>
     </w:p>
     <w:p>
@@ -41,7 +41,7 @@
         <w:pStyle w:val="Heading2"/>
       </w:pPr>
       <w:r>
-        <w:t xml:space="preserve">2026-10-04 15:57:08 · 用户 u_local…</w:t>
+        <w:t xml:space="preserve">2026-10-04 16:22:35 · 用户 u_local…</w:t>
       </w:r>
     </w:p>
     <w:p>
@@ -54,7 +54,7 @@
         <w:pStyle w:val="Heading2"/>
       </w:pPr>
       <w:r>
-        <w:t xml:space="preserve">2026-10-04 15:57:08 · 用户 u_local…</w:t>
+        <w:t xml:space="preserve">2026-10-04 16:22:35 · 用户 u_local…</w:t>
       </w:r>
     </w:p>
     <w:p>
@@ -67,7 +67,7 @@
         <w:pStyle w:val="Heading2"/>
       </w:pPr>
       <w:r>
-        <w:t xml:space="preserve">2026-10-04 15:57:08 · 用户 u_local…</w:t>
+        <w:t xml:space="preserve">2026-10-04 16:22:35 · 用户 u_local…</w:t>
       </w:r>
     </w:p>
     <w:p>
@@ -80,7 +80,7 @@
         <w:pStyle w:val="Heading2"/>
       </w:pPr>
       <w:r>
-        <w:t xml:space="preserve">2026-10-04 15:57:08 · 用户 u_local…</w:t>
+        <w:t xml:space="preserve">2026-10-04 16:22:35 · 用户 u_local…</w:t>
       </w:r>
     </w:p>
     <w:p>
@@ -93,7 +93,7 @@
         <w:pStyle w:val="Heading2"/>
       </w:pPr>
       <w:r>
-        <w:t xml:space="preserve">2026-10-04 15:57:08 · 用户 u_local…</w:t>
+        <w:t xml:space="preserve">2026-10-04 16:22:35 · 用户 u_local…</w:t>
       </w:r>
     </w:p>
     <w:p>
@@ -106,7 +106,7 @@
         <w:pStyle w:val="Heading2"/>
       </w:pPr>
       <w:r>
-        <w:t xml:space="preserve">2026-10-04 15:57:08 · 用户 u_local…</w:t>
+        <w:t xml:space="preserve">2026-10-04 16:22:35 · 用户 u_local…</w:t>
       </w:r>
     </w:p>
     <w:p>
@@ -119,7 +119,7 @@
         <w:pStyle w:val="Heading2"/>
       </w:pPr>
       <w:r>
-        <w:t xml:space="preserve">2026-10-04 15:57:08 · 用户 u_local…</w:t>
+        <w:t xml:space="preserve">2026-10-04 16:22:35 · 用户 u_local…</w:t>
       </w:r>
     </w:p>
     <w:p>
@@ -132,7 +132,7 @@
         <w:pStyle w:val="Heading2"/>
       </w:pPr>
       <w:r>
-        <w:t xml:space="preserve">2026-10-04 15:57:08 · 用户 u_local…</w:t>
+        <w:t xml:space="preserve">2026-10-04 16:22:35 · 用户 u_local…</w:t>
       </w:r>
     </w:p>
     <w:p>
@@ -145,7 +145,7 @@
         <w:pStyle w:val="Heading2"/>
       </w:pPr>
       <w:r>
-        <w:t xml:space="preserve">2026-10-04 15:57:08 · 用户 u_local…</w:t>
+        <w:t xml:space="preserve">2026-10-04 16:22:35 · 用户 u_local…</w:t>
       </w:r>
     </w:p>
     <w:p>
@@ -158,7 +158,7 @@
         <w:pStyle w:val="Heading2"/>
       </w:pPr>
       <w:r>
-        <w:t xml:space="preserve">2026-10-04 15:57:08 · 用户 u_local…</w:t>
+        <w:t xml:space="preserve">2026-10-04 16:22:35 · 用户 u_local…</w:t>
       </w:r>
     </w:p>
     <w:p>
@@ -171,7 +171,7 @@
         <w:pStyle w:val="Heading2"/>
       </w:pPr>
       <w:r>
-        <w:t xml:space="preserve">2026-10-04 15:57:08 · 用户 u_local…</w:t>
+        <w:t xml:space="preserve">2026-10-04 16:22:35 · 用户 u_local…</w:t>
       </w:r>
     </w:p>
     <w:p>
@@ -184,7 +184,7 @@
         <w:pStyle w:val="Heading2"/>
       </w:pPr>
       <w:r>
-        <w:t xml:space="preserve">2026-10-04 15:57:08 · 用户 u_local…</w:t>
+        <w:t xml:space="preserve">2026-10-04 16:22:35 · 用户 u_local…</w:t>
       </w:r>
     </w:p>
     <w:p>
@@ -197,7 +197,7 @@
         <w:pStyle w:val="Heading2"/>
       </w:pPr>
       <w:r>
-        <w:t xml:space="preserve">2026-10-04 15:57:08 · 用户 u_local…</w:t>
+        <w:t xml:space="preserve">2026-10-04 16:22:35 · 用户 u_local…</w:t>
       </w:r>
     </w:p>
     <w:p>
@@ -210,7 +210,7 @@
         <w:pStyle w:val="Heading2"/>
       </w:pPr>
       <w:r>
-        <w:t xml:space="preserve">2026-10-04 15:57:08 · 用户 u_local…</w:t>
+        <w:t xml:space="preserve">2026-10-04 16:22:35 · 用户 u_local…</w:t>
       </w:r>
     </w:p>
     <w:p>
@@ -223,7 +223,7 @@
         <w:pStyle w:val="Heading2"/>
       </w:pPr>
       <w:r>
-        <w:t xml:space="preserve">2026-10-04 15:57:08 · 用户 u_local…</w:t>
+        <w:t xml:space="preserve">2026-10-04 16:22:35 · 用户 u_local…</w:t>
       </w:r>
     </w:p>
     <w:p>
@@ -236,7 +236,7 @@
         <w:pStyle w:val="Heading2"/>
       </w:pPr>
       <w:r>
-        <w:t xml:space="preserve">2026-10-04 15:57:08 · 用户 u_local…</w:t>
+        <w:t xml:space="preserve">2026-10-04 16:22:35 · 用户 u_local…</w:t>
       </w:r>
     </w:p>
     <w:p>
@@ -249,7 +249,7 @@
         <w:pStyle w:val="Heading2"/>
       </w:pPr>
       <w:r>
-        <w:t xml:space="preserve">2026-10-04 15:57:08 · 用户 u_local…</w:t>
+        <w:t xml:space="preserve">2026-10-04 16:22:35 · 用户 u_local…</w:t>
       </w:r>
     </w:p>
     <w:p>
@@ -262,7 +262,7 @@
         <w:pStyle w:val="Heading2"/>
       </w:pPr>
       <w:r>
-        <w:t xml:space="preserve">2026-10-04 15:57:08 · 用户 u_local…</w:t>
+        <w:t xml:space="preserve">2026-10-04 16:22:35 · 用户 u_local…</w:t>
       </w:r>
     </w:p>
     <w:p>
@@ -275,7 +275,7 @@
         <w:pStyle w:val="Heading2"/>
       </w:pPr>
       <w:r>
-        <w:t xml:space="preserve">2026-10-04 15:57:08 · 用户 u_local…</w:t>
+        <w:t xml:space="preserve">2026-10-04 16:22:35 · 用户 u_local…</w:t>
       </w:r>
     </w:p>
     <w:p>
@@ -288,7 +288,7 @@
         <w:pStyle w:val="Heading2"/>
       </w:pPr>
       <w:r>
-        <w:t xml:space="preserve">2026-10-04 15:57:08 · 用户 u_local…</w:t>
+        <w:t xml:space="preserve">2026-10-04 16:22:35 · 用户 u_local…</w:t>
       </w:r>
     </w:p>
     <w:p>
@@ -301,7 +301,7 @@
         <w:pStyle w:val="Heading2"/>
       </w:pPr>
       <w:r>
-        <w:t xml:space="preserve">2026-10-04 15:57:08 · 用户 u_local…</w:t>
+        <w:t xml:space="preserve">2026-10-04 16:22:35 · 用户 u_local…</w:t>
       </w:r>
     </w:p>
     <w:p>
@@ -314,7 +314,7 @@
         <w:pStyle w:val="Heading2"/>
       </w:pPr>
       <w:r>
-        <w:t xml:space="preserve">2026-10-04 15:57:08 · 用户 u_local…</w:t>
+        <w:t xml:space="preserve">2026-10-04 16:22:35 · 用户 u_local…</w:t>
       </w:r>
     </w:p>
     <w:p>
@@ -327,7 +327,7 @@
         <w:pStyle w:val="Heading2"/>
       </w:pPr>
       <w:r>
-        <w:t xml:space="preserve">2026-10-04 15:57:08 · 用户 u_local…</w:t>
+        <w:t xml:space="preserve">2026-10-04 16:22:35 · 用户 u_local…</w:t>
       </w:r>
     </w:p>
     <w:p>
@@ -340,7 +340,7 @@
         <w:pStyle w:val="Heading2"/>
       </w:pPr>
       <w:r>
-        <w:t xml:space="preserve">2026-10-04 15:57:08 · 用户 u_local…</w:t>
+        <w:t xml:space="preserve">2026-10-04 16:22:35 · 用户 u_local…</w:t>
       </w:r>
     </w:p>
     <w:p>
@@ -353,7 +353,7 @@
         <w:pStyle w:val="Heading2"/>
       </w:pPr>
       <w:r>
-        <w:t xml:space="preserve">2026-10-04 15:57:08 · 用户 u_local…</w:t>
+        <w:t xml:space="preserve">2026-10-04 16:22:35 · 用户 u_local…</w:t>
       </w:r>
     </w:p>
     <w:p>
@@ -366,7 +366,7 @@
         <w:pStyle w:val="Heading2"/>
       </w:pPr>
       <w:r>
-        <w:t xml:space="preserve">2026-10-04 15:57:08 · 用户 u_local…</w:t>
+        <w:t xml:space="preserve">2026-10-04 16:22:35 · 用户 u_local…</w:t>
       </w:r>
     </w:p>
     <w:p>
@@ -379,7 +379,7 @@
         <w:pStyle w:val="Heading2"/>
       </w:pPr>
       <w:r>
-        <w:t xml:space="preserve">2026-10-04 15:57:08 · 用户 u_local…</w:t>
+        <w:t xml:space="preserve">2026-10-04 16:22:35 · 用户 u_local…</w:t>
       </w:r>
     </w:p>
     <w:p>
@@ -392,7 +392,7 @@
         <w:pStyle w:val="Heading2"/>
       </w:pPr>
       <w:r>
-        <w:t xml:space="preserve">2026-10-04 15:57:08 · 用户 u_local…</w:t>
+        <w:t xml:space="preserve">2026-10-04 16:22:35 · 用户 u_local…</w:t>
       </w:r>
     </w:p>
     <w:p>
@@ -405,7 +405,7 @@
         <w:pStyle w:val="Heading2"/>
       </w:pPr>
       <w:r>
-        <w:t xml:space="preserve">2026-10-04 15:57:08 · 用户 u_local…</w:t>
+        <w:t xml:space="preserve">2026-10-04 16:22:35 · 用户 u_local…</w:t>
       </w:r>
     </w:p>
     <w:p>
@@ -418,7 +418,7 @@
         <w:pStyle w:val="Heading2"/>
       </w:pPr>
       <w:r>
-        <w:t xml:space="preserve">2026-10-04 15:57:08 · 用户 u_local…</w:t>
+        <w:t xml:space="preserve">2026-10-04 16:22:35 · 用户 u_local…</w:t>
       </w:r>
     </w:p>
     <w:p>
@@ -431,7 +431,7 @@
         <w:pStyle w:val="Heading2"/>
       </w:pPr>
       <w:r>
-        <w:t xml:space="preserve">2026-10-04 15:57:08 · 用户 u_local…</w:t>
+        <w:t xml:space="preserve">2026-10-04 16:22:35 · 用户 u_local…</w:t>
       </w:r>
     </w:p>
     <w:p>
@@ -444,7 +444,7 @@
         <w:pStyle w:val="Heading2"/>
       </w:pPr>
       <w:r>
-        <w:t xml:space="preserve">2026-10-04 15:57:08 · 用户 u_local…</w:t>
+        <w:t xml:space="preserve">2026-10-04 16:22:35 · 用户 u_local…</w:t>
       </w:r>
     </w:p>
     <w:p>
@@ -457,7 +457,7 @@
         <w:pStyle w:val="Heading2"/>
       </w:pPr>
       <w:r>
-        <w:t xml:space="preserve">2026-10-04 15:57:08 · 用户 u_local…</w:t>
+        <w:t xml:space="preserve">2026-10-04 16:22:35 · 用户 u_local…</w:t>
       </w:r>
     </w:p>
     <w:p>
@@ -470,7 +470,7 @@
         <w:pStyle w:val="Heading2"/>
       </w:pPr>
       <w:r>
-        <w:t xml:space="preserve">2026-10-04 15:57:08 · 用户 u_local…</w:t>
+        <w:t xml:space="preserve">2026-10-04 16:22:35 · 用户 u_local…</w:t>
       </w:r>
     </w:p>
     <w:p>
@@ -483,7 +483,7 @@
         <w:pStyle w:val="Heading2"/>
       </w:pPr>
       <w:r>
-        <w:t xml:space="preserve">2026-10-04 15:57:08 · 用户 u_local…</w:t>
+        <w:t xml:space="preserve">2026-10-04 16:22:35 · 用户 u_local…</w:t>
       </w:r>
     </w:p>
     <w:p>
@@ -496,7 +496,7 @@
         <w:pStyle w:val="Heading2"/>
       </w:pPr>
       <w:r>
-        <w:t xml:space="preserve">2026-10-04 15:57:08 · 用户 u_local…</w:t>
+        <w:t xml:space="preserve">2026-10-04 16:22:35 · 用户 u_local…</w:t>
       </w:r>
     </w:p>
     <w:p>
@@ -509,7 +509,7 @@
         <w:pStyle w:val="Heading2"/>
       </w:pPr>
       <w:r>
-        <w:t xml:space="preserve">2026-10-04 15:57:08 · 用户 u_local…</w:t>
+        <w:t xml:space="preserve">2026-10-04 16:22:35 · 用户 u_local…</w:t>
       </w:r>
     </w:p>
     <w:p>
@@ -522,7 +522,7 @@
         <w:pStyle w:val="Heading2"/>
       </w:pPr>
       <w:r>
-        <w:t xml:space="preserve">2026-10-04 15:57:08 · 用户 u_local…</w:t>
+        <w:t xml:space="preserve">2026-10-04 16:22:35 · 用户 u_local…</w:t>
       </w:r>
     </w:p>
     <w:p>
@@ -535,7 +535,7 @@
         <w:pStyle w:val="Heading2"/>
       </w:pPr>
       <w:r>
-        <w:t xml:space="preserve">2026-10-04 15:57:08 · 用户 u_local…</w:t>
+        <w:t xml:space="preserve">2026-10-04 16:22:35 · 用户 u_local…</w:t>
       </w:r>
     </w:p>
     <w:p>

--- a/tests/artifacts/docx-word-evidence/长中文多页.docx
+++ b/tests/artifacts/docx-word-evidence/长中文多页.docx
@@ -20,15 +20,15 @@
         <w:rPr>
           <w:color w:val="68708A"/>
         </w:rPr>
-        <w:t xml:space="preserve">私信会话 · 40 条消息 · 2026-10-04T08:22:35.238Z</w:t>
-      </w:r>
-    </w:p>
-    <w:p>
-      <w:pPr>
-        <w:pStyle w:val="Heading2"/>
-      </w:pPr>
-      <w:r>
-        <w:t xml:space="preserve">2026-10-04 16:22:35 · 用户 u_local…</w:t>
+        <w:t xml:space="preserve">私信会话 · 40 条消息 · 2026-10-04T09:09:37.373Z</w:t>
+      </w:r>
+    </w:p>
+    <w:p>
+      <w:pPr>
+        <w:pStyle w:val="Heading2"/>
+      </w:pPr>
+      <w:r>
+        <w:t xml:space="preserve">2026-10-04 17:09:37 · 用户 u_local…</w:t>
       </w:r>
     </w:p>
     <w:p>
@@ -41,7 +41,7 @@
         <w:pStyle w:val="Heading2"/>
       </w:pPr>
       <w:r>
-        <w:t xml:space="preserve">2026-10-04 16:22:35 · 用户 u_local…</w:t>
+        <w:t xml:space="preserve">2026-10-04 17:09:37 · 用户 u_local…</w:t>
       </w:r>
     </w:p>
     <w:p>
@@ -54,7 +54,7 @@
         <w:pStyle w:val="Heading2"/>
       </w:pPr>
       <w:r>
-        <w:t xml:space="preserve">2026-10-04 16:22:35 · 用户 u_local…</w:t>
+        <w:t xml:space="preserve">2026-10-04 17:09:37 · 用户 u_local…</w:t>
       </w:r>
     </w:p>
     <w:p>
@@ -67,7 +67,7 @@
         <w:pStyle w:val="Heading2"/>
       </w:pPr>
       <w:r>
-        <w:t xml:space="preserve">2026-10-04 16:22:35 · 用户 u_local…</w:t>
+        <w:t xml:space="preserve">2026-10-04 17:09:37 · 用户 u_local…</w:t>
       </w:r>
     </w:p>
     <w:p>
@@ -80,7 +80,7 @@
         <w:pStyle w:val="Heading2"/>
       </w:pPr>
       <w:r>
-        <w:t xml:space="preserve">2026-10-04 16:22:35 · 用户 u_local…</w:t>
+        <w:t xml:space="preserve">2026-10-04 17:09:37 · 用户 u_local…</w:t>
       </w:r>
     </w:p>
     <w:p>
@@ -93,7 +93,7 @@
         <w:pStyle w:val="Heading2"/>
       </w:pPr>
       <w:r>
-        <w:t xml:space="preserve">2026-10-04 16:22:35 · 用户 u_local…</w:t>
+        <w:t xml:space="preserve">2026-10-04 17:09:37 · 用户 u_local…</w:t>
       </w:r>
     </w:p>
     <w:p>
@@ -106,7 +106,7 @@
         <w:pStyle w:val="Heading2"/>
       </w:pPr>
       <w:r>
-        <w:t xml:space="preserve">2026-10-04 16:22:35 · 用户 u_local…</w:t>
+        <w:t xml:space="preserve">2026-10-04 17:09:37 · 用户 u_local…</w:t>
       </w:r>
     </w:p>
     <w:p>
@@ -119,7 +119,7 @@
         <w:pStyle w:val="Heading2"/>
       </w:pPr>
       <w:r>
-        <w:t xml:space="preserve">2026-10-04 16:22:35 · 用户 u_local…</w:t>
+        <w:t xml:space="preserve">2026-10-04 17:09:37 · 用户 u_local…</w:t>
       </w:r>
     </w:p>
     <w:p>
@@ -132,7 +132,7 @@
         <w:pStyle w:val="Heading2"/>
       </w:pPr>
       <w:r>
-        <w:t xml:space="preserve">2026-10-04 16:22:35 · 用户 u_local…</w:t>
+        <w:t xml:space="preserve">2026-10-04 17:09:37 · 用户 u_local…</w:t>
       </w:r>
     </w:p>
     <w:p>
@@ -145,7 +145,7 @@
         <w:pStyle w:val="Heading2"/>
       </w:pPr>
       <w:r>
-        <w:t xml:space="preserve">2026-10-04 16:22:35 · 用户 u_local…</w:t>
+        <w:t xml:space="preserve">2026-10-04 17:09:37 · 用户 u_local…</w:t>
       </w:r>
     </w:p>
     <w:p>
@@ -158,7 +158,7 @@
         <w:pStyle w:val="Heading2"/>
       </w:pPr>
       <w:r>
-        <w:t xml:space="preserve">2026-10-04 16:22:35 · 用户 u_local…</w:t>
+        <w:t xml:space="preserve">2026-10-04 17:09:37 · 用户 u_local…</w:t>
       </w:r>
     </w:p>
     <w:p>
@@ -171,7 +171,7 @@
         <w:pStyle w:val="Heading2"/>
       </w:pPr>
       <w:r>
-        <w:t xml:space="preserve">2026-10-04 16:22:35 · 用户 u_local…</w:t>
+        <w:t xml:space="preserve">2026-10-04 17:09:37 · 用户 u_local…</w:t>
       </w:r>
     </w:p>
     <w:p>
@@ -184,7 +184,7 @@
         <w:pStyle w:val="Heading2"/>
       </w:pPr>
       <w:r>
-        <w:t xml:space="preserve">2026-10-04 16:22:35 · 用户 u_local…</w:t>
+        <w:t xml:space="preserve">2026-10-04 17:09:37 · 用户 u_local…</w:t>
       </w:r>
     </w:p>
     <w:p>
@@ -197,7 +197,7 @@
         <w:pStyle w:val="Heading2"/>
       </w:pPr>
       <w:r>
-        <w:t xml:space="preserve">2026-10-04 16:22:35 · 用户 u_local…</w:t>
+        <w:t xml:space="preserve">2026-10-04 17:09:37 · 用户 u_local…</w:t>
       </w:r>
     </w:p>
     <w:p>
@@ -210,7 +210,7 @@
         <w:pStyle w:val="Heading2"/>
       </w:pPr>
       <w:r>
-        <w:t xml:space="preserve">2026-10-04 16:22:35 · 用户 u_local…</w:t>
+        <w:t xml:space="preserve">2026-10-04 17:09:37 · 用户 u_local…</w:t>
       </w:r>
     </w:p>
     <w:p>
@@ -223,7 +223,7 @@
         <w:pStyle w:val="Heading2"/>
       </w:pPr>
       <w:r>
-        <w:t xml:space="preserve">2026-10-04 16:22:35 · 用户 u_local…</w:t>
+        <w:t xml:space="preserve">2026-10-04 17:09:37 · 用户 u_local…</w:t>
       </w:r>
     </w:p>
     <w:p>
@@ -236,7 +236,7 @@
         <w:pStyle w:val="Heading2"/>
       </w:pPr>
       <w:r>
-        <w:t xml:space="preserve">2026-10-04 16:22:35 · 用户 u_local…</w:t>
+        <w:t xml:space="preserve">2026-10-04 17:09:37 · 用户 u_local…</w:t>
       </w:r>
     </w:p>
     <w:p>
@@ -249,7 +249,7 @@
         <w:pStyle w:val="Heading2"/>
       </w:pPr>
       <w:r>
-        <w:t xml:space="preserve">2026-10-04 16:22:35 · 用户 u_local…</w:t>
+        <w:t xml:space="preserve">2026-10-04 17:09:37 · 用户 u_local…</w:t>
       </w:r>
     </w:p>
     <w:p>
@@ -262,7 +262,7 @@
         <w:pStyle w:val="Heading2"/>
       </w:pPr>
       <w:r>
-        <w:t xml:space="preserve">2026-10-04 16:22:35 · 用户 u_local…</w:t>
+        <w:t xml:space="preserve">2026-10-04 17:09:37 · 用户 u_local…</w:t>
       </w:r>
     </w:p>
     <w:p>
@@ -275,7 +275,7 @@
         <w:pStyle w:val="Heading2"/>
       </w:pPr>
       <w:r>
-        <w:t xml:space="preserve">2026-10-04 16:22:35 · 用户 u_local…</w:t>
+        <w:t xml:space="preserve">2026-10-04 17:09:37 · 用户 u_local…</w:t>
       </w:r>
     </w:p>
     <w:p>
@@ -288,7 +288,7 @@
         <w:pStyle w:val="Heading2"/>
       </w:pPr>
       <w:r>
-        <w:t xml:space="preserve">2026-10-04 16:22:35 · 用户 u_local…</w:t>
+        <w:t xml:space="preserve">2026-10-04 17:09:37 · 用户 u_local…</w:t>
       </w:r>
     </w:p>
     <w:p>
@@ -301,7 +301,7 @@
         <w:pStyle w:val="Heading2"/>
       </w:pPr>
       <w:r>
-        <w:t xml:space="preserve">2026-10-04 16:22:35 · 用户 u_local…</w:t>
+        <w:t xml:space="preserve">2026-10-04 17:09:37 · 用户 u_local…</w:t>
       </w:r>
     </w:p>
     <w:p>
@@ -314,7 +314,7 @@
         <w:pStyle w:val="Heading2"/>
       </w:pPr>
       <w:r>
-        <w:t xml:space="preserve">2026-10-04 16:22:35 · 用户 u_local…</w:t>
+        <w:t xml:space="preserve">2026-10-04 17:09:37 · 用户 u_local…</w:t>
       </w:r>
     </w:p>
     <w:p>
@@ -327,7 +327,7 @@
         <w:pStyle w:val="Heading2"/>
       </w:pPr>
       <w:r>
-        <w:t xml:space="preserve">2026-10-04 16:22:35 · 用户 u_local…</w:t>
+        <w:t xml:space="preserve">2026-10-04 17:09:37 · 用户 u_local…</w:t>
       </w:r>
     </w:p>
     <w:p>
@@ -340,7 +340,7 @@
         <w:pStyle w:val="Heading2"/>
       </w:pPr>
       <w:r>
-        <w:t xml:space="preserve">2026-10-04 16:22:35 · 用户 u_local…</w:t>
+        <w:t xml:space="preserve">2026-10-04 17:09:37 · 用户 u_local…</w:t>
       </w:r>
     </w:p>
     <w:p>
@@ -353,7 +353,7 @@
         <w:pStyle w:val="Heading2"/>
       </w:pPr>
       <w:r>
-        <w:t xml:space="preserve">2026-10-04 16:22:35 · 用户 u_local…</w:t>
+        <w:t xml:space="preserve">2026-10-04 17:09:37 · 用户 u_local…</w:t>
       </w:r>
     </w:p>
     <w:p>
@@ -366,7 +366,7 @@
         <w:pStyle w:val="Heading2"/>
       </w:pPr>
       <w:r>
-        <w:t xml:space="preserve">2026-10-04 16:22:35 · 用户 u_local…</w:t>
+        <w:t xml:space="preserve">2026-10-04 17:09:37 · 用户 u_local…</w:t>
       </w:r>
     </w:p>
     <w:p>
@@ -379,7 +379,7 @@
         <w:pStyle w:val="Heading2"/>
       </w:pPr>
       <w:r>
-        <w:t xml:space="preserve">2026-10-04 16:22:35 · 用户 u_local…</w:t>
+        <w:t xml:space="preserve">2026-10-04 17:09:37 · 用户 u_local…</w:t>
       </w:r>
     </w:p>
     <w:p>
@@ -392,7 +392,7 @@
         <w:pStyle w:val="Heading2"/>
       </w:pPr>
       <w:r>
-        <w:t xml:space="preserve">2026-10-04 16:22:35 · 用户 u_local…</w:t>
+        <w:t xml:space="preserve">2026-10-04 17:09:37 · 用户 u_local…</w:t>
       </w:r>
     </w:p>
     <w:p>
@@ -405,7 +405,7 @@
         <w:pStyle w:val="Heading2"/>
       </w:pPr>
       <w:r>
-        <w:t xml:space="preserve">2026-10-04 16:22:35 · 用户 u_local…</w:t>
+        <w:t xml:space="preserve">2026-10-04 17:09:37 · 用户 u_local…</w:t>
       </w:r>
     </w:p>
     <w:p>
@@ -418,7 +418,7 @@
         <w:pStyle w:val="Heading2"/>
       </w:pPr>
       <w:r>
-        <w:t xml:space="preserve">2026-10-04 16:22:35 · 用户 u_local…</w:t>
+        <w:t xml:space="preserve">2026-10-04 17:09:37 · 用户 u_local…</w:t>
       </w:r>
     </w:p>
     <w:p>
@@ -431,7 +431,7 @@
         <w:pStyle w:val="Heading2"/>
       </w:pPr>
       <w:r>
-        <w:t xml:space="preserve">2026-10-04 16:22:35 · 用户 u_local…</w:t>
+        <w:t xml:space="preserve">2026-10-04 17:09:37 · 用户 u_local…</w:t>
       </w:r>
     </w:p>
     <w:p>
@@ -444,7 +444,7 @@
         <w:pStyle w:val="Heading2"/>
       </w:pPr>
       <w:r>
-        <w:t xml:space="preserve">2026-10-04 16:22:35 · 用户 u_local…</w:t>
+        <w:t xml:space="preserve">2026-10-04 17:09:37 · 用户 u_local…</w:t>
       </w:r>
     </w:p>
     <w:p>
@@ -457,7 +457,7 @@
         <w:pStyle w:val="Heading2"/>
       </w:pPr>
       <w:r>
-        <w:t xml:space="preserve">2026-10-04 16:22:35 · 用户 u_local…</w:t>
+        <w:t xml:space="preserve">2026-10-04 17:09:37 · 用户 u_local…</w:t>
       </w:r>
     </w:p>
     <w:p>
@@ -470,7 +470,7 @@
         <w:pStyle w:val="Heading2"/>
       </w:pPr>
       <w:r>
-        <w:t xml:space="preserve">2026-10-04 16:22:35 · 用户 u_local…</w:t>
+        <w:t xml:space="preserve">2026-10-04 17:09:37 · 用户 u_local…</w:t>
       </w:r>
     </w:p>
     <w:p>
@@ -483,7 +483,7 @@
         <w:pStyle w:val="Heading2"/>
       </w:pPr>
       <w:r>
-        <w:t xml:space="preserve">2026-10-04 16:22:35 · 用户 u_local…</w:t>
+        <w:t xml:space="preserve">2026-10-04 17:09:37 · 用户 u_local…</w:t>
       </w:r>
     </w:p>
     <w:p>
@@ -496,7 +496,7 @@
         <w:pStyle w:val="Heading2"/>
       </w:pPr>
       <w:r>
-        <w:t xml:space="preserve">2026-10-04 16:22:35 · 用户 u_local…</w:t>
+        <w:t xml:space="preserve">2026-10-04 17:09:37 · 用户 u_local…</w:t>
       </w:r>
     </w:p>
     <w:p>
@@ -509,7 +509,7 @@
         <w:pStyle w:val="Heading2"/>
       </w:pPr>
       <w:r>
-        <w:t xml:space="preserve">2026-10-04 16:22:35 · 用户 u_local…</w:t>
+        <w:t xml:space="preserve">2026-10-04 17:09:37 · 用户 u_local…</w:t>
       </w:r>
     </w:p>
     <w:p>
@@ -522,7 +522,7 @@
         <w:pStyle w:val="Heading2"/>
       </w:pPr>
       <w:r>
-        <w:t xml:space="preserve">2026-10-04 16:22:35 · 用户 u_local…</w:t>
+        <w:t xml:space="preserve">2026-10-04 17:09:37 · 用户 u_local…</w:t>
       </w:r>
     </w:p>
     <w:p>
@@ -535,7 +535,7 @@
         <w:pStyle w:val="Heading2"/>
       </w:pPr>
       <w:r>
-        <w:t xml:space="preserve">2026-10-04 16:22:35 · 用户 u_local…</w:t>
+        <w:t xml:space="preserve">2026-10-04 17:09:37 · 用户 u_local…</w:t>
       </w:r>
     </w:p>
     <w:p>

--- a/tests/artifacts/docx-word-evidence/长中文多页.docx
+++ b/tests/artifacts/docx-word-evidence/长中文多页.docx
@@ -20,15 +20,15 @@
         <w:rPr>
           <w:color w:val="68708A"/>
         </w:rPr>
-        <w:t xml:space="preserve">私信会话 · 40 条消息 · 2026-10-04T09:09:37.373Z</w:t>
-      </w:r>
-    </w:p>
-    <w:p>
-      <w:pPr>
-        <w:pStyle w:val="Heading2"/>
-      </w:pPr>
-      <w:r>
-        <w:t xml:space="preserve">2026-10-04 17:09:37 · 用户 u_local…</w:t>
+        <w:t xml:space="preserve">私信会话 · 40 条消息 · 2026-10-04T10:54:55.584Z</w:t>
+      </w:r>
+    </w:p>
+    <w:p>
+      <w:pPr>
+        <w:pStyle w:val="Heading2"/>
+      </w:pPr>
+      <w:r>
+        <w:t xml:space="preserve">2026-10-04 18:54:55 · 用户 u_local…</w:t>
       </w:r>
     </w:p>
     <w:p>
@@ -41,7 +41,7 @@
         <w:pStyle w:val="Heading2"/>
       </w:pPr>
       <w:r>
-        <w:t xml:space="preserve">2026-10-04 17:09:37 · 用户 u_local…</w:t>
+        <w:t xml:space="preserve">2026-10-04 18:54:55 · 用户 u_local…</w:t>
       </w:r>
     </w:p>
     <w:p>
@@ -54,7 +54,7 @@
         <w:pStyle w:val="Heading2"/>
       </w:pPr>
       <w:r>
-        <w:t xml:space="preserve">2026-10-04 17:09:37 · 用户 u_local…</w:t>
+        <w:t xml:space="preserve">2026-10-04 18:54:55 · 用户 u_local…</w:t>
       </w:r>
     </w:p>
     <w:p>
@@ -67,7 +67,7 @@
         <w:pStyle w:val="Heading2"/>
       </w:pPr>
       <w:r>
-        <w:t xml:space="preserve">2026-10-04 17:09:37 · 用户 u_local…</w:t>
+        <w:t xml:space="preserve">2026-10-04 18:54:55 · 用户 u_local…</w:t>
       </w:r>
     </w:p>
     <w:p>
@@ -80,7 +80,7 @@
         <w:pStyle w:val="Heading2"/>
       </w:pPr>
       <w:r>
-        <w:t xml:space="preserve">2026-10-04 17:09:37 · 用户 u_local…</w:t>
+        <w:t xml:space="preserve">2026-10-04 18:54:55 · 用户 u_local…</w:t>
       </w:r>
     </w:p>
     <w:p>
@@ -93,7 +93,7 @@
         <w:pStyle w:val="Heading2"/>
       </w:pPr>
       <w:r>
-        <w:t xml:space="preserve">2026-10-04 17:09:37 · 用户 u_local…</w:t>
+        <w:t xml:space="preserve">2026-10-04 18:54:55 · 用户 u_local…</w:t>
       </w:r>
     </w:p>
     <w:p>
@@ -106,7 +106,7 @@
         <w:pStyle w:val="Heading2"/>
       </w:pPr>
       <w:r>
-        <w:t xml:space="preserve">2026-10-04 17:09:37 · 用户 u_local…</w:t>
+        <w:t xml:space="preserve">2026-10-04 18:54:55 · 用户 u_local…</w:t>
       </w:r>
     </w:p>
     <w:p>
@@ -119,7 +119,7 @@
         <w:pStyle w:val="Heading2"/>
       </w:pPr>
       <w:r>
-        <w:t xml:space="preserve">2026-10-04 17:09:37 · 用户 u_local…</w:t>
+        <w:t xml:space="preserve">2026-10-04 18:54:55 · 用户 u_local…</w:t>
       </w:r>
     </w:p>
     <w:p>
@@ -132,7 +132,7 @@
         <w:pStyle w:val="Heading2"/>
       </w:pPr>
       <w:r>
-        <w:t xml:space="preserve">2026-10-04 17:09:37 · 用户 u_local…</w:t>
+        <w:t xml:space="preserve">2026-10-04 18:54:55 · 用户 u_local…</w:t>
       </w:r>
     </w:p>
     <w:p>
@@ -145,7 +145,7 @@
         <w:pStyle w:val="Heading2"/>
       </w:pPr>
       <w:r>
-        <w:t xml:space="preserve">2026-10-04 17:09:37 · 用户 u_local…</w:t>
+        <w:t xml:space="preserve">2026-10-04 18:54:55 · 用户 u_local…</w:t>
       </w:r>
     </w:p>
     <w:p>
@@ -158,7 +158,7 @@
         <w:pStyle w:val="Heading2"/>
       </w:pPr>
       <w:r>
-        <w:t xml:space="preserve">2026-10-04 17:09:37 · 用户 u_local…</w:t>
+        <w:t xml:space="preserve">2026-10-04 18:54:55 · 用户 u_local…</w:t>
       </w:r>
     </w:p>
     <w:p>
@@ -171,7 +171,7 @@
         <w:pStyle w:val="Heading2"/>
       </w:pPr>
       <w:r>
-        <w:t xml:space="preserve">2026-10-04 17:09:37 · 用户 u_local…</w:t>
+        <w:t xml:space="preserve">2026-10-04 18:54:55 · 用户 u_local…</w:t>
       </w:r>
     </w:p>
     <w:p>
@@ -184,7 +184,7 @@
         <w:pStyle w:val="Heading2"/>
       </w:pPr>
       <w:r>
-        <w:t xml:space="preserve">2026-10-04 17:09:37 · 用户 u_local…</w:t>
+        <w:t xml:space="preserve">2026-10-04 18:54:55 · 用户 u_local…</w:t>
       </w:r>
     </w:p>
     <w:p>
@@ -197,7 +197,7 @@
         <w:pStyle w:val="Heading2"/>
       </w:pPr>
       <w:r>
-        <w:t xml:space="preserve">2026-10-04 17:09:37 · 用户 u_local…</w:t>
+        <w:t xml:space="preserve">2026-10-04 18:54:55 · 用户 u_local…</w:t>
       </w:r>
     </w:p>
     <w:p>
@@ -210,7 +210,7 @@
         <w:pStyle w:val="Heading2"/>
       </w:pPr>
       <w:r>
-        <w:t xml:space="preserve">2026-10-04 17:09:37 · 用户 u_local…</w:t>
+        <w:t xml:space="preserve">2026-10-04 18:54:55 · 用户 u_local…</w:t>
       </w:r>
     </w:p>
     <w:p>
@@ -223,7 +223,7 @@
         <w:pStyle w:val="Heading2"/>
       </w:pPr>
       <w:r>
-        <w:t xml:space="preserve">2026-10-04 17:09:37 · 用户 u_local…</w:t>
+        <w:t xml:space="preserve">2026-10-04 18:54:55 · 用户 u_local…</w:t>
       </w:r>
     </w:p>
     <w:p>
@@ -236,7 +236,7 @@
         <w:pStyle w:val="Heading2"/>
       </w:pPr>
       <w:r>
-        <w:t xml:space="preserve">2026-10-04 17:09:37 · 用户 u_local…</w:t>
+        <w:t xml:space="preserve">2026-10-04 18:54:55 · 用户 u_local…</w:t>
       </w:r>
     </w:p>
     <w:p>
@@ -249,7 +249,7 @@
         <w:pStyle w:val="Heading2"/>
       </w:pPr>
       <w:r>
-        <w:t xml:space="preserve">2026-10-04 17:09:37 · 用户 u_local…</w:t>
+        <w:t xml:space="preserve">2026-10-04 18:54:55 · 用户 u_local…</w:t>
       </w:r>
     </w:p>
     <w:p>
@@ -262,7 +262,7 @@
         <w:pStyle w:val="Heading2"/>
       </w:pPr>
       <w:r>
-        <w:t xml:space="preserve">2026-10-04 17:09:37 · 用户 u_local…</w:t>
+        <w:t xml:space="preserve">2026-10-04 18:54:55 · 用户 u_local…</w:t>
       </w:r>
     </w:p>
     <w:p>
@@ -275,7 +275,7 @@
         <w:pStyle w:val="Heading2"/>
       </w:pPr>
       <w:r>
-        <w:t xml:space="preserve">2026-10-04 17:09:37 · 用户 u_local…</w:t>
+        <w:t xml:space="preserve">2026-10-04 18:54:55 · 用户 u_local…</w:t>
       </w:r>
     </w:p>
     <w:p>
@@ -288,7 +288,7 @@
         <w:pStyle w:val="Heading2"/>
       </w:pPr>
       <w:r>
-        <w:t xml:space="preserve">2026-10-04 17:09:37 · 用户 u_local…</w:t>
+        <w:t xml:space="preserve">2026-10-04 18:54:55 · 用户 u_local…</w:t>
       </w:r>
     </w:p>
     <w:p>
@@ -301,7 +301,7 @@
         <w:pStyle w:val="Heading2"/>
       </w:pPr>
       <w:r>
-        <w:t xml:space="preserve">2026-10-04 17:09:37 · 用户 u_local…</w:t>
+        <w:t xml:space="preserve">2026-10-04 18:54:55 · 用户 u_local…</w:t>
       </w:r>
     </w:p>
     <w:p>
@@ -314,7 +314,7 @@
         <w:pStyle w:val="Heading2"/>
       </w:pPr>
       <w:r>
-        <w:t xml:space="preserve">2026-10-04 17:09:37 · 用户 u_local…</w:t>
+        <w:t xml:space="preserve">2026-10-04 18:54:55 · 用户 u_local…</w:t>
       </w:r>
     </w:p>
     <w:p>
@@ -327,7 +327,7 @@
         <w:pStyle w:val="Heading2"/>
       </w:pPr>
       <w:r>
-        <w:t xml:space="preserve">2026-10-04 17:09:37 · 用户 u_local…</w:t>
+        <w:t xml:space="preserve">2026-10-04 18:54:55 · 用户 u_local…</w:t>
       </w:r>
     </w:p>
     <w:p>
@@ -340,7 +340,7 @@
         <w:pStyle w:val="Heading2"/>
       </w:pPr>
       <w:r>
-        <w:t xml:space="preserve">2026-10-04 17:09:37 · 用户 u_local…</w:t>
+        <w:t xml:space="preserve">2026-10-04 18:54:55 · 用户 u_local…</w:t>
       </w:r>
     </w:p>
     <w:p>
@@ -353,7 +353,7 @@
         <w:pStyle w:val="Heading2"/>
       </w:pPr>
       <w:r>
-        <w:t xml:space="preserve">2026-10-04 17:09:37 · 用户 u_local…</w:t>
+        <w:t xml:space="preserve">2026-10-04 18:54:55 · 用户 u_local…</w:t>
       </w:r>
     </w:p>
     <w:p>
@@ -366,7 +366,7 @@
         <w:pStyle w:val="Heading2"/>
       </w:pPr>
       <w:r>
-        <w:t xml:space="preserve">2026-10-04 17:09:37 · 用户 u_local…</w:t>
+        <w:t xml:space="preserve">2026-10-04 18:54:55 · 用户 u_local…</w:t>
       </w:r>
     </w:p>
     <w:p>
@@ -379,7 +379,7 @@
         <w:pStyle w:val="Heading2"/>
       </w:pPr>
       <w:r>
-        <w:t xml:space="preserve">2026-10-04 17:09:37 · 用户 u_local…</w:t>
+        <w:t xml:space="preserve">2026-10-04 18:54:55 · 用户 u_local…</w:t>
       </w:r>
     </w:p>
     <w:p>
@@ -392,7 +392,7 @@
         <w:pStyle w:val="Heading2"/>
       </w:pPr>
       <w:r>
-        <w:t xml:space="preserve">2026-10-04 17:09:37 · 用户 u_local…</w:t>
+        <w:t xml:space="preserve">2026-10-04 18:54:55 · 用户 u_local…</w:t>
       </w:r>
     </w:p>
     <w:p>
@@ -405,7 +405,7 @@
         <w:pStyle w:val="Heading2"/>
       </w:pPr>
       <w:r>
-        <w:t xml:space="preserve">2026-10-04 17:09:37 · 用户 u_local…</w:t>
+        <w:t xml:space="preserve">2026-10-04 18:54:55 · 用户 u_local…</w:t>
       </w:r>
     </w:p>
     <w:p>
@@ -418,7 +418,7 @@
         <w:pStyle w:val="Heading2"/>
       </w:pPr>
       <w:r>
-        <w:t xml:space="preserve">2026-10-04 17:09:37 · 用户 u_local…</w:t>
+        <w:t xml:space="preserve">2026-10-04 18:54:55 · 用户 u_local…</w:t>
       </w:r>
     </w:p>
     <w:p>
@@ -431,7 +431,7 @@
         <w:pStyle w:val="Heading2"/>
       </w:pPr>
       <w:r>
-        <w:t xml:space="preserve">2026-10-04 17:09:37 · 用户 u_local…</w:t>
+        <w:t xml:space="preserve">2026-10-04 18:54:55 · 用户 u_local…</w:t>
       </w:r>
     </w:p>
     <w:p>
@@ -444,7 +444,7 @@
         <w:pStyle w:val="Heading2"/>
       </w:pPr>
       <w:r>
-        <w:t xml:space="preserve">2026-10-04 17:09:37 · 用户 u_local…</w:t>
+        <w:t xml:space="preserve">2026-10-04 18:54:55 · 用户 u_local…</w:t>
       </w:r>
     </w:p>
     <w:p>
@@ -457,7 +457,7 @@
         <w:pStyle w:val="Heading2"/>
       </w:pPr>
       <w:r>
-        <w:t xml:space="preserve">2026-10-04 17:09:37 · 用户 u_local…</w:t>
+        <w:t xml:space="preserve">2026-10-04 18:54:55 · 用户 u_local…</w:t>
       </w:r>
     </w:p>
     <w:p>
@@ -470,7 +470,7 @@
         <w:pStyle w:val="Heading2"/>
       </w:pPr>
       <w:r>
-        <w:t xml:space="preserve">2026-10-04 17:09:37 · 用户 u_local…</w:t>
+        <w:t xml:space="preserve">2026-10-04 18:54:55 · 用户 u_local…</w:t>
       </w:r>
     </w:p>
     <w:p>
@@ -483,7 +483,7 @@
         <w:pStyle w:val="Heading2"/>
       </w:pPr>
       <w:r>
-        <w:t xml:space="preserve">2026-10-04 17:09:37 · 用户 u_local…</w:t>
+        <w:t xml:space="preserve">2026-10-04 18:54:55 · 用户 u_local…</w:t>
       </w:r>
     </w:p>
     <w:p>
@@ -496,7 +496,7 @@
         <w:pStyle w:val="Heading2"/>
       </w:pPr>
       <w:r>
-        <w:t xml:space="preserve">2026-10-04 17:09:37 · 用户 u_local…</w:t>
+        <w:t xml:space="preserve">2026-10-04 18:54:55 · 用户 u_local…</w:t>
       </w:r>
     </w:p>
     <w:p>
@@ -509,7 +509,7 @@
         <w:pStyle w:val="Heading2"/>
       </w:pPr>
       <w:r>
-        <w:t xml:space="preserve">2026-10-04 17:09:37 · 用户 u_local…</w:t>
+        <w:t xml:space="preserve">2026-10-04 18:54:55 · 用户 u_local…</w:t>
       </w:r>
     </w:p>
     <w:p>
@@ -522,7 +522,7 @@
         <w:pStyle w:val="Heading2"/>
       </w:pPr>
       <w:r>
-        <w:t xml:space="preserve">2026-10-04 17:09:37 · 用户 u_local…</w:t>
+        <w:t xml:space="preserve">2026-10-04 18:54:55 · 用户 u_local…</w:t>
       </w:r>
     </w:p>
     <w:p>
@@ -535,7 +535,7 @@
         <w:pStyle w:val="Heading2"/>
       </w:pPr>
       <w:r>
-        <w:t xml:space="preserve">2026-10-04 17:09:37 · 用户 u_local…</w:t>
+        <w:t xml:space="preserve">2026-10-04 18:54:55 · 用户 u_local…</w:t>
       </w:r>
     </w:p>
     <w:p>

--- a/tests/artifacts/docx-word-evidence/长中文多页.docx
+++ b/tests/artifacts/docx-word-evidence/长中文多页.docx
@@ -20,15 +20,15 @@
         <w:rPr>
           <w:color w:val="68708A"/>
         </w:rPr>
-        <w:t xml:space="preserve">私信会话 · 40 条消息 · 2026-10-04T10:54:55.584Z</w:t>
-      </w:r>
-    </w:p>
-    <w:p>
-      <w:pPr>
-        <w:pStyle w:val="Heading2"/>
-      </w:pPr>
-      <w:r>
-        <w:t xml:space="preserve">2026-10-04 18:54:55 · 用户 u_local…</w:t>
+        <w:t xml:space="preserve">私信会话 · 40 条消息 · 2026-10-04T13:03:16.895Z</w:t>
+      </w:r>
+    </w:p>
+    <w:p>
+      <w:pPr>
+        <w:pStyle w:val="Heading2"/>
+      </w:pPr>
+      <w:r>
+        <w:t xml:space="preserve">2026-10-04 21:03:16 · 用户 u_local…</w:t>
       </w:r>
     </w:p>
     <w:p>
@@ -41,7 +41,7 @@
         <w:pStyle w:val="Heading2"/>
       </w:pPr>
       <w:r>
-        <w:t xml:space="preserve">2026-10-04 18:54:55 · 用户 u_local…</w:t>
+        <w:t xml:space="preserve">2026-10-04 21:03:16 · 用户 u_local…</w:t>
       </w:r>
     </w:p>
     <w:p>
@@ -54,7 +54,7 @@
         <w:pStyle w:val="Heading2"/>
       </w:pPr>
       <w:r>
-        <w:t xml:space="preserve">2026-10-04 18:54:55 · 用户 u_local…</w:t>
+        <w:t xml:space="preserve">2026-10-04 21:03:16 · 用户 u_local…</w:t>
       </w:r>
     </w:p>
     <w:p>
@@ -67,7 +67,7 @@
         <w:pStyle w:val="Heading2"/>
       </w:pPr>
       <w:r>
-        <w:t xml:space="preserve">2026-10-04 18:54:55 · 用户 u_local…</w:t>
+        <w:t xml:space="preserve">2026-10-04 21:03:16 · 用户 u_local…</w:t>
       </w:r>
     </w:p>
     <w:p>
@@ -80,7 +80,7 @@
         <w:pStyle w:val="Heading2"/>
       </w:pPr>
       <w:r>
-        <w:t xml:space="preserve">2026-10-04 18:54:55 · 用户 u_local…</w:t>
+        <w:t xml:space="preserve">2026-10-04 21:03:16 · 用户 u_local…</w:t>
       </w:r>
     </w:p>
     <w:p>
@@ -93,7 +93,7 @@
         <w:pStyle w:val="Heading2"/>
       </w:pPr>
       <w:r>
-        <w:t xml:space="preserve">2026-10-04 18:54:55 · 用户 u_local…</w:t>
+        <w:t xml:space="preserve">2026-10-04 21:03:16 · 用户 u_local…</w:t>
       </w:r>
     </w:p>
     <w:p>
@@ -106,7 +106,7 @@
         <w:pStyle w:val="Heading2"/>
       </w:pPr>
       <w:r>
-        <w:t xml:space="preserve">2026-10-04 18:54:55 · 用户 u_local…</w:t>
+        <w:t xml:space="preserve">2026-10-04 21:03:16 · 用户 u_local…</w:t>
       </w:r>
     </w:p>
     <w:p>
@@ -119,7 +119,7 @@
         <w:pStyle w:val="Heading2"/>
       </w:pPr>
       <w:r>
-        <w:t xml:space="preserve">2026-10-04 18:54:55 · 用户 u_local…</w:t>
+        <w:t xml:space="preserve">2026-10-04 21:03:16 · 用户 u_local…</w:t>
       </w:r>
     </w:p>
     <w:p>
@@ -132,7 +132,7 @@
         <w:pStyle w:val="Heading2"/>
       </w:pPr>
       <w:r>
-        <w:t xml:space="preserve">2026-10-04 18:54:55 · 用户 u_local…</w:t>
+        <w:t xml:space="preserve">2026-10-04 21:03:16 · 用户 u_local…</w:t>
       </w:r>
     </w:p>
     <w:p>
@@ -145,7 +145,7 @@
         <w:pStyle w:val="Heading2"/>
       </w:pPr>
       <w:r>
-        <w:t xml:space="preserve">2026-10-04 18:54:55 · 用户 u_local…</w:t>
+        <w:t xml:space="preserve">2026-10-04 21:03:16 · 用户 u_local…</w:t>
       </w:r>
     </w:p>
     <w:p>
@@ -158,7 +158,7 @@
         <w:pStyle w:val="Heading2"/>
       </w:pPr>
       <w:r>
-        <w:t xml:space="preserve">2026-10-04 18:54:55 · 用户 u_local…</w:t>
+        <w:t xml:space="preserve">2026-10-04 21:03:16 · 用户 u_local…</w:t>
       </w:r>
     </w:p>
     <w:p>
@@ -171,7 +171,7 @@
         <w:pStyle w:val="Heading2"/>
       </w:pPr>
       <w:r>
-        <w:t xml:space="preserve">2026-10-04 18:54:55 · 用户 u_local…</w:t>
+        <w:t xml:space="preserve">2026-10-04 21:03:16 · 用户 u_local…</w:t>
       </w:r>
     </w:p>
     <w:p>
@@ -184,7 +184,7 @@
         <w:pStyle w:val="Heading2"/>
       </w:pPr>
       <w:r>
-        <w:t xml:space="preserve">2026-10-04 18:54:55 · 用户 u_local…</w:t>
+        <w:t xml:space="preserve">2026-10-04 21:03:16 · 用户 u_local…</w:t>
       </w:r>
     </w:p>
     <w:p>
@@ -197,7 +197,7 @@
         <w:pStyle w:val="Heading2"/>
       </w:pPr>
       <w:r>
-        <w:t xml:space="preserve">2026-10-04 18:54:55 · 用户 u_local…</w:t>
+        <w:t xml:space="preserve">2026-10-04 21:03:16 · 用户 u_local…</w:t>
       </w:r>
     </w:p>
     <w:p>
@@ -210,7 +210,7 @@
         <w:pStyle w:val="Heading2"/>
       </w:pPr>
       <w:r>
-        <w:t xml:space="preserve">2026-10-04 18:54:55 · 用户 u_local…</w:t>
+        <w:t xml:space="preserve">2026-10-04 21:03:16 · 用户 u_local…</w:t>
       </w:r>
     </w:p>
     <w:p>
@@ -223,7 +223,7 @@
         <w:pStyle w:val="Heading2"/>
       </w:pPr>
       <w:r>
-        <w:t xml:space="preserve">2026-10-04 18:54:55 · 用户 u_local…</w:t>
+        <w:t xml:space="preserve">2026-10-04 21:03:16 · 用户 u_local…</w:t>
       </w:r>
     </w:p>
     <w:p>
@@ -236,7 +236,7 @@
         <w:pStyle w:val="Heading2"/>
       </w:pPr>
       <w:r>
-        <w:t xml:space="preserve">2026-10-04 18:54:55 · 用户 u_local…</w:t>
+        <w:t xml:space="preserve">2026-10-04 21:03:16 · 用户 u_local…</w:t>
       </w:r>
     </w:p>
     <w:p>
@@ -249,7 +249,7 @@
         <w:pStyle w:val="Heading2"/>
       </w:pPr>
       <w:r>
-        <w:t xml:space="preserve">2026-10-04 18:54:55 · 用户 u_local…</w:t>
+        <w:t xml:space="preserve">2026-10-04 21:03:16 · 用户 u_local…</w:t>
       </w:r>
     </w:p>
     <w:p>
@@ -262,7 +262,7 @@
         <w:pStyle w:val="Heading2"/>
       </w:pPr>
       <w:r>
-        <w:t xml:space="preserve">2026-10-04 18:54:55 · 用户 u_local…</w:t>
+        <w:t xml:space="preserve">2026-10-04 21:03:16 · 用户 u_local…</w:t>
       </w:r>
     </w:p>
     <w:p>
@@ -275,7 +275,7 @@
         <w:pStyle w:val="Heading2"/>
       </w:pPr>
       <w:r>
-        <w:t xml:space="preserve">2026-10-04 18:54:55 · 用户 u_local…</w:t>
+        <w:t xml:space="preserve">2026-10-04 21:03:16 · 用户 u_local…</w:t>
       </w:r>
     </w:p>
     <w:p>
@@ -288,7 +288,7 @@
         <w:pStyle w:val="Heading2"/>
       </w:pPr>
       <w:r>
-        <w:t xml:space="preserve">2026-10-04 18:54:55 · 用户 u_local…</w:t>
+        <w:t xml:space="preserve">2026-10-04 21:03:16 · 用户 u_local…</w:t>
       </w:r>
     </w:p>
     <w:p>
@@ -301,7 +301,7 @@
         <w:pStyle w:val="Heading2"/>
       </w:pPr>
       <w:r>
-        <w:t xml:space="preserve">2026-10-04 18:54:55 · 用户 u_local…</w:t>
+        <w:t xml:space="preserve">2026-10-04 21:03:16 · 用户 u_local…</w:t>
       </w:r>
     </w:p>
     <w:p>
@@ -314,7 +314,7 @@
         <w:pStyle w:val="Heading2"/>
       </w:pPr>
       <w:r>
-        <w:t xml:space="preserve">2026-10-04 18:54:55 · 用户 u_local…</w:t>
+        <w:t xml:space="preserve">2026-10-04 21:03:16 · 用户 u_local…</w:t>
       </w:r>
     </w:p>
     <w:p>
@@ -327,7 +327,7 @@
         <w:pStyle w:val="Heading2"/>
       </w:pPr>
       <w:r>
-        <w:t xml:space="preserve">2026-10-04 18:54:55 · 用户 u_local…</w:t>
+        <w:t xml:space="preserve">2026-10-04 21:03:16 · 用户 u_local…</w:t>
       </w:r>
     </w:p>
     <w:p>
@@ -340,7 +340,7 @@
         <w:pStyle w:val="Heading2"/>
       </w:pPr>
       <w:r>
-        <w:t xml:space="preserve">2026-10-04 18:54:55 · 用户 u_local…</w:t>
+        <w:t xml:space="preserve">2026-10-04 21:03:16 · 用户 u_local…</w:t>
       </w:r>
     </w:p>
     <w:p>
@@ -353,7 +353,7 @@
         <w:pStyle w:val="Heading2"/>
       </w:pPr>
       <w:r>
-        <w:t xml:space="preserve">2026-10-04 18:54:55 · 用户 u_local…</w:t>
+        <w:t xml:space="preserve">2026-10-04 21:03:16 · 用户 u_local…</w:t>
       </w:r>
     </w:p>
     <w:p>
@@ -366,7 +366,7 @@
         <w:pStyle w:val="Heading2"/>
       </w:pPr>
       <w:r>
-        <w:t xml:space="preserve">2026-10-04 18:54:55 · 用户 u_local…</w:t>
+        <w:t xml:space="preserve">2026-10-04 21:03:16 · 用户 u_local…</w:t>
       </w:r>
     </w:p>
     <w:p>
@@ -379,7 +379,7 @@
         <w:pStyle w:val="Heading2"/>
       </w:pPr>
       <w:r>
-        <w:t xml:space="preserve">2026-10-04 18:54:55 · 用户 u_local…</w:t>
+        <w:t xml:space="preserve">2026-10-04 21:03:16 · 用户 u_local…</w:t>
       </w:r>
     </w:p>
     <w:p>
@@ -392,7 +392,7 @@
         <w:pStyle w:val="Heading2"/>
       </w:pPr>
       <w:r>
-        <w:t xml:space="preserve">2026-10-04 18:54:55 · 用户 u_local…</w:t>
+        <w:t xml:space="preserve">2026-10-04 21:03:16 · 用户 u_local…</w:t>
       </w:r>
     </w:p>
     <w:p>
@@ -405,7 +405,7 @@
         <w:pStyle w:val="Heading2"/>
       </w:pPr>
       <w:r>
-        <w:t xml:space="preserve">2026-10-04 18:54:55 · 用户 u_local…</w:t>
+        <w:t xml:space="preserve">2026-10-04 21:03:16 · 用户 u_local…</w:t>
       </w:r>
     </w:p>
     <w:p>
@@ -418,7 +418,7 @@
         <w:pStyle w:val="Heading2"/>
       </w:pPr>
       <w:r>
-        <w:t xml:space="preserve">2026-10-04 18:54:55 · 用户 u_local…</w:t>
+        <w:t xml:space="preserve">2026-10-04 21:03:16 · 用户 u_local…</w:t>
       </w:r>
     </w:p>
     <w:p>
@@ -431,7 +431,7 @@
         <w:pStyle w:val="Heading2"/>
       </w:pPr>
       <w:r>
-        <w:t xml:space="preserve">2026-10-04 18:54:55 · 用户 u_local…</w:t>
+        <w:t xml:space="preserve">2026-10-04 21:03:16 · 用户 u_local…</w:t>
       </w:r>
     </w:p>
     <w:p>
@@ -444,7 +444,7 @@
         <w:pStyle w:val="Heading2"/>
       </w:pPr>
       <w:r>
-        <w:t xml:space="preserve">2026-10-04 18:54:55 · 用户 u_local…</w:t>
+        <w:t xml:space="preserve">2026-10-04 21:03:16 · 用户 u_local…</w:t>
       </w:r>
     </w:p>
     <w:p>
@@ -457,7 +457,7 @@
         <w:pStyle w:val="Heading2"/>
       </w:pPr>
       <w:r>
-        <w:t xml:space="preserve">2026-10-04 18:54:55 · 用户 u_local…</w:t>
+        <w:t xml:space="preserve">2026-10-04 21:03:16 · 用户 u_local…</w:t>
       </w:r>
     </w:p>
     <w:p>
@@ -470,7 +470,7 @@
         <w:pStyle w:val="Heading2"/>
       </w:pPr>
       <w:r>
-        <w:t xml:space="preserve">2026-10-04 18:54:55 · 用户 u_local…</w:t>
+        <w:t xml:space="preserve">2026-10-04 21:03:16 · 用户 u_local…</w:t>
       </w:r>
     </w:p>
     <w:p>
@@ -483,7 +483,7 @@
         <w:pStyle w:val="Heading2"/>
       </w:pPr>
       <w:r>
-        <w:t xml:space="preserve">2026-10-04 18:54:55 · 用户 u_local…</w:t>
+        <w:t xml:space="preserve">2026-10-04 21:03:16 · 用户 u_local…</w:t>
       </w:r>
     </w:p>
     <w:p>
@@ -496,7 +496,7 @@
         <w:pStyle w:val="Heading2"/>
       </w:pPr>
       <w:r>
-        <w:t xml:space="preserve">2026-10-04 18:54:55 · 用户 u_local…</w:t>
+        <w:t xml:space="preserve">2026-10-04 21:03:16 · 用户 u_local…</w:t>
       </w:r>
     </w:p>
     <w:p>
@@ -509,7 +509,7 @@
         <w:pStyle w:val="Heading2"/>
       </w:pPr>
       <w:r>
-        <w:t xml:space="preserve">2026-10-04 18:54:55 · 用户 u_local…</w:t>
+        <w:t xml:space="preserve">2026-10-04 21:03:16 · 用户 u_local…</w:t>
       </w:r>
     </w:p>
     <w:p>
@@ -522,7 +522,7 @@
         <w:pStyle w:val="Heading2"/>
       </w:pPr>
       <w:r>
-        <w:t xml:space="preserve">2026-10-04 18:54:55 · 用户 u_local…</w:t>
+        <w:t xml:space="preserve">2026-10-04 21:03:16 · 用户 u_local…</w:t>
       </w:r>
     </w:p>
     <w:p>
@@ -535,7 +535,7 @@
         <w:pStyle w:val="Heading2"/>
       </w:pPr>
       <w:r>
-        <w:t xml:space="preserve">2026-10-04 18:54:55 · 用户 u_local…</w:t>
+        <w:t xml:space="preserve">2026-10-04 21:03:16 · 用户 u_local…</w:t>
       </w:r>
     </w:p>
     <w:p>

--- a/tests/artifacts/docx-word-evidence/长中文多页.docx
+++ b/tests/artifacts/docx-word-evidence/长中文多页.docx
@@ -20,15 +20,15 @@
         <w:rPr>
           <w:color w:val="68708A"/>
         </w:rPr>
-        <w:t xml:space="preserve">私信会话 · 40 条消息 · 2026-10-04T13:03:16.895Z</w:t>
-      </w:r>
-    </w:p>
-    <w:p>
-      <w:pPr>
-        <w:pStyle w:val="Heading2"/>
-      </w:pPr>
-      <w:r>
-        <w:t xml:space="preserve">2026-10-04 21:03:16 · 用户 u_local…</w:t>
+        <w:t xml:space="preserve">私信会话 · 40 条消息 · 2026-10-04T14:47:30.781Z</w:t>
+      </w:r>
+    </w:p>
+    <w:p>
+      <w:pPr>
+        <w:pStyle w:val="Heading2"/>
+      </w:pPr>
+      <w:r>
+        <w:t xml:space="preserve">2026-10-04 22:47:30 · 用户 u_local…</w:t>
       </w:r>
     </w:p>
     <w:p>
@@ -41,7 +41,7 @@
         <w:pStyle w:val="Heading2"/>
       </w:pPr>
       <w:r>
-        <w:t xml:space="preserve">2026-10-04 21:03:16 · 用户 u_local…</w:t>
+        <w:t xml:space="preserve">2026-10-04 22:47:30 · 用户 u_local…</w:t>
       </w:r>
     </w:p>
     <w:p>
@@ -54,7 +54,7 @@
         <w:pStyle w:val="Heading2"/>
       </w:pPr>
       <w:r>
-        <w:t xml:space="preserve">2026-10-04 21:03:16 · 用户 u_local…</w:t>
+        <w:t xml:space="preserve">2026-10-04 22:47:30 · 用户 u_local…</w:t>
       </w:r>
     </w:p>
     <w:p>
@@ -67,7 +67,7 @@
         <w:pStyle w:val="Heading2"/>
       </w:pPr>
       <w:r>
-        <w:t xml:space="preserve">2026-10-04 21:03:16 · 用户 u_local…</w:t>
+        <w:t xml:space="preserve">2026-10-04 22:47:30 · 用户 u_local…</w:t>
       </w:r>
     </w:p>
     <w:p>
@@ -80,7 +80,7 @@
         <w:pStyle w:val="Heading2"/>
       </w:pPr>
       <w:r>
-        <w:t xml:space="preserve">2026-10-04 21:03:16 · 用户 u_local…</w:t>
+        <w:t xml:space="preserve">2026-10-04 22:47:30 · 用户 u_local…</w:t>
       </w:r>
     </w:p>
     <w:p>
@@ -93,7 +93,7 @@
         <w:pStyle w:val="Heading2"/>
       </w:pPr>
       <w:r>
-        <w:t xml:space="preserve">2026-10-04 21:03:16 · 用户 u_local…</w:t>
+        <w:t xml:space="preserve">2026-10-04 22:47:30 · 用户 u_local…</w:t>
       </w:r>
     </w:p>
     <w:p>
@@ -106,7 +106,7 @@
         <w:pStyle w:val="Heading2"/>
       </w:pPr>
       <w:r>
-        <w:t xml:space="preserve">2026-10-04 21:03:16 · 用户 u_local…</w:t>
+        <w:t xml:space="preserve">2026-10-04 22:47:30 · 用户 u_local…</w:t>
       </w:r>
     </w:p>
     <w:p>
@@ -119,7 +119,7 @@
         <w:pStyle w:val="Heading2"/>
       </w:pPr>
       <w:r>
-        <w:t xml:space="preserve">2026-10-04 21:03:16 · 用户 u_local…</w:t>
+        <w:t xml:space="preserve">2026-10-04 22:47:30 · 用户 u_local…</w:t>
       </w:r>
     </w:p>
     <w:p>
@@ -132,7 +132,7 @@
         <w:pStyle w:val="Heading2"/>
       </w:pPr>
       <w:r>
-        <w:t xml:space="preserve">2026-10-04 21:03:16 · 用户 u_local…</w:t>
+        <w:t xml:space="preserve">2026-10-04 22:47:30 · 用户 u_local…</w:t>
       </w:r>
     </w:p>
     <w:p>
@@ -145,7 +145,7 @@
         <w:pStyle w:val="Heading2"/>
       </w:pPr>
       <w:r>
-        <w:t xml:space="preserve">2026-10-04 21:03:16 · 用户 u_local…</w:t>
+        <w:t xml:space="preserve">2026-10-04 22:47:30 · 用户 u_local…</w:t>
       </w:r>
     </w:p>
     <w:p>
@@ -158,7 +158,7 @@
         <w:pStyle w:val="Heading2"/>
       </w:pPr>
       <w:r>
-        <w:t xml:space="preserve">2026-10-04 21:03:16 · 用户 u_local…</w:t>
+        <w:t xml:space="preserve">2026-10-04 22:47:30 · 用户 u_local…</w:t>
       </w:r>
     </w:p>
     <w:p>
@@ -171,7 +171,7 @@
         <w:pStyle w:val="Heading2"/>
       </w:pPr>
       <w:r>
-        <w:t xml:space="preserve">2026-10-04 21:03:16 · 用户 u_local…</w:t>
+        <w:t xml:space="preserve">2026-10-04 22:47:30 · 用户 u_local…</w:t>
       </w:r>
     </w:p>
     <w:p>
@@ -184,7 +184,7 @@
         <w:pStyle w:val="Heading2"/>
       </w:pPr>
       <w:r>
-        <w:t xml:space="preserve">2026-10-04 21:03:16 · 用户 u_local…</w:t>
+        <w:t xml:space="preserve">2026-10-04 22:47:30 · 用户 u_local…</w:t>
       </w:r>
     </w:p>
     <w:p>
@@ -197,7 +197,7 @@
         <w:pStyle w:val="Heading2"/>
       </w:pPr>
       <w:r>
-        <w:t xml:space="preserve">2026-10-04 21:03:16 · 用户 u_local…</w:t>
+        <w:t xml:space="preserve">2026-10-04 22:47:30 · 用户 u_local…</w:t>
       </w:r>
     </w:p>
     <w:p>
@@ -210,7 +210,7 @@
         <w:pStyle w:val="Heading2"/>
       </w:pPr>
       <w:r>
-        <w:t xml:space="preserve">2026-10-04 21:03:16 · 用户 u_local…</w:t>
+        <w:t xml:space="preserve">2026-10-04 22:47:30 · 用户 u_local…</w:t>
       </w:r>
     </w:p>
     <w:p>
@@ -223,7 +223,7 @@
         <w:pStyle w:val="Heading2"/>
       </w:pPr>
       <w:r>
-        <w:t xml:space="preserve">2026-10-04 21:03:16 · 用户 u_local…</w:t>
+        <w:t xml:space="preserve">2026-10-04 22:47:30 · 用户 u_local…</w:t>
       </w:r>
     </w:p>
     <w:p>
@@ -236,7 +236,7 @@
         <w:pStyle w:val="Heading2"/>
       </w:pPr>
       <w:r>
-        <w:t xml:space="preserve">2026-10-04 21:03:16 · 用户 u_local…</w:t>
+        <w:t xml:space="preserve">2026-10-04 22:47:30 · 用户 u_local…</w:t>
       </w:r>
     </w:p>
     <w:p>
@@ -249,7 +249,7 @@
         <w:pStyle w:val="Heading2"/>
       </w:pPr>
       <w:r>
-        <w:t xml:space="preserve">2026-10-04 21:03:16 · 用户 u_local…</w:t>
+        <w:t xml:space="preserve">2026-10-04 22:47:30 · 用户 u_local…</w:t>
       </w:r>
     </w:p>
     <w:p>
@@ -262,7 +262,7 @@
         <w:pStyle w:val="Heading2"/>
       </w:pPr>
       <w:r>
-        <w:t xml:space="preserve">2026-10-04 21:03:16 · 用户 u_local…</w:t>
+        <w:t xml:space="preserve">2026-10-04 22:47:30 · 用户 u_local…</w:t>
       </w:r>
     </w:p>
     <w:p>
@@ -275,7 +275,7 @@
         <w:pStyle w:val="Heading2"/>
       </w:pPr>
       <w:r>
-        <w:t xml:space="preserve">2026-10-04 21:03:16 · 用户 u_local…</w:t>
+        <w:t xml:space="preserve">2026-10-04 22:47:30 · 用户 u_local…</w:t>
       </w:r>
     </w:p>
     <w:p>
@@ -288,7 +288,7 @@
         <w:pStyle w:val="Heading2"/>
       </w:pPr>
       <w:r>
-        <w:t xml:space="preserve">2026-10-04 21:03:16 · 用户 u_local…</w:t>
+        <w:t xml:space="preserve">2026-10-04 22:47:30 · 用户 u_local…</w:t>
       </w:r>
     </w:p>
     <w:p>
@@ -301,7 +301,7 @@
         <w:pStyle w:val="Heading2"/>
       </w:pPr>
       <w:r>
-        <w:t xml:space="preserve">2026-10-04 21:03:16 · 用户 u_local…</w:t>
+        <w:t xml:space="preserve">2026-10-04 22:47:30 · 用户 u_local…</w:t>
       </w:r>
     </w:p>
     <w:p>
@@ -314,7 +314,7 @@
         <w:pStyle w:val="Heading2"/>
       </w:pPr>
       <w:r>
-        <w:t xml:space="preserve">2026-10-04 21:03:16 · 用户 u_local…</w:t>
+        <w:t xml:space="preserve">2026-10-04 22:47:30 · 用户 u_local…</w:t>
       </w:r>
     </w:p>
     <w:p>
@@ -327,7 +327,7 @@
         <w:pStyle w:val="Heading2"/>
       </w:pPr>
       <w:r>
-        <w:t xml:space="preserve">2026-10-04 21:03:16 · 用户 u_local…</w:t>
+        <w:t xml:space="preserve">2026-10-04 22:47:30 · 用户 u_local…</w:t>
       </w:r>
     </w:p>
     <w:p>
@@ -340,7 +340,7 @@
         <w:pStyle w:val="Heading2"/>
       </w:pPr>
       <w:r>
-        <w:t xml:space="preserve">2026-10-04 21:03:16 · 用户 u_local…</w:t>
+        <w:t xml:space="preserve">2026-10-04 22:47:30 · 用户 u_local…</w:t>
       </w:r>
     </w:p>
     <w:p>
@@ -353,7 +353,7 @@
         <w:pStyle w:val="Heading2"/>
       </w:pPr>
       <w:r>
-        <w:t xml:space="preserve">2026-10-04 21:03:16 · 用户 u_local…</w:t>
+        <w:t xml:space="preserve">2026-10-04 22:47:30 · 用户 u_local…</w:t>
       </w:r>
     </w:p>
     <w:p>
@@ -366,7 +366,7 @@
         <w:pStyle w:val="Heading2"/>
       </w:pPr>
       <w:r>
-        <w:t xml:space="preserve">2026-10-04 21:03:16 · 用户 u_local…</w:t>
+        <w:t xml:space="preserve">2026-10-04 22:47:30 · 用户 u_local…</w:t>
       </w:r>
     </w:p>
     <w:p>
@@ -379,7 +379,7 @@
         <w:pStyle w:val="Heading2"/>
       </w:pPr>
       <w:r>
-        <w:t xml:space="preserve">2026-10-04 21:03:16 · 用户 u_local…</w:t>
+        <w:t xml:space="preserve">2026-10-04 22:47:30 · 用户 u_local…</w:t>
       </w:r>
     </w:p>
     <w:p>
@@ -392,7 +392,7 @@
         <w:pStyle w:val="Heading2"/>
       </w:pPr>
       <w:r>
-        <w:t xml:space="preserve">2026-10-04 21:03:16 · 用户 u_local…</w:t>
+        <w:t xml:space="preserve">2026-10-04 22:47:30 · 用户 u_local…</w:t>
       </w:r>
     </w:p>
     <w:p>
@@ -405,7 +405,7 @@
         <w:pStyle w:val="Heading2"/>
       </w:pPr>
       <w:r>
-        <w:t xml:space="preserve">2026-10-04 21:03:16 · 用户 u_local…</w:t>
+        <w:t xml:space="preserve">2026-10-04 22:47:30 · 用户 u_local…</w:t>
       </w:r>
     </w:p>
     <w:p>
@@ -418,7 +418,7 @@
         <w:pStyle w:val="Heading2"/>
       </w:pPr>
       <w:r>
-        <w:t xml:space="preserve">2026-10-04 21:03:16 · 用户 u_local…</w:t>
+        <w:t xml:space="preserve">2026-10-04 22:47:30 · 用户 u_local…</w:t>
       </w:r>
     </w:p>
     <w:p>
@@ -431,7 +431,7 @@
         <w:pStyle w:val="Heading2"/>
       </w:pPr>
       <w:r>
-        <w:t xml:space="preserve">2026-10-04 21:03:16 · 用户 u_local…</w:t>
+        <w:t xml:space="preserve">2026-10-04 22:47:30 · 用户 u_local…</w:t>
       </w:r>
     </w:p>
     <w:p>
@@ -444,7 +444,7 @@
         <w:pStyle w:val="Heading2"/>
       </w:pPr>
       <w:r>
-        <w:t xml:space="preserve">2026-10-04 21:03:16 · 用户 u_local…</w:t>
+        <w:t xml:space="preserve">2026-10-04 22:47:30 · 用户 u_local…</w:t>
       </w:r>
     </w:p>
     <w:p>
@@ -457,7 +457,7 @@
         <w:pStyle w:val="Heading2"/>
       </w:pPr>
       <w:r>
-        <w:t xml:space="preserve">2026-10-04 21:03:16 · 用户 u_local…</w:t>
+        <w:t xml:space="preserve">2026-10-04 22:47:30 · 用户 u_local…</w:t>
       </w:r>
     </w:p>
     <w:p>
@@ -470,7 +470,7 @@
         <w:pStyle w:val="Heading2"/>
       </w:pPr>
       <w:r>
-        <w:t xml:space="preserve">2026-10-04 21:03:16 · 用户 u_local…</w:t>
+        <w:t xml:space="preserve">2026-10-04 22:47:30 · 用户 u_local…</w:t>
       </w:r>
     </w:p>
     <w:p>
@@ -483,7 +483,7 @@
         <w:pStyle w:val="Heading2"/>
       </w:pPr>
       <w:r>
-        <w:t xml:space="preserve">2026-10-04 21:03:16 · 用户 u_local…</w:t>
+        <w:t xml:space="preserve">2026-10-04 22:47:30 · 用户 u_local…</w:t>
       </w:r>
     </w:p>
     <w:p>
@@ -496,7 +496,7 @@
         <w:pStyle w:val="Heading2"/>
       </w:pPr>
       <w:r>
-        <w:t xml:space="preserve">2026-10-04 21:03:16 · 用户 u_local…</w:t>
+        <w:t xml:space="preserve">2026-10-04 22:47:30 · 用户 u_local…</w:t>
       </w:r>
     </w:p>
     <w:p>
@@ -509,7 +509,7 @@
         <w:pStyle w:val="Heading2"/>
       </w:pPr>
       <w:r>
-        <w:t xml:space="preserve">2026-10-04 21:03:16 · 用户 u_local…</w:t>
+        <w:t xml:space="preserve">2026-10-04 22:47:30 · 用户 u_local…</w:t>
       </w:r>
     </w:p>
     <w:p>
@@ -522,7 +522,7 @@
         <w:pStyle w:val="Heading2"/>
       </w:pPr>
       <w:r>
-        <w:t xml:space="preserve">2026-10-04 21:03:16 · 用户 u_local…</w:t>
+        <w:t xml:space="preserve">2026-10-04 22:47:30 · 用户 u_local…</w:t>
       </w:r>
     </w:p>
     <w:p>
@@ -535,7 +535,7 @@
         <w:pStyle w:val="Heading2"/>
       </w:pPr>
       <w:r>
-        <w:t xml:space="preserve">2026-10-04 21:03:16 · 用户 u_local…</w:t>
+        <w:t xml:space="preserve">2026-10-04 22:47:30 · 用户 u_local…</w:t>
       </w:r>
     </w:p>
     <w:p>

--- a/tests/artifacts/docx-word-evidence/长中文多页.docx
+++ b/tests/artifacts/docx-word-evidence/长中文多页.docx
@@ -20,15 +20,15 @@
         <w:rPr>
           <w:color w:val="68708A"/>
         </w:rPr>
-        <w:t xml:space="preserve">私信会话 · 40 条消息 · 2026-10-04T14:47:30.781Z</w:t>
-      </w:r>
-    </w:p>
-    <w:p>
-      <w:pPr>
-        <w:pStyle w:val="Heading2"/>
-      </w:pPr>
-      <w:r>
-        <w:t xml:space="preserve">2026-10-04 22:47:30 · 用户 u_local…</w:t>
+        <w:t xml:space="preserve">私信会话 · 40 条消息 · 2026-10-05T11:48:02.570Z</w:t>
+      </w:r>
+    </w:p>
+    <w:p>
+      <w:pPr>
+        <w:pStyle w:val="Heading2"/>
+      </w:pPr>
+      <w:r>
+        <w:t xml:space="preserve">2026-10-05 19:48:02 · 用户 u_local…</w:t>
       </w:r>
     </w:p>
     <w:p>
@@ -41,7 +41,7 @@
         <w:pStyle w:val="Heading2"/>
       </w:pPr>
       <w:r>
-        <w:t xml:space="preserve">2026-10-04 22:47:30 · 用户 u_local…</w:t>
+        <w:t xml:space="preserve">2026-10-05 19:48:02 · 用户 u_local…</w:t>
       </w:r>
     </w:p>
     <w:p>
@@ -54,7 +54,7 @@
         <w:pStyle w:val="Heading2"/>
       </w:pPr>
       <w:r>
-        <w:t xml:space="preserve">2026-10-04 22:47:30 · 用户 u_local…</w:t>
+        <w:t xml:space="preserve">2026-10-05 19:48:02 · 用户 u_local…</w:t>
       </w:r>
     </w:p>
     <w:p>
@@ -67,7 +67,7 @@
         <w:pStyle w:val="Heading2"/>
       </w:pPr>
       <w:r>
-        <w:t xml:space="preserve">2026-10-04 22:47:30 · 用户 u_local…</w:t>
+        <w:t xml:space="preserve">2026-10-05 19:48:02 · 用户 u_local…</w:t>
       </w:r>
     </w:p>
     <w:p>
@@ -80,7 +80,7 @@
         <w:pStyle w:val="Heading2"/>
       </w:pPr>
       <w:r>
-        <w:t xml:space="preserve">2026-10-04 22:47:30 · 用户 u_local…</w:t>
+        <w:t xml:space="preserve">2026-10-05 19:48:02 · 用户 u_local…</w:t>
       </w:r>
     </w:p>
     <w:p>
@@ -93,7 +93,7 @@
         <w:pStyle w:val="Heading2"/>
       </w:pPr>
       <w:r>
-        <w:t xml:space="preserve">2026-10-04 22:47:30 · 用户 u_local…</w:t>
+        <w:t xml:space="preserve">2026-10-05 19:48:02 · 用户 u_local…</w:t>
       </w:r>
     </w:p>
     <w:p>
@@ -106,7 +106,7 @@
         <w:pStyle w:val="Heading2"/>
       </w:pPr>
       <w:r>
-        <w:t xml:space="preserve">2026-10-04 22:47:30 · 用户 u_local…</w:t>
+        <w:t xml:space="preserve">2026-10-05 19:48:02 · 用户 u_local…</w:t>
       </w:r>
     </w:p>
     <w:p>
@@ -119,7 +119,7 @@
         <w:pStyle w:val="Heading2"/>
       </w:pPr>
       <w:r>
-        <w:t xml:space="preserve">2026-10-04 22:47:30 · 用户 u_local…</w:t>
+        <w:t xml:space="preserve">2026-10-05 19:48:02 · 用户 u_local…</w:t>
       </w:r>
     </w:p>
     <w:p>
@@ -132,7 +132,7 @@
         <w:pStyle w:val="Heading2"/>
       </w:pPr>
       <w:r>
-        <w:t xml:space="preserve">2026-10-04 22:47:30 · 用户 u_local…</w:t>
+        <w:t xml:space="preserve">2026-10-05 19:48:02 · 用户 u_local…</w:t>
       </w:r>
     </w:p>
     <w:p>
@@ -145,7 +145,7 @@
         <w:pStyle w:val="Heading2"/>
       </w:pPr>
       <w:r>
-        <w:t xml:space="preserve">2026-10-04 22:47:30 · 用户 u_local…</w:t>
+        <w:t xml:space="preserve">2026-10-05 19:48:02 · 用户 u_local…</w:t>
       </w:r>
     </w:p>
     <w:p>
@@ -158,7 +158,7 @@
         <w:pStyle w:val="Heading2"/>
       </w:pPr>
       <w:r>
-        <w:t xml:space="preserve">2026-10-04 22:47:30 · 用户 u_local…</w:t>
+        <w:t xml:space="preserve">2026-10-05 19:48:02 · 用户 u_local…</w:t>
       </w:r>
     </w:p>
     <w:p>
@@ -171,7 +171,7 @@
         <w:pStyle w:val="Heading2"/>
       </w:pPr>
       <w:r>
-        <w:t xml:space="preserve">2026-10-04 22:47:30 · 用户 u_local…</w:t>
+        <w:t xml:space="preserve">2026-10-05 19:48:02 · 用户 u_local…</w:t>
       </w:r>
     </w:p>
     <w:p>
@@ -184,7 +184,7 @@
         <w:pStyle w:val="Heading2"/>
       </w:pPr>
       <w:r>
-        <w:t xml:space="preserve">2026-10-04 22:47:30 · 用户 u_local…</w:t>
+        <w:t xml:space="preserve">2026-10-05 19:48:02 · 用户 u_local…</w:t>
       </w:r>
     </w:p>
     <w:p>
@@ -197,7 +197,7 @@
         <w:pStyle w:val="Heading2"/>
       </w:pPr>
       <w:r>
-        <w:t xml:space="preserve">2026-10-04 22:47:30 · 用户 u_local…</w:t>
+        <w:t xml:space="preserve">2026-10-05 19:48:02 · 用户 u_local…</w:t>
       </w:r>
     </w:p>
     <w:p>
@@ -210,7 +210,7 @@
         <w:pStyle w:val="Heading2"/>
       </w:pPr>
       <w:r>
-        <w:t xml:space="preserve">2026-10-04 22:47:30 · 用户 u_local…</w:t>
+        <w:t xml:space="preserve">2026-10-05 19:48:02 · 用户 u_local…</w:t>
       </w:r>
     </w:p>
     <w:p>
@@ -223,7 +223,7 @@
         <w:pStyle w:val="Heading2"/>
       </w:pPr>
       <w:r>
-        <w:t xml:space="preserve">2026-10-04 22:47:30 · 用户 u_local…</w:t>
+        <w:t xml:space="preserve">2026-10-05 19:48:02 · 用户 u_local…</w:t>
       </w:r>
     </w:p>
     <w:p>
@@ -236,7 +236,7 @@
         <w:pStyle w:val="Heading2"/>
       </w:pPr>
       <w:r>
-        <w:t xml:space="preserve">2026-10-04 22:47:30 · 用户 u_local…</w:t>
+        <w:t xml:space="preserve">2026-10-05 19:48:02 · 用户 u_local…</w:t>
       </w:r>
     </w:p>
     <w:p>
@@ -249,7 +249,7 @@
         <w:pStyle w:val="Heading2"/>
       </w:pPr>
       <w:r>
-        <w:t xml:space="preserve">2026-10-04 22:47:30 · 用户 u_local…</w:t>
+        <w:t xml:space="preserve">2026-10-05 19:48:02 · 用户 u_local…</w:t>
       </w:r>
     </w:p>
     <w:p>
@@ -262,7 +262,7 @@
         <w:pStyle w:val="Heading2"/>
       </w:pPr>
       <w:r>
-        <w:t xml:space="preserve">2026-10-04 22:47:30 · 用户 u_local…</w:t>
+        <w:t xml:space="preserve">2026-10-05 19:48:02 · 用户 u_local…</w:t>
       </w:r>
     </w:p>
     <w:p>
@@ -275,7 +275,7 @@
         <w:pStyle w:val="Heading2"/>
       </w:pPr>
       <w:r>
-        <w:t xml:space="preserve">2026-10-04 22:47:30 · 用户 u_local…</w:t>
+        <w:t xml:space="preserve">2026-10-05 19:48:02 · 用户 u_local…</w:t>
       </w:r>
     </w:p>
     <w:p>
@@ -288,7 +288,7 @@
         <w:pStyle w:val="Heading2"/>
       </w:pPr>
       <w:r>
-        <w:t xml:space="preserve">2026-10-04 22:47:30 · 用户 u_local…</w:t>
+        <w:t xml:space="preserve">2026-10-05 19:48:02 · 用户 u_local…</w:t>
       </w:r>
     </w:p>
     <w:p>
@@ -301,7 +301,7 @@
         <w:pStyle w:val="Heading2"/>
       </w:pPr>
       <w:r>
-        <w:t xml:space="preserve">2026-10-04 22:47:30 · 用户 u_local…</w:t>
+        <w:t xml:space="preserve">2026-10-05 19:48:02 · 用户 u_local…</w:t>
       </w:r>
     </w:p>
     <w:p>
@@ -314,7 +314,7 @@
         <w:pStyle w:val="Heading2"/>
       </w:pPr>
       <w:r>
-        <w:t xml:space="preserve">2026-10-04 22:47:30 · 用户 u_local…</w:t>
+        <w:t xml:space="preserve">2026-10-05 19:48:02 · 用户 u_local…</w:t>
       </w:r>
     </w:p>
     <w:p>
@@ -327,7 +327,7 @@
         <w:pStyle w:val="Heading2"/>
       </w:pPr>
       <w:r>
-        <w:t xml:space="preserve">2026-10-04 22:47:30 · 用户 u_local…</w:t>
+        <w:t xml:space="preserve">2026-10-05 19:48:02 · 用户 u_local…</w:t>
       </w:r>
     </w:p>
     <w:p>
@@ -340,7 +340,7 @@
         <w:pStyle w:val="Heading2"/>
       </w:pPr>
       <w:r>
-        <w:t xml:space="preserve">2026-10-04 22:47:30 · 用户 u_local…</w:t>
+        <w:t xml:space="preserve">2026-10-05 19:48:02 · 用户 u_local…</w:t>
       </w:r>
     </w:p>
     <w:p>
@@ -353,7 +353,7 @@
         <w:pStyle w:val="Heading2"/>
       </w:pPr>
       <w:r>
-        <w:t xml:space="preserve">2026-10-04 22:47:30 · 用户 u_local…</w:t>
+        <w:t xml:space="preserve">2026-10-05 19:48:02 · 用户 u_local…</w:t>
       </w:r>
     </w:p>
     <w:p>
@@ -366,7 +366,7 @@
         <w:pStyle w:val="Heading2"/>
       </w:pPr>
       <w:r>
-        <w:t xml:space="preserve">2026-10-04 22:47:30 · 用户 u_local…</w:t>
+        <w:t xml:space="preserve">2026-10-05 19:48:02 · 用户 u_local…</w:t>
       </w:r>
     </w:p>
     <w:p>
@@ -379,7 +379,7 @@
         <w:pStyle w:val="Heading2"/>
       </w:pPr>
       <w:r>
-        <w:t xml:space="preserve">2026-10-04 22:47:30 · 用户 u_local…</w:t>
+        <w:t xml:space="preserve">2026-10-05 19:48:02 · 用户 u_local…</w:t>
       </w:r>
     </w:p>
     <w:p>
@@ -392,7 +392,7 @@
         <w:pStyle w:val="Heading2"/>
       </w:pPr>
       <w:r>
-        <w:t xml:space="preserve">2026-10-04 22:47:30 · 用户 u_local…</w:t>
+        <w:t xml:space="preserve">2026-10-05 19:48:02 · 用户 u_local…</w:t>
       </w:r>
     </w:p>
     <w:p>
@@ -405,7 +405,7 @@
         <w:pStyle w:val="Heading2"/>
       </w:pPr>
       <w:r>
-        <w:t xml:space="preserve">2026-10-04 22:47:30 · 用户 u_local…</w:t>
+        <w:t xml:space="preserve">2026-10-05 19:48:02 · 用户 u_local…</w:t>
       </w:r>
     </w:p>
     <w:p>
@@ -418,7 +418,7 @@
         <w:pStyle w:val="Heading2"/>
       </w:pPr>
       <w:r>
-        <w:t xml:space="preserve">2026-10-04 22:47:30 · 用户 u_local…</w:t>
+        <w:t xml:space="preserve">2026-10-05 19:48:02 · 用户 u_local…</w:t>
       </w:r>
     </w:p>
     <w:p>
@@ -431,7 +431,7 @@
         <w:pStyle w:val="Heading2"/>
       </w:pPr>
       <w:r>
-        <w:t xml:space="preserve">2026-10-04 22:47:30 · 用户 u_local…</w:t>
+        <w:t xml:space="preserve">2026-10-05 19:48:02 · 用户 u_local…</w:t>
       </w:r>
     </w:p>
     <w:p>
@@ -444,7 +444,7 @@
         <w:pStyle w:val="Heading2"/>
       </w:pPr>
       <w:r>
-        <w:t xml:space="preserve">2026-10-04 22:47:30 · 用户 u_local…</w:t>
+        <w:t xml:space="preserve">2026-10-05 19:48:02 · 用户 u_local…</w:t>
       </w:r>
     </w:p>
     <w:p>
@@ -457,7 +457,7 @@
         <w:pStyle w:val="Heading2"/>
       </w:pPr>
       <w:r>
-        <w:t xml:space="preserve">2026-10-04 22:47:30 · 用户 u_local…</w:t>
+        <w:t xml:space="preserve">2026-10-05 19:48:02 · 用户 u_local…</w:t>
       </w:r>
     </w:p>
     <w:p>
@@ -470,7 +470,7 @@
         <w:pStyle w:val="Heading2"/>
       </w:pPr>
       <w:r>
-        <w:t xml:space="preserve">2026-10-04 22:47:30 · 用户 u_local…</w:t>
+        <w:t xml:space="preserve">2026-10-05 19:48:02 · 用户 u_local…</w:t>
       </w:r>
     </w:p>
     <w:p>
@@ -483,7 +483,7 @@
         <w:pStyle w:val="Heading2"/>
       </w:pPr>
       <w:r>
-        <w:t xml:space="preserve">2026-10-04 22:47:30 · 用户 u_local…</w:t>
+        <w:t xml:space="preserve">2026-10-05 19:48:02 · 用户 u_local…</w:t>
       </w:r>
     </w:p>
     <w:p>
@@ -496,7 +496,7 @@
         <w:pStyle w:val="Heading2"/>
       </w:pPr>
       <w:r>
-        <w:t xml:space="preserve">2026-10-04 22:47:30 · 用户 u_local…</w:t>
+        <w:t xml:space="preserve">2026-10-05 19:48:02 · 用户 u_local…</w:t>
       </w:r>
     </w:p>
     <w:p>
@@ -509,7 +509,7 @@
         <w:pStyle w:val="Heading2"/>
       </w:pPr>
       <w:r>
-        <w:t xml:space="preserve">2026-10-04 22:47:30 · 用户 u_local…</w:t>
+        <w:t xml:space="preserve">2026-10-05 19:48:02 · 用户 u_local…</w:t>
       </w:r>
     </w:p>
     <w:p>
@@ -522,7 +522,7 @@
         <w:pStyle w:val="Heading2"/>
       </w:pPr>
       <w:r>
-        <w:t xml:space="preserve">2026-10-04 22:47:30 · 用户 u_local…</w:t>
+        <w:t xml:space="preserve">2026-10-05 19:48:02 · 用户 u_local…</w:t>
       </w:r>
     </w:p>
     <w:p>
@@ -535,7 +535,7 @@
         <w:pStyle w:val="Heading2"/>
       </w:pPr>
       <w:r>
-        <w:t xml:space="preserve">2026-10-04 22:47:30 · 用户 u_local…</w:t>
+        <w:t xml:space="preserve">2026-10-05 19:48:02 · 用户 u_local…</w:t>
       </w:r>
     </w:p>
     <w:p>

--- a/tests/artifacts/docx-word-evidence/长中文多页.docx
+++ b/tests/artifacts/docx-word-evidence/长中文多页.docx
@@ -20,15 +20,15 @@
         <w:rPr>
           <w:color w:val="68708A"/>
         </w:rPr>
-        <w:t xml:space="preserve">私信会话 · 40 条消息 · 2026-10-05T11:48:02.570Z</w:t>
-      </w:r>
-    </w:p>
-    <w:p>
-      <w:pPr>
-        <w:pStyle w:val="Heading2"/>
-      </w:pPr>
-      <w:r>
-        <w:t xml:space="preserve">2026-10-05 19:48:02 · 用户 u_local…</w:t>
+        <w:t xml:space="preserve">私信会话 · 40 条消息 · 2026-10-06T09:32:34.582Z</w:t>
+      </w:r>
+    </w:p>
+    <w:p>
+      <w:pPr>
+        <w:pStyle w:val="Heading2"/>
+      </w:pPr>
+      <w:r>
+        <w:t xml:space="preserve">2026-10-06 17:32:34 · 用户 u_local…</w:t>
       </w:r>
     </w:p>
     <w:p>
@@ -41,7 +41,7 @@
         <w:pStyle w:val="Heading2"/>
       </w:pPr>
       <w:r>
-        <w:t xml:space="preserve">2026-10-05 19:48:02 · 用户 u_local…</w:t>
+        <w:t xml:space="preserve">2026-10-06 17:32:34 · 用户 u_local…</w:t>
       </w:r>
     </w:p>
     <w:p>
@@ -54,7 +54,7 @@
         <w:pStyle w:val="Heading2"/>
       </w:pPr>
       <w:r>
-        <w:t xml:space="preserve">2026-10-05 19:48:02 · 用户 u_local…</w:t>
+        <w:t xml:space="preserve">2026-10-06 17:32:34 · 用户 u_local…</w:t>
       </w:r>
     </w:p>
     <w:p>
@@ -67,7 +67,7 @@
         <w:pStyle w:val="Heading2"/>
       </w:pPr>
       <w:r>
-        <w:t xml:space="preserve">2026-10-05 19:48:02 · 用户 u_local…</w:t>
+        <w:t xml:space="preserve">2026-10-06 17:32:34 · 用户 u_local…</w:t>
       </w:r>
     </w:p>
     <w:p>
@@ -80,7 +80,7 @@
         <w:pStyle w:val="Heading2"/>
       </w:pPr>
       <w:r>
-        <w:t xml:space="preserve">2026-10-05 19:48:02 · 用户 u_local…</w:t>
+        <w:t xml:space="preserve">2026-10-06 17:32:34 · 用户 u_local…</w:t>
       </w:r>
     </w:p>
     <w:p>
@@ -93,7 +93,7 @@
         <w:pStyle w:val="Heading2"/>
       </w:pPr>
       <w:r>
-        <w:t xml:space="preserve">2026-10-05 19:48:02 · 用户 u_local…</w:t>
+        <w:t xml:space="preserve">2026-10-06 17:32:34 · 用户 u_local…</w:t>
       </w:r>
     </w:p>
     <w:p>
@@ -106,7 +106,7 @@
         <w:pStyle w:val="Heading2"/>
       </w:pPr>
       <w:r>
-        <w:t xml:space="preserve">2026-10-05 19:48:02 · 用户 u_local…</w:t>
+        <w:t xml:space="preserve">2026-10-06 17:32:34 · 用户 u_local…</w:t>
       </w:r>
     </w:p>
     <w:p>
@@ -119,7 +119,7 @@
         <w:pStyle w:val="Heading2"/>
       </w:pPr>
       <w:r>
-        <w:t xml:space="preserve">2026-10-05 19:48:02 · 用户 u_local…</w:t>
+        <w:t xml:space="preserve">2026-10-06 17:32:34 · 用户 u_local…</w:t>
       </w:r>
     </w:p>
     <w:p>
@@ -132,7 +132,7 @@
         <w:pStyle w:val="Heading2"/>
       </w:pPr>
       <w:r>
-        <w:t xml:space="preserve">2026-10-05 19:48:02 · 用户 u_local…</w:t>
+        <w:t xml:space="preserve">2026-10-06 17:32:34 · 用户 u_local…</w:t>
       </w:r>
     </w:p>
     <w:p>
@@ -145,7 +145,7 @@
         <w:pStyle w:val="Heading2"/>
       </w:pPr>
       <w:r>
-        <w:t xml:space="preserve">2026-10-05 19:48:02 · 用户 u_local…</w:t>
+        <w:t xml:space="preserve">2026-10-06 17:32:34 · 用户 u_local…</w:t>
       </w:r>
     </w:p>
     <w:p>
@@ -158,7 +158,7 @@
         <w:pStyle w:val="Heading2"/>
       </w:pPr>
       <w:r>
-        <w:t xml:space="preserve">2026-10-05 19:48:02 · 用户 u_local…</w:t>
+        <w:t xml:space="preserve">2026-10-06 17:32:34 · 用户 u_local…</w:t>
       </w:r>
     </w:p>
     <w:p>
@@ -171,7 +171,7 @@
         <w:pStyle w:val="Heading2"/>
       </w:pPr>
       <w:r>
-        <w:t xml:space="preserve">2026-10-05 19:48:02 · 用户 u_local…</w:t>
+        <w:t xml:space="preserve">2026-10-06 17:32:34 · 用户 u_local…</w:t>
       </w:r>
     </w:p>
     <w:p>
@@ -184,7 +184,7 @@
         <w:pStyle w:val="Heading2"/>
       </w:pPr>
       <w:r>
-        <w:t xml:space="preserve">2026-10-05 19:48:02 · 用户 u_local…</w:t>
+        <w:t xml:space="preserve">2026-10-06 17:32:34 · 用户 u_local…</w:t>
       </w:r>
     </w:p>
     <w:p>
@@ -197,7 +197,7 @@
         <w:pStyle w:val="Heading2"/>
       </w:pPr>
       <w:r>
-        <w:t xml:space="preserve">2026-10-05 19:48:02 · 用户 u_local…</w:t>
+        <w:t xml:space="preserve">2026-10-06 17:32:34 · 用户 u_local…</w:t>
       </w:r>
     </w:p>
     <w:p>
@@ -210,7 +210,7 @@
         <w:pStyle w:val="Heading2"/>
       </w:pPr>
       <w:r>
-        <w:t xml:space="preserve">2026-10-05 19:48:02 · 用户 u_local…</w:t>
+        <w:t xml:space="preserve">2026-10-06 17:32:34 · 用户 u_local…</w:t>
       </w:r>
     </w:p>
     <w:p>
@@ -223,7 +223,7 @@
         <w:pStyle w:val="Heading2"/>
       </w:pPr>
       <w:r>
-        <w:t xml:space="preserve">2026-10-05 19:48:02 · 用户 u_local…</w:t>
+        <w:t xml:space="preserve">2026-10-06 17:32:34 · 用户 u_local…</w:t>
       </w:r>
     </w:p>
     <w:p>
@@ -236,7 +236,7 @@
         <w:pStyle w:val="Heading2"/>
       </w:pPr>
       <w:r>
-        <w:t xml:space="preserve">2026-10-05 19:48:02 · 用户 u_local…</w:t>
+        <w:t xml:space="preserve">2026-10-06 17:32:34 · 用户 u_local…</w:t>
       </w:r>
     </w:p>
     <w:p>
@@ -249,7 +249,7 @@
         <w:pStyle w:val="Heading2"/>
       </w:pPr>
       <w:r>
-        <w:t xml:space="preserve">2026-10-05 19:48:02 · 用户 u_local…</w:t>
+        <w:t xml:space="preserve">2026-10-06 17:32:34 · 用户 u_local…</w:t>
       </w:r>
     </w:p>
     <w:p>
@@ -262,7 +262,7 @@
         <w:pStyle w:val="Heading2"/>
       </w:pPr>
       <w:r>
-        <w:t xml:space="preserve">2026-10-05 19:48:02 · 用户 u_local…</w:t>
+        <w:t xml:space="preserve">2026-10-06 17:32:34 · 用户 u_local…</w:t>
       </w:r>
     </w:p>
     <w:p>
@@ -275,7 +275,7 @@
         <w:pStyle w:val="Heading2"/>
       </w:pPr>
       <w:r>
-        <w:t xml:space="preserve">2026-10-05 19:48:02 · 用户 u_local…</w:t>
+        <w:t xml:space="preserve">2026-10-06 17:32:34 · 用户 u_local…</w:t>
       </w:r>
     </w:p>
     <w:p>
@@ -288,7 +288,7 @@
         <w:pStyle w:val="Heading2"/>
       </w:pPr>
       <w:r>
-        <w:t xml:space="preserve">2026-10-05 19:48:02 · 用户 u_local…</w:t>
+        <w:t xml:space="preserve">2026-10-06 17:32:34 · 用户 u_local…</w:t>
       </w:r>
     </w:p>
     <w:p>
@@ -301,7 +301,7 @@
         <w:pStyle w:val="Heading2"/>
       </w:pPr>
       <w:r>
-        <w:t xml:space="preserve">2026-10-05 19:48:02 · 用户 u_local…</w:t>
+        <w:t xml:space="preserve">2026-10-06 17:32:34 · 用户 u_local…</w:t>
       </w:r>
     </w:p>
     <w:p>
@@ -314,7 +314,7 @@
         <w:pStyle w:val="Heading2"/>
       </w:pPr>
       <w:r>
-        <w:t xml:space="preserve">2026-10-05 19:48:02 · 用户 u_local…</w:t>
+        <w:t xml:space="preserve">2026-10-06 17:32:34 · 用户 u_local…</w:t>
       </w:r>
     </w:p>
     <w:p>
@@ -327,7 +327,7 @@
         <w:pStyle w:val="Heading2"/>
       </w:pPr>
       <w:r>
-        <w:t xml:space="preserve">2026-10-05 19:48:02 · 用户 u_local…</w:t>
+        <w:t xml:space="preserve">2026-10-06 17:32:34 · 用户 u_local…</w:t>
       </w:r>
     </w:p>
     <w:p>
@@ -340,7 +340,7 @@
         <w:pStyle w:val="Heading2"/>
       </w:pPr>
       <w:r>
-        <w:t xml:space="preserve">2026-10-05 19:48:02 · 用户 u_local…</w:t>
+        <w:t xml:space="preserve">2026-10-06 17:32:34 · 用户 u_local…</w:t>
       </w:r>
     </w:p>
     <w:p>
@@ -353,7 +353,7 @@
         <w:pStyle w:val="Heading2"/>
       </w:pPr>
       <w:r>
-        <w:t xml:space="preserve">2026-10-05 19:48:02 · 用户 u_local…</w:t>
+        <w:t xml:space="preserve">2026-10-06 17:32:34 · 用户 u_local…</w:t>
       </w:r>
     </w:p>
     <w:p>
@@ -366,7 +366,7 @@
         <w:pStyle w:val="Heading2"/>
       </w:pPr>
       <w:r>
-        <w:t xml:space="preserve">2026-10-05 19:48:02 · 用户 u_local…</w:t>
+        <w:t xml:space="preserve">2026-10-06 17:32:34 · 用户 u_local…</w:t>
       </w:r>
     </w:p>
     <w:p>
@@ -379,7 +379,7 @@
         <w:pStyle w:val="Heading2"/>
       </w:pPr>
       <w:r>
-        <w:t xml:space="preserve">2026-10-05 19:48:02 · 用户 u_local…</w:t>
+        <w:t xml:space="preserve">2026-10-06 17:32:34 · 用户 u_local…</w:t>
       </w:r>
     </w:p>
     <w:p>
@@ -392,7 +392,7 @@
         <w:pStyle w:val="Heading2"/>
       </w:pPr>
       <w:r>
-        <w:t xml:space="preserve">2026-10-05 19:48:02 · 用户 u_local…</w:t>
+        <w:t xml:space="preserve">2026-10-06 17:32:34 · 用户 u_local…</w:t>
       </w:r>
     </w:p>
     <w:p>
@@ -405,7 +405,7 @@
         <w:pStyle w:val="Heading2"/>
       </w:pPr>
       <w:r>
-        <w:t xml:space="preserve">2026-10-05 19:48:02 · 用户 u_local…</w:t>
+        <w:t xml:space="preserve">2026-10-06 17:32:34 · 用户 u_local…</w:t>
       </w:r>
     </w:p>
     <w:p>
@@ -418,7 +418,7 @@
         <w:pStyle w:val="Heading2"/>
       </w:pPr>
       <w:r>
-        <w:t xml:space="preserve">2026-10-05 19:48:02 · 用户 u_local…</w:t>
+        <w:t xml:space="preserve">2026-10-06 17:32:34 · 用户 u_local…</w:t>
       </w:r>
     </w:p>
     <w:p>
@@ -431,7 +431,7 @@
         <w:pStyle w:val="Heading2"/>
       </w:pPr>
       <w:r>
-        <w:t xml:space="preserve">2026-10-05 19:48:02 · 用户 u_local…</w:t>
+        <w:t xml:space="preserve">2026-10-06 17:32:34 · 用户 u_local…</w:t>
       </w:r>
     </w:p>
     <w:p>
@@ -444,7 +444,7 @@
         <w:pStyle w:val="Heading2"/>
       </w:pPr>
       <w:r>
-        <w:t xml:space="preserve">2026-10-05 19:48:02 · 用户 u_local…</w:t>
+        <w:t xml:space="preserve">2026-10-06 17:32:34 · 用户 u_local…</w:t>
       </w:r>
     </w:p>
     <w:p>
@@ -457,7 +457,7 @@
         <w:pStyle w:val="Heading2"/>
       </w:pPr>
       <w:r>
-        <w:t xml:space="preserve">2026-10-05 19:48:02 · 用户 u_local…</w:t>
+        <w:t xml:space="preserve">2026-10-06 17:32:34 · 用户 u_local…</w:t>
       </w:r>
     </w:p>
     <w:p>
@@ -470,7 +470,7 @@
         <w:pStyle w:val="Heading2"/>
       </w:pPr>
       <w:r>
-        <w:t xml:space="preserve">2026-10-05 19:48:02 · 用户 u_local…</w:t>
+        <w:t xml:space="preserve">2026-10-06 17:32:34 · 用户 u_local…</w:t>
       </w:r>
     </w:p>
     <w:p>
@@ -483,7 +483,7 @@
         <w:pStyle w:val="Heading2"/>
       </w:pPr>
       <w:r>
-        <w:t xml:space="preserve">2026-10-05 19:48:02 · 用户 u_local…</w:t>
+        <w:t xml:space="preserve">2026-10-06 17:32:34 · 用户 u_local…</w:t>
       </w:r>
     </w:p>
     <w:p>
@@ -496,7 +496,7 @@
         <w:pStyle w:val="Heading2"/>
       </w:pPr>
       <w:r>
-        <w:t xml:space="preserve">2026-10-05 19:48:02 · 用户 u_local…</w:t>
+        <w:t xml:space="preserve">2026-10-06 17:32:34 · 用户 u_local…</w:t>
       </w:r>
     </w:p>
     <w:p>
@@ -509,7 +509,7 @@
         <w:pStyle w:val="Heading2"/>
       </w:pPr>
       <w:r>
-        <w:t xml:space="preserve">2026-10-05 19:48:02 · 用户 u_local…</w:t>
+        <w:t xml:space="preserve">2026-10-06 17:32:34 · 用户 u_local…</w:t>
       </w:r>
     </w:p>
     <w:p>
@@ -522,7 +522,7 @@
         <w:pStyle w:val="Heading2"/>
       </w:pPr>
       <w:r>
-        <w:t xml:space="preserve">2026-10-05 19:48:02 · 用户 u_local…</w:t>
+        <w:t xml:space="preserve">2026-10-06 17:32:34 · 用户 u_local…</w:t>
       </w:r>
     </w:p>
     <w:p>
@@ -535,7 +535,7 @@
         <w:pStyle w:val="Heading2"/>
       </w:pPr>
       <w:r>
-        <w:t xml:space="preserve">2026-10-05 19:48:02 · 用户 u_local…</w:t>
+        <w:t xml:space="preserve">2026-10-06 17:32:34 · 用户 u_local…</w:t>
       </w:r>
     </w:p>
     <w:p>

--- a/tests/artifacts/docx-word-evidence/长中文多页.docx
+++ b/tests/artifacts/docx-word-evidence/长中文多页.docx
@@ -20,15 +20,15 @@
         <w:rPr>
           <w:color w:val="68708A"/>
         </w:rPr>
-        <w:t xml:space="preserve">私信会话 · 40 条消息 · 2026-10-06T09:32:34.582Z</w:t>
-      </w:r>
-    </w:p>
-    <w:p>
-      <w:pPr>
-        <w:pStyle w:val="Heading2"/>
-      </w:pPr>
-      <w:r>
-        <w:t xml:space="preserve">2026-10-06 17:32:34 · 用户 u_local…</w:t>
+        <w:t xml:space="preserve">私信会话 · 40 条消息 · 2026-10-06T10:20:30.485Z</w:t>
+      </w:r>
+    </w:p>
+    <w:p>
+      <w:pPr>
+        <w:pStyle w:val="Heading2"/>
+      </w:pPr>
+      <w:r>
+        <w:t xml:space="preserve">2026-10-06 18:20:30 · 用户 u_local…</w:t>
       </w:r>
     </w:p>
     <w:p>
@@ -41,7 +41,7 @@
         <w:pStyle w:val="Heading2"/>
       </w:pPr>
       <w:r>
-        <w:t xml:space="preserve">2026-10-06 17:32:34 · 用户 u_local…</w:t>
+        <w:t xml:space="preserve">2026-10-06 18:20:30 · 用户 u_local…</w:t>
       </w:r>
     </w:p>
     <w:p>
@@ -54,7 +54,7 @@
         <w:pStyle w:val="Heading2"/>
       </w:pPr>
       <w:r>
-        <w:t xml:space="preserve">2026-10-06 17:32:34 · 用户 u_local…</w:t>
+        <w:t xml:space="preserve">2026-10-06 18:20:30 · 用户 u_local…</w:t>
       </w:r>
     </w:p>
     <w:p>
@@ -67,7 +67,7 @@
         <w:pStyle w:val="Heading2"/>
       </w:pPr>
       <w:r>
-        <w:t xml:space="preserve">2026-10-06 17:32:34 · 用户 u_local…</w:t>
+        <w:t xml:space="preserve">2026-10-06 18:20:30 · 用户 u_local…</w:t>
       </w:r>
     </w:p>
     <w:p>
@@ -80,7 +80,7 @@
         <w:pStyle w:val="Heading2"/>
       </w:pPr>
       <w:r>
-        <w:t xml:space="preserve">2026-10-06 17:32:34 · 用户 u_local…</w:t>
+        <w:t xml:space="preserve">2026-10-06 18:20:30 · 用户 u_local…</w:t>
       </w:r>
     </w:p>
     <w:p>
@@ -93,7 +93,7 @@
         <w:pStyle w:val="Heading2"/>
       </w:pPr>
       <w:r>
-        <w:t xml:space="preserve">2026-10-06 17:32:34 · 用户 u_local…</w:t>
+        <w:t xml:space="preserve">2026-10-06 18:20:30 · 用户 u_local…</w:t>
       </w:r>
     </w:p>
     <w:p>
@@ -106,7 +106,7 @@
         <w:pStyle w:val="Heading2"/>
       </w:pPr>
       <w:r>
-        <w:t xml:space="preserve">2026-10-06 17:32:34 · 用户 u_local…</w:t>
+        <w:t xml:space="preserve">2026-10-06 18:20:30 · 用户 u_local…</w:t>
       </w:r>
     </w:p>
     <w:p>
@@ -119,7 +119,7 @@
         <w:pStyle w:val="Heading2"/>
       </w:pPr>
       <w:r>
-        <w:t xml:space="preserve">2026-10-06 17:32:34 · 用户 u_local…</w:t>
+        <w:t xml:space="preserve">2026-10-06 18:20:30 · 用户 u_local…</w:t>
       </w:r>
     </w:p>
     <w:p>
@@ -132,7 +132,7 @@
         <w:pStyle w:val="Heading2"/>
       </w:pPr>
       <w:r>
-        <w:t xml:space="preserve">2026-10-06 17:32:34 · 用户 u_local…</w:t>
+        <w:t xml:space="preserve">2026-10-06 18:20:30 · 用户 u_local…</w:t>
       </w:r>
     </w:p>
     <w:p>
@@ -145,7 +145,7 @@
         <w:pStyle w:val="Heading2"/>
       </w:pPr>
       <w:r>
-        <w:t xml:space="preserve">2026-10-06 17:32:34 · 用户 u_local…</w:t>
+        <w:t xml:space="preserve">2026-10-06 18:20:30 · 用户 u_local…</w:t>
       </w:r>
     </w:p>
     <w:p>
@@ -158,7 +158,7 @@
         <w:pStyle w:val="Heading2"/>
       </w:pPr>
       <w:r>
-        <w:t xml:space="preserve">2026-10-06 17:32:34 · 用户 u_local…</w:t>
+        <w:t xml:space="preserve">2026-10-06 18:20:30 · 用户 u_local…</w:t>
       </w:r>
     </w:p>
     <w:p>
@@ -171,7 +171,7 @@
         <w:pStyle w:val="Heading2"/>
       </w:pPr>
       <w:r>
-        <w:t xml:space="preserve">2026-10-06 17:32:34 · 用户 u_local…</w:t>
+        <w:t xml:space="preserve">2026-10-06 18:20:30 · 用户 u_local…</w:t>
       </w:r>
     </w:p>
     <w:p>
@@ -184,7 +184,7 @@
         <w:pStyle w:val="Heading2"/>
       </w:pPr>
       <w:r>
-        <w:t xml:space="preserve">2026-10-06 17:32:34 · 用户 u_local…</w:t>
+        <w:t xml:space="preserve">2026-10-06 18:20:30 · 用户 u_local…</w:t>
       </w:r>
     </w:p>
     <w:p>
@@ -197,7 +197,7 @@
         <w:pStyle w:val="Heading2"/>
       </w:pPr>
       <w:r>
-        <w:t xml:space="preserve">2026-10-06 17:32:34 · 用户 u_local…</w:t>
+        <w:t xml:space="preserve">2026-10-06 18:20:30 · 用户 u_local…</w:t>
       </w:r>
     </w:p>
     <w:p>
@@ -210,7 +210,7 @@
         <w:pStyle w:val="Heading2"/>
       </w:pPr>
       <w:r>
-        <w:t xml:space="preserve">2026-10-06 17:32:34 · 用户 u_local…</w:t>
+        <w:t xml:space="preserve">2026-10-06 18:20:30 · 用户 u_local…</w:t>
       </w:r>
     </w:p>
     <w:p>
@@ -223,7 +223,7 @@
         <w:pStyle w:val="Heading2"/>
       </w:pPr>
       <w:r>
-        <w:t xml:space="preserve">2026-10-06 17:32:34 · 用户 u_local…</w:t>
+        <w:t xml:space="preserve">2026-10-06 18:20:30 · 用户 u_local…</w:t>
       </w:r>
     </w:p>
     <w:p>
@@ -236,7 +236,7 @@
         <w:pStyle w:val="Heading2"/>
       </w:pPr>
       <w:r>
-        <w:t xml:space="preserve">2026-10-06 17:32:34 · 用户 u_local…</w:t>
+        <w:t xml:space="preserve">2026-10-06 18:20:30 · 用户 u_local…</w:t>
       </w:r>
     </w:p>
     <w:p>
@@ -249,7 +249,7 @@
         <w:pStyle w:val="Heading2"/>
       </w:pPr>
       <w:r>
-        <w:t xml:space="preserve">2026-10-06 17:32:34 · 用户 u_local…</w:t>
+        <w:t xml:space="preserve">2026-10-06 18:20:30 · 用户 u_local…</w:t>
       </w:r>
     </w:p>
     <w:p>
@@ -262,7 +262,7 @@
         <w:pStyle w:val="Heading2"/>
       </w:pPr>
       <w:r>
-        <w:t xml:space="preserve">2026-10-06 17:32:34 · 用户 u_local…</w:t>
+        <w:t xml:space="preserve">2026-10-06 18:20:30 · 用户 u_local…</w:t>
       </w:r>
     </w:p>
     <w:p>
@@ -275,7 +275,7 @@
         <w:pStyle w:val="Heading2"/>
       </w:pPr>
       <w:r>
-        <w:t xml:space="preserve">2026-10-06 17:32:34 · 用户 u_local…</w:t>
+        <w:t xml:space="preserve">2026-10-06 18:20:30 · 用户 u_local…</w:t>
       </w:r>
     </w:p>
     <w:p>
@@ -288,7 +288,7 @@
         <w:pStyle w:val="Heading2"/>
       </w:pPr>
       <w:r>
-        <w:t xml:space="preserve">2026-10-06 17:32:34 · 用户 u_local…</w:t>
+        <w:t xml:space="preserve">2026-10-06 18:20:30 · 用户 u_local…</w:t>
       </w:r>
     </w:p>
     <w:p>
@@ -301,7 +301,7 @@
         <w:pStyle w:val="Heading2"/>
       </w:pPr>
       <w:r>
-        <w:t xml:space="preserve">2026-10-06 17:32:34 · 用户 u_local…</w:t>
+        <w:t xml:space="preserve">2026-10-06 18:20:30 · 用户 u_local…</w:t>
       </w:r>
     </w:p>
     <w:p>
@@ -314,7 +314,7 @@
         <w:pStyle w:val="Heading2"/>
       </w:pPr>
       <w:r>
-        <w:t xml:space="preserve">2026-10-06 17:32:34 · 用户 u_local…</w:t>
+        <w:t xml:space="preserve">2026-10-06 18:20:30 · 用户 u_local…</w:t>
       </w:r>
     </w:p>
     <w:p>
@@ -327,7 +327,7 @@
         <w:pStyle w:val="Heading2"/>
       </w:pPr>
       <w:r>
-        <w:t xml:space="preserve">2026-10-06 17:32:34 · 用户 u_local…</w:t>
+        <w:t xml:space="preserve">2026-10-06 18:20:30 · 用户 u_local…</w:t>
       </w:r>
     </w:p>
     <w:p>
@@ -340,7 +340,7 @@
         <w:pStyle w:val="Heading2"/>
       </w:pPr>
       <w:r>
-        <w:t xml:space="preserve">2026-10-06 17:32:34 · 用户 u_local…</w:t>
+        <w:t xml:space="preserve">2026-10-06 18:20:30 · 用户 u_local…</w:t>
       </w:r>
     </w:p>
     <w:p>
@@ -353,7 +353,7 @@
         <w:pStyle w:val="Heading2"/>
       </w:pPr>
       <w:r>
-        <w:t xml:space="preserve">2026-10-06 17:32:34 · 用户 u_local…</w:t>
+        <w:t xml:space="preserve">2026-10-06 18:20:30 · 用户 u_local…</w:t>
       </w:r>
     </w:p>
     <w:p>
@@ -366,7 +366,7 @@
         <w:pStyle w:val="Heading2"/>
       </w:pPr>
       <w:r>
-        <w:t xml:space="preserve">2026-10-06 17:32:34 · 用户 u_local…</w:t>
+        <w:t xml:space="preserve">2026-10-06 18:20:30 · 用户 u_local…</w:t>
       </w:r>
     </w:p>
     <w:p>
@@ -379,7 +379,7 @@
         <w:pStyle w:val="Heading2"/>
       </w:pPr>
       <w:r>
-        <w:t xml:space="preserve">2026-10-06 17:32:34 · 用户 u_local…</w:t>
+        <w:t xml:space="preserve">2026-10-06 18:20:30 · 用户 u_local…</w:t>
       </w:r>
     </w:p>
     <w:p>
@@ -392,7 +392,7 @@
         <w:pStyle w:val="Heading2"/>
       </w:pPr>
       <w:r>
-        <w:t xml:space="preserve">2026-10-06 17:32:34 · 用户 u_local…</w:t>
+        <w:t xml:space="preserve">2026-10-06 18:20:30 · 用户 u_local…</w:t>
       </w:r>
     </w:p>
     <w:p>
@@ -405,7 +405,7 @@
         <w:pStyle w:val="Heading2"/>
       </w:pPr>
       <w:r>
-        <w:t xml:space="preserve">2026-10-06 17:32:34 · 用户 u_local…</w:t>
+        <w:t xml:space="preserve">2026-10-06 18:20:30 · 用户 u_local…</w:t>
       </w:r>
     </w:p>
     <w:p>
@@ -418,7 +418,7 @@
         <w:pStyle w:val="Heading2"/>
       </w:pPr>
       <w:r>
-        <w:t xml:space="preserve">2026-10-06 17:32:34 · 用户 u_local…</w:t>
+        <w:t xml:space="preserve">2026-10-06 18:20:30 · 用户 u_local…</w:t>
       </w:r>
     </w:p>
     <w:p>
@@ -431,7 +431,7 @@
         <w:pStyle w:val="Heading2"/>
       </w:pPr>
       <w:r>
-        <w:t xml:space="preserve">2026-10-06 17:32:34 · 用户 u_local…</w:t>
+        <w:t xml:space="preserve">2026-10-06 18:20:30 · 用户 u_local…</w:t>
       </w:r>
     </w:p>
     <w:p>
@@ -444,7 +444,7 @@
         <w:pStyle w:val="Heading2"/>
       </w:pPr>
       <w:r>
-        <w:t xml:space="preserve">2026-10-06 17:32:34 · 用户 u_local…</w:t>
+        <w:t xml:space="preserve">2026-10-06 18:20:30 · 用户 u_local…</w:t>
       </w:r>
     </w:p>
     <w:p>
@@ -457,7 +457,7 @@
         <w:pStyle w:val="Heading2"/>
       </w:pPr>
       <w:r>
-        <w:t xml:space="preserve">2026-10-06 17:32:34 · 用户 u_local…</w:t>
+        <w:t xml:space="preserve">2026-10-06 18:20:30 · 用户 u_local…</w:t>
       </w:r>
     </w:p>
     <w:p>
@@ -470,7 +470,7 @@
         <w:pStyle w:val="Heading2"/>
       </w:pPr>
       <w:r>
-        <w:t xml:space="preserve">2026-10-06 17:32:34 · 用户 u_local…</w:t>
+        <w:t xml:space="preserve">2026-10-06 18:20:30 · 用户 u_local…</w:t>
       </w:r>
     </w:p>
     <w:p>
@@ -483,7 +483,7 @@
         <w:pStyle w:val="Heading2"/>
       </w:pPr>
       <w:r>
-        <w:t xml:space="preserve">2026-10-06 17:32:34 · 用户 u_local…</w:t>
+        <w:t xml:space="preserve">2026-10-06 18:20:30 · 用户 u_local…</w:t>
       </w:r>
     </w:p>
     <w:p>
@@ -496,7 +496,7 @@
         <w:pStyle w:val="Heading2"/>
       </w:pPr>
       <w:r>
-        <w:t xml:space="preserve">2026-10-06 17:32:34 · 用户 u_local…</w:t>
+        <w:t xml:space="preserve">2026-10-06 18:20:30 · 用户 u_local…</w:t>
       </w:r>
     </w:p>
     <w:p>
@@ -509,7 +509,7 @@
         <w:pStyle w:val="Heading2"/>
       </w:pPr>
       <w:r>
-        <w:t xml:space="preserve">2026-10-06 17:32:34 · 用户 u_local…</w:t>
+        <w:t xml:space="preserve">2026-10-06 18:20:30 · 用户 u_local…</w:t>
       </w:r>
     </w:p>
     <w:p>
@@ -522,7 +522,7 @@
         <w:pStyle w:val="Heading2"/>
       </w:pPr>
       <w:r>
-        <w:t xml:space="preserve">2026-10-06 17:32:34 · 用户 u_local…</w:t>
+        <w:t xml:space="preserve">2026-10-06 18:20:30 · 用户 u_local…</w:t>
       </w:r>
     </w:p>
     <w:p>
@@ -535,7 +535,7 @@
         <w:pStyle w:val="Heading2"/>
       </w:pPr>
       <w:r>
-        <w:t xml:space="preserve">2026-10-06 17:32:34 · 用户 u_local…</w:t>
+        <w:t xml:space="preserve">2026-10-06 18:20:30 · 用户 u_local…</w:t>
       </w:r>
     </w:p>
     <w:p>

--- a/tests/artifacts/docx-word-evidence/长中文多页.docx
+++ b/tests/artifacts/docx-word-evidence/长中文多页.docx
@@ -20,15 +20,15 @@
         <w:rPr>
           <w:color w:val="68708A"/>
         </w:rPr>
-        <w:t xml:space="preserve">私信会话 · 40 条消息 · 2026-10-06T10:20:30.485Z</w:t>
-      </w:r>
-    </w:p>
-    <w:p>
-      <w:pPr>
-        <w:pStyle w:val="Heading2"/>
-      </w:pPr>
-      <w:r>
-        <w:t xml:space="preserve">2026-10-06 18:20:30 · 用户 u_local…</w:t>
+        <w:t xml:space="preserve">私信会话 · 40 条消息 · 2026-10-06T12:08:07.231Z</w:t>
+      </w:r>
+    </w:p>
+    <w:p>
+      <w:pPr>
+        <w:pStyle w:val="Heading2"/>
+      </w:pPr>
+      <w:r>
+        <w:t xml:space="preserve">2026-10-06 20:08:07 · 用户 u_local…</w:t>
       </w:r>
     </w:p>
     <w:p>
@@ -41,7 +41,7 @@
         <w:pStyle w:val="Heading2"/>
       </w:pPr>
       <w:r>
-        <w:t xml:space="preserve">2026-10-06 18:20:30 · 用户 u_local…</w:t>
+        <w:t xml:space="preserve">2026-10-06 20:08:07 · 用户 u_local…</w:t>
       </w:r>
     </w:p>
     <w:p>
@@ -54,7 +54,7 @@
         <w:pStyle w:val="Heading2"/>
       </w:pPr>
       <w:r>
-        <w:t xml:space="preserve">2026-10-06 18:20:30 · 用户 u_local…</w:t>
+        <w:t xml:space="preserve">2026-10-06 20:08:07 · 用户 u_local…</w:t>
       </w:r>
     </w:p>
     <w:p>
@@ -67,7 +67,7 @@
         <w:pStyle w:val="Heading2"/>
       </w:pPr>
       <w:r>
-        <w:t xml:space="preserve">2026-10-06 18:20:30 · 用户 u_local…</w:t>
+        <w:t xml:space="preserve">2026-10-06 20:08:07 · 用户 u_local…</w:t>
       </w:r>
     </w:p>
     <w:p>
@@ -80,7 +80,7 @@
         <w:pStyle w:val="Heading2"/>
       </w:pPr>
       <w:r>
-        <w:t xml:space="preserve">2026-10-06 18:20:30 · 用户 u_local…</w:t>
+        <w:t xml:space="preserve">2026-10-06 20:08:07 · 用户 u_local…</w:t>
       </w:r>
     </w:p>
     <w:p>
@@ -93,7 +93,7 @@
         <w:pStyle w:val="Heading2"/>
       </w:pPr>
       <w:r>
-        <w:t xml:space="preserve">2026-10-06 18:20:30 · 用户 u_local…</w:t>
+        <w:t xml:space="preserve">2026-10-06 20:08:07 · 用户 u_local…</w:t>
       </w:r>
     </w:p>
     <w:p>
@@ -106,7 +106,7 @@
         <w:pStyle w:val="Heading2"/>
       </w:pPr>
       <w:r>
-        <w:t xml:space="preserve">2026-10-06 18:20:30 · 用户 u_local…</w:t>
+        <w:t xml:space="preserve">2026-10-06 20:08:07 · 用户 u_local…</w:t>
       </w:r>
     </w:p>
     <w:p>
@@ -119,7 +119,7 @@
         <w:pStyle w:val="Heading2"/>
       </w:pPr>
       <w:r>
-        <w:t xml:space="preserve">2026-10-06 18:20:30 · 用户 u_local…</w:t>
+        <w:t xml:space="preserve">2026-10-06 20:08:07 · 用户 u_local…</w:t>
       </w:r>
     </w:p>
     <w:p>
@@ -132,7 +132,7 @@
         <w:pStyle w:val="Heading2"/>
       </w:pPr>
       <w:r>
-        <w:t xml:space="preserve">2026-10-06 18:20:30 · 用户 u_local…</w:t>
+        <w:t xml:space="preserve">2026-10-06 20:08:07 · 用户 u_local…</w:t>
       </w:r>
     </w:p>
     <w:p>
@@ -145,7 +145,7 @@
         <w:pStyle w:val="Heading2"/>
       </w:pPr>
       <w:r>
-        <w:t xml:space="preserve">2026-10-06 18:20:30 · 用户 u_local…</w:t>
+        <w:t xml:space="preserve">2026-10-06 20:08:07 · 用户 u_local…</w:t>
       </w:r>
     </w:p>
     <w:p>
@@ -158,7 +158,7 @@
         <w:pStyle w:val="Heading2"/>
       </w:pPr>
       <w:r>
-        <w:t xml:space="preserve">2026-10-06 18:20:30 · 用户 u_local…</w:t>
+        <w:t xml:space="preserve">2026-10-06 20:08:07 · 用户 u_local…</w:t>
       </w:r>
     </w:p>
     <w:p>
@@ -171,7 +171,7 @@
         <w:pStyle w:val="Heading2"/>
       </w:pPr>
       <w:r>
-        <w:t xml:space="preserve">2026-10-06 18:20:30 · 用户 u_local…</w:t>
+        <w:t xml:space="preserve">2026-10-06 20:08:07 · 用户 u_local…</w:t>
       </w:r>
     </w:p>
     <w:p>
@@ -184,7 +184,7 @@
         <w:pStyle w:val="Heading2"/>
       </w:pPr>
       <w:r>
-        <w:t xml:space="preserve">2026-10-06 18:20:30 · 用户 u_local…</w:t>
+        <w:t xml:space="preserve">2026-10-06 20:08:07 · 用户 u_local…</w:t>
       </w:r>
     </w:p>
     <w:p>
@@ -197,7 +197,7 @@
         <w:pStyle w:val="Heading2"/>
       </w:pPr>
       <w:r>
-        <w:t xml:space="preserve">2026-10-06 18:20:30 · 用户 u_local…</w:t>
+        <w:t xml:space="preserve">2026-10-06 20:08:07 · 用户 u_local…</w:t>
       </w:r>
     </w:p>
     <w:p>
@@ -210,7 +210,7 @@
         <w:pStyle w:val="Heading2"/>
       </w:pPr>
       <w:r>
-        <w:t xml:space="preserve">2026-10-06 18:20:30 · 用户 u_local…</w:t>
+        <w:t xml:space="preserve">2026-10-06 20:08:07 · 用户 u_local…</w:t>
       </w:r>
     </w:p>
     <w:p>
@@ -223,7 +223,7 @@
         <w:pStyle w:val="Heading2"/>
       </w:pPr>
       <w:r>
-        <w:t xml:space="preserve">2026-10-06 18:20:30 · 用户 u_local…</w:t>
+        <w:t xml:space="preserve">2026-10-06 20:08:07 · 用户 u_local…</w:t>
       </w:r>
     </w:p>
     <w:p>
@@ -236,7 +236,7 @@
         <w:pStyle w:val="Heading2"/>
       </w:pPr>
       <w:r>
-        <w:t xml:space="preserve">2026-10-06 18:20:30 · 用户 u_local…</w:t>
+        <w:t xml:space="preserve">2026-10-06 20:08:07 · 用户 u_local…</w:t>
       </w:r>
     </w:p>
     <w:p>
@@ -249,7 +249,7 @@
         <w:pStyle w:val="Heading2"/>
       </w:pPr>
       <w:r>
-        <w:t xml:space="preserve">2026-10-06 18:20:30 · 用户 u_local…</w:t>
+        <w:t xml:space="preserve">2026-10-06 20:08:07 · 用户 u_local…</w:t>
       </w:r>
     </w:p>
     <w:p>
@@ -262,7 +262,7 @@
         <w:pStyle w:val="Heading2"/>
       </w:pPr>
       <w:r>
-        <w:t xml:space="preserve">2026-10-06 18:20:30 · 用户 u_local…</w:t>
+        <w:t xml:space="preserve">2026-10-06 20:08:07 · 用户 u_local…</w:t>
       </w:r>
     </w:p>
     <w:p>
@@ -275,7 +275,7 @@
         <w:pStyle w:val="Heading2"/>
       </w:pPr>
       <w:r>
-        <w:t xml:space="preserve">2026-10-06 18:20:30 · 用户 u_local…</w:t>
+        <w:t xml:space="preserve">2026-10-06 20:08:07 · 用户 u_local…</w:t>
       </w:r>
     </w:p>
     <w:p>
@@ -288,7 +288,7 @@
         <w:pStyle w:val="Heading2"/>
       </w:pPr>
       <w:r>
-        <w:t xml:space="preserve">2026-10-06 18:20:30 · 用户 u_local…</w:t>
+        <w:t xml:space="preserve">2026-10-06 20:08:07 · 用户 u_local…</w:t>
       </w:r>
     </w:p>
     <w:p>
@@ -301,7 +301,7 @@
         <w:pStyle w:val="Heading2"/>
       </w:pPr>
       <w:r>
-        <w:t xml:space="preserve">2026-10-06 18:20:30 · 用户 u_local…</w:t>
+        <w:t xml:space="preserve">2026-10-06 20:08:07 · 用户 u_local…</w:t>
       </w:r>
     </w:p>
     <w:p>
@@ -314,7 +314,7 @@
         <w:pStyle w:val="Heading2"/>
       </w:pPr>
       <w:r>
-        <w:t xml:space="preserve">2026-10-06 18:20:30 · 用户 u_local…</w:t>
+        <w:t xml:space="preserve">2026-10-06 20:08:07 · 用户 u_local…</w:t>
       </w:r>
     </w:p>
     <w:p>
@@ -327,7 +327,7 @@
         <w:pStyle w:val="Heading2"/>
       </w:pPr>
       <w:r>
-        <w:t xml:space="preserve">2026-10-06 18:20:30 · 用户 u_local…</w:t>
+        <w:t xml:space="preserve">2026-10-06 20:08:07 · 用户 u_local…</w:t>
       </w:r>
     </w:p>
     <w:p>
@@ -340,7 +340,7 @@
         <w:pStyle w:val="Heading2"/>
       </w:pPr>
       <w:r>
-        <w:t xml:space="preserve">2026-10-06 18:20:30 · 用户 u_local…</w:t>
+        <w:t xml:space="preserve">2026-10-06 20:08:07 · 用户 u_local…</w:t>
       </w:r>
     </w:p>
     <w:p>
@@ -353,7 +353,7 @@
         <w:pStyle w:val="Heading2"/>
       </w:pPr>
       <w:r>
-        <w:t xml:space="preserve">2026-10-06 18:20:30 · 用户 u_local…</w:t>
+        <w:t xml:space="preserve">2026-10-06 20:08:07 · 用户 u_local…</w:t>
       </w:r>
     </w:p>
     <w:p>
@@ -366,7 +366,7 @@
         <w:pStyle w:val="Heading2"/>
       </w:pPr>
       <w:r>
-        <w:t xml:space="preserve">2026-10-06 18:20:30 · 用户 u_local…</w:t>
+        <w:t xml:space="preserve">2026-10-06 20:08:07 · 用户 u_local…</w:t>
       </w:r>
     </w:p>
     <w:p>
@@ -379,7 +379,7 @@
         <w:pStyle w:val="Heading2"/>
       </w:pPr>
       <w:r>
-        <w:t xml:space="preserve">2026-10-06 18:20:30 · 用户 u_local…</w:t>
+        <w:t xml:space="preserve">2026-10-06 20:08:07 · 用户 u_local…</w:t>
       </w:r>
     </w:p>
     <w:p>
@@ -392,7 +392,7 @@
         <w:pStyle w:val="Heading2"/>
       </w:pPr>
       <w:r>
-        <w:t xml:space="preserve">2026-10-06 18:20:30 · 用户 u_local…</w:t>
+        <w:t xml:space="preserve">2026-10-06 20:08:07 · 用户 u_local…</w:t>
       </w:r>
     </w:p>
     <w:p>
@@ -405,7 +405,7 @@
         <w:pStyle w:val="Heading2"/>
       </w:pPr>
       <w:r>
-        <w:t xml:space="preserve">2026-10-06 18:20:30 · 用户 u_local…</w:t>
+        <w:t xml:space="preserve">2026-10-06 20:08:07 · 用户 u_local…</w:t>
       </w:r>
     </w:p>
     <w:p>
@@ -418,7 +418,7 @@
         <w:pStyle w:val="Heading2"/>
       </w:pPr>
       <w:r>
-        <w:t xml:space="preserve">2026-10-06 18:20:30 · 用户 u_local…</w:t>
+        <w:t xml:space="preserve">2026-10-06 20:08:07 · 用户 u_local…</w:t>
       </w:r>
     </w:p>
     <w:p>
@@ -431,7 +431,7 @@
         <w:pStyle w:val="Heading2"/>
       </w:pPr>
       <w:r>
-        <w:t xml:space="preserve">2026-10-06 18:20:30 · 用户 u_local…</w:t>
+        <w:t xml:space="preserve">2026-10-06 20:08:07 · 用户 u_local…</w:t>
       </w:r>
     </w:p>
     <w:p>
@@ -444,7 +444,7 @@
         <w:pStyle w:val="Heading2"/>
       </w:pPr>
       <w:r>
-        <w:t xml:space="preserve">2026-10-06 18:20:30 · 用户 u_local…</w:t>
+        <w:t xml:space="preserve">2026-10-06 20:08:07 · 用户 u_local…</w:t>
       </w:r>
     </w:p>
     <w:p>
@@ -457,7 +457,7 @@
         <w:pStyle w:val="Heading2"/>
       </w:pPr>
       <w:r>
-        <w:t xml:space="preserve">2026-10-06 18:20:30 · 用户 u_local…</w:t>
+        <w:t xml:space="preserve">2026-10-06 20:08:07 · 用户 u_local…</w:t>
       </w:r>
     </w:p>
     <w:p>
@@ -470,7 +470,7 @@
         <w:pStyle w:val="Heading2"/>
       </w:pPr>
       <w:r>
-        <w:t xml:space="preserve">2026-10-06 18:20:30 · 用户 u_local…</w:t>
+        <w:t xml:space="preserve">2026-10-06 20:08:07 · 用户 u_local…</w:t>
       </w:r>
     </w:p>
     <w:p>
@@ -483,7 +483,7 @@
         <w:pStyle w:val="Heading2"/>
       </w:pPr>
       <w:r>
-        <w:t xml:space="preserve">2026-10-06 18:20:30 · 用户 u_local…</w:t>
+        <w:t xml:space="preserve">2026-10-06 20:08:07 · 用户 u_local…</w:t>
       </w:r>
     </w:p>
     <w:p>
@@ -496,7 +496,7 @@
         <w:pStyle w:val="Heading2"/>
       </w:pPr>
       <w:r>
-        <w:t xml:space="preserve">2026-10-06 18:20:30 · 用户 u_local…</w:t>
+        <w:t xml:space="preserve">2026-10-06 20:08:07 · 用户 u_local…</w:t>
       </w:r>
     </w:p>
     <w:p>
@@ -509,7 +509,7 @@
         <w:pStyle w:val="Heading2"/>
       </w:pPr>
       <w:r>
-        <w:t xml:space="preserve">2026-10-06 18:20:30 · 用户 u_local…</w:t>
+        <w:t xml:space="preserve">2026-10-06 20:08:07 · 用户 u_local…</w:t>
       </w:r>
     </w:p>
     <w:p>
@@ -522,7 +522,7 @@
         <w:pStyle w:val="Heading2"/>
       </w:pPr>
       <w:r>
-        <w:t xml:space="preserve">2026-10-06 18:20:30 · 用户 u_local…</w:t>
+        <w:t xml:space="preserve">2026-10-06 20:08:07 · 用户 u_local…</w:t>
       </w:r>
     </w:p>
     <w:p>
@@ -535,7 +535,7 @@
         <w:pStyle w:val="Heading2"/>
       </w:pPr>
       <w:r>
-        <w:t xml:space="preserve">2026-10-06 18:20:30 · 用户 u_local…</w:t>
+        <w:t xml:space="preserve">2026-10-06 20:08:07 · 用户 u_local…</w:t>
       </w:r>
     </w:p>
     <w:p>

--- a/tests/artifacts/docx-word-evidence/长中文多页.docx
+++ b/tests/artifacts/docx-word-evidence/长中文多页.docx
@@ -20,15 +20,15 @@
         <w:rPr>
           <w:color w:val="68708A"/>
         </w:rPr>
-        <w:t xml:space="preserve">私信会话 · 40 条消息 · 2026-10-06T12:08:07.231Z</w:t>
-      </w:r>
-    </w:p>
-    <w:p>
-      <w:pPr>
-        <w:pStyle w:val="Heading2"/>
-      </w:pPr>
-      <w:r>
-        <w:t xml:space="preserve">2026-10-06 20:08:07 · 用户 u_local…</w:t>
+        <w:t xml:space="preserve">私信会话 · 40 条消息 · 2026-10-06T15:47:49.029Z</w:t>
+      </w:r>
+    </w:p>
+    <w:p>
+      <w:pPr>
+        <w:pStyle w:val="Heading2"/>
+      </w:pPr>
+      <w:r>
+        <w:t xml:space="preserve">2026-10-06 23:47:48 · 用户 u_local…</w:t>
       </w:r>
     </w:p>
     <w:p>
@@ -41,7 +41,7 @@
         <w:pStyle w:val="Heading2"/>
       </w:pPr>
       <w:r>
-        <w:t xml:space="preserve">2026-10-06 20:08:07 · 用户 u_local…</w:t>
+        <w:t xml:space="preserve">2026-10-06 23:47:48 · 用户 u_local…</w:t>
       </w:r>
     </w:p>
     <w:p>
@@ -54,7 +54,7 @@
         <w:pStyle w:val="Heading2"/>
       </w:pPr>
       <w:r>
-        <w:t xml:space="preserve">2026-10-06 20:08:07 · 用户 u_local…</w:t>
+        <w:t xml:space="preserve">2026-10-06 23:47:48 · 用户 u_local…</w:t>
       </w:r>
     </w:p>
     <w:p>
@@ -67,7 +67,7 @@
         <w:pStyle w:val="Heading2"/>
       </w:pPr>
       <w:r>
-        <w:t xml:space="preserve">2026-10-06 20:08:07 · 用户 u_local…</w:t>
+        <w:t xml:space="preserve">2026-10-06 23:47:48 · 用户 u_local…</w:t>
       </w:r>
     </w:p>
     <w:p>
@@ -80,7 +80,7 @@
         <w:pStyle w:val="Heading2"/>
       </w:pPr>
       <w:r>
-        <w:t xml:space="preserve">2026-10-06 20:08:07 · 用户 u_local…</w:t>
+        <w:t xml:space="preserve">2026-10-06 23:47:48 · 用户 u_local…</w:t>
       </w:r>
     </w:p>
     <w:p>
@@ -93,7 +93,7 @@
         <w:pStyle w:val="Heading2"/>
       </w:pPr>
       <w:r>
-        <w:t xml:space="preserve">2026-10-06 20:08:07 · 用户 u_local…</w:t>
+        <w:t xml:space="preserve">2026-10-06 23:47:48 · 用户 u_local…</w:t>
       </w:r>
     </w:p>
     <w:p>
@@ -106,7 +106,7 @@
         <w:pStyle w:val="Heading2"/>
       </w:pPr>
       <w:r>
-        <w:t xml:space="preserve">2026-10-06 20:08:07 · 用户 u_local…</w:t>
+        <w:t xml:space="preserve">2026-10-06 23:47:48 · 用户 u_local…</w:t>
       </w:r>
     </w:p>
     <w:p>
@@ -119,7 +119,7 @@
         <w:pStyle w:val="Heading2"/>
       </w:pPr>
       <w:r>
-        <w:t xml:space="preserve">2026-10-06 20:08:07 · 用户 u_local…</w:t>
+        <w:t xml:space="preserve">2026-10-06 23:47:48 · 用户 u_local…</w:t>
       </w:r>
     </w:p>
     <w:p>
@@ -132,7 +132,7 @@
         <w:pStyle w:val="Heading2"/>
       </w:pPr>
       <w:r>
-        <w:t xml:space="preserve">2026-10-06 20:08:07 · 用户 u_local…</w:t>
+        <w:t xml:space="preserve">2026-10-06 23:47:48 · 用户 u_local…</w:t>
       </w:r>
     </w:p>
     <w:p>
@@ -145,7 +145,7 @@
         <w:pStyle w:val="Heading2"/>
       </w:pPr>
       <w:r>
-        <w:t xml:space="preserve">2026-10-06 20:08:07 · 用户 u_local…</w:t>
+        <w:t xml:space="preserve">2026-10-06 23:47:48 · 用户 u_local…</w:t>
       </w:r>
     </w:p>
     <w:p>
@@ -158,7 +158,7 @@
         <w:pStyle w:val="Heading2"/>
       </w:pPr>
       <w:r>
-        <w:t xml:space="preserve">2026-10-06 20:08:07 · 用户 u_local…</w:t>
+        <w:t xml:space="preserve">2026-10-06 23:47:48 · 用户 u_local…</w:t>
       </w:r>
     </w:p>
     <w:p>
@@ -171,7 +171,7 @@
         <w:pStyle w:val="Heading2"/>
       </w:pPr>
       <w:r>
-        <w:t xml:space="preserve">2026-10-06 20:08:07 · 用户 u_local…</w:t>
+        <w:t xml:space="preserve">2026-10-06 23:47:48 · 用户 u_local…</w:t>
       </w:r>
     </w:p>
     <w:p>
@@ -184,7 +184,7 @@
         <w:pStyle w:val="Heading2"/>
       </w:pPr>
       <w:r>
-        <w:t xml:space="preserve">2026-10-06 20:08:07 · 用户 u_local…</w:t>
+        <w:t xml:space="preserve">2026-10-06 23:47:48 · 用户 u_local…</w:t>
       </w:r>
     </w:p>
     <w:p>
@@ -197,7 +197,7 @@
         <w:pStyle w:val="Heading2"/>
       </w:pPr>
       <w:r>
-        <w:t xml:space="preserve">2026-10-06 20:08:07 · 用户 u_local…</w:t>
+        <w:t xml:space="preserve">2026-10-06 23:47:48 · 用户 u_local…</w:t>
       </w:r>
     </w:p>
     <w:p>
@@ -210,7 +210,7 @@
         <w:pStyle w:val="Heading2"/>
       </w:pPr>
       <w:r>
-        <w:t xml:space="preserve">2026-10-06 20:08:07 · 用户 u_local…</w:t>
+        <w:t xml:space="preserve">2026-10-06 23:47:48 · 用户 u_local…</w:t>
       </w:r>
     </w:p>
     <w:p>
@@ -223,7 +223,7 @@
         <w:pStyle w:val="Heading2"/>
       </w:pPr>
       <w:r>
-        <w:t xml:space="preserve">2026-10-06 20:08:07 · 用户 u_local…</w:t>
+        <w:t xml:space="preserve">2026-10-06 23:47:48 · 用户 u_local…</w:t>
       </w:r>
     </w:p>
     <w:p>
@@ -236,7 +236,7 @@
         <w:pStyle w:val="Heading2"/>
       </w:pPr>
       <w:r>
-        <w:t xml:space="preserve">2026-10-06 20:08:07 · 用户 u_local…</w:t>
+        <w:t xml:space="preserve">2026-10-06 23:47:48 · 用户 u_local…</w:t>
       </w:r>
     </w:p>
     <w:p>
@@ -249,7 +249,7 @@
         <w:pStyle w:val="Heading2"/>
       </w:pPr>
       <w:r>
-        <w:t xml:space="preserve">2026-10-06 20:08:07 · 用户 u_local…</w:t>
+        <w:t xml:space="preserve">2026-10-06 23:47:48 · 用户 u_local…</w:t>
       </w:r>
     </w:p>
     <w:p>
@@ -262,7 +262,7 @@
         <w:pStyle w:val="Heading2"/>
       </w:pPr>
       <w:r>
-        <w:t xml:space="preserve">2026-10-06 20:08:07 · 用户 u_local…</w:t>
+        <w:t xml:space="preserve">2026-10-06 23:47:48 · 用户 u_local…</w:t>
       </w:r>
     </w:p>
     <w:p>
@@ -275,7 +275,7 @@
         <w:pStyle w:val="Heading2"/>
       </w:pPr>
       <w:r>
-        <w:t xml:space="preserve">2026-10-06 20:08:07 · 用户 u_local…</w:t>
+        <w:t xml:space="preserve">2026-10-06 23:47:48 · 用户 u_local…</w:t>
       </w:r>
     </w:p>
     <w:p>
@@ -288,7 +288,7 @@
         <w:pStyle w:val="Heading2"/>
       </w:pPr>
       <w:r>
-        <w:t xml:space="preserve">2026-10-06 20:08:07 · 用户 u_local…</w:t>
+        <w:t xml:space="preserve">2026-10-06 23:47:48 · 用户 u_local…</w:t>
       </w:r>
     </w:p>
     <w:p>
@@ -301,7 +301,7 @@
         <w:pStyle w:val="Heading2"/>
       </w:pPr>
       <w:r>
-        <w:t xml:space="preserve">2026-10-06 20:08:07 · 用户 u_local…</w:t>
+        <w:t xml:space="preserve">2026-10-06 23:47:48 · 用户 u_local…</w:t>
       </w:r>
     </w:p>
     <w:p>
@@ -314,7 +314,7 @@
         <w:pStyle w:val="Heading2"/>
       </w:pPr>
       <w:r>
-        <w:t xml:space="preserve">2026-10-06 20:08:07 · 用户 u_local…</w:t>
+        <w:t xml:space="preserve">2026-10-06 23:47:48 · 用户 u_local…</w:t>
       </w:r>
     </w:p>
     <w:p>
@@ -327,7 +327,7 @@
         <w:pStyle w:val="Heading2"/>
       </w:pPr>
       <w:r>
-        <w:t xml:space="preserve">2026-10-06 20:08:07 · 用户 u_local…</w:t>
+        <w:t xml:space="preserve">2026-10-06 23:47:48 · 用户 u_local…</w:t>
       </w:r>
     </w:p>
     <w:p>
@@ -340,7 +340,7 @@
         <w:pStyle w:val="Heading2"/>
       </w:pPr>
       <w:r>
-        <w:t xml:space="preserve">2026-10-06 20:08:07 · 用户 u_local…</w:t>
+        <w:t xml:space="preserve">2026-10-06 23:47:48 · 用户 u_local…</w:t>
       </w:r>
     </w:p>
     <w:p>
@@ -353,7 +353,7 @@
         <w:pStyle w:val="Heading2"/>
       </w:pPr>
       <w:r>
-        <w:t xml:space="preserve">2026-10-06 20:08:07 · 用户 u_local…</w:t>
+        <w:t xml:space="preserve">2026-10-06 23:47:48 · 用户 u_local…</w:t>
       </w:r>
     </w:p>
     <w:p>
@@ -366,7 +366,7 @@
         <w:pStyle w:val="Heading2"/>
       </w:pPr>
       <w:r>
-        <w:t xml:space="preserve">2026-10-06 20:08:07 · 用户 u_local…</w:t>
+        <w:t xml:space="preserve">2026-10-06 23:47:48 · 用户 u_local…</w:t>
       </w:r>
     </w:p>
     <w:p>
@@ -379,7 +379,7 @@
         <w:pStyle w:val="Heading2"/>
       </w:pPr>
       <w:r>
-        <w:t xml:space="preserve">2026-10-06 20:08:07 · 用户 u_local…</w:t>
+        <w:t xml:space="preserve">2026-10-06 23:47:48 · 用户 u_local…</w:t>
       </w:r>
     </w:p>
     <w:p>
@@ -392,7 +392,7 @@
         <w:pStyle w:val="Heading2"/>
       </w:pPr>
       <w:r>
-        <w:t xml:space="preserve">2026-10-06 20:08:07 · 用户 u_local…</w:t>
+        <w:t xml:space="preserve">2026-10-06 23:47:48 · 用户 u_local…</w:t>
       </w:r>
     </w:p>
     <w:p>
@@ -405,7 +405,7 @@
         <w:pStyle w:val="Heading2"/>
       </w:pPr>
       <w:r>
-        <w:t xml:space="preserve">2026-10-06 20:08:07 · 用户 u_local…</w:t>
+        <w:t xml:space="preserve">2026-10-06 23:47:48 · 用户 u_local…</w:t>
       </w:r>
     </w:p>
     <w:p>
@@ -418,7 +418,7 @@
         <w:pStyle w:val="Heading2"/>
       </w:pPr>
       <w:r>
-        <w:t xml:space="preserve">2026-10-06 20:08:07 · 用户 u_local…</w:t>
+        <w:t xml:space="preserve">2026-10-06 23:47:48 · 用户 u_local…</w:t>
       </w:r>
     </w:p>
     <w:p>
@@ -431,7 +431,7 @@
         <w:pStyle w:val="Heading2"/>
       </w:pPr>
       <w:r>
-        <w:t xml:space="preserve">2026-10-06 20:08:07 · 用户 u_local…</w:t>
+        <w:t xml:space="preserve">2026-10-06 23:47:48 · 用户 u_local…</w:t>
       </w:r>
     </w:p>
     <w:p>
@@ -444,7 +444,7 @@
         <w:pStyle w:val="Heading2"/>
       </w:pPr>
       <w:r>
-        <w:t xml:space="preserve">2026-10-06 20:08:07 · 用户 u_local…</w:t>
+        <w:t xml:space="preserve">2026-10-06 23:47:48 · 用户 u_local…</w:t>
       </w:r>
     </w:p>
     <w:p>
@@ -457,7 +457,7 @@
         <w:pStyle w:val="Heading2"/>
       </w:pPr>
       <w:r>
-        <w:t xml:space="preserve">2026-10-06 20:08:07 · 用户 u_local…</w:t>
+        <w:t xml:space="preserve">2026-10-06 23:47:48 · 用户 u_local…</w:t>
       </w:r>
     </w:p>
     <w:p>
@@ -470,7 +470,7 @@
         <w:pStyle w:val="Heading2"/>
       </w:pPr>
       <w:r>
-        <w:t xml:space="preserve">2026-10-06 20:08:07 · 用户 u_local…</w:t>
+        <w:t xml:space="preserve">2026-10-06 23:47:48 · 用户 u_local…</w:t>
       </w:r>
     </w:p>
     <w:p>
@@ -483,7 +483,7 @@
         <w:pStyle w:val="Heading2"/>
       </w:pPr>
       <w:r>
-        <w:t xml:space="preserve">2026-10-06 20:08:07 · 用户 u_local…</w:t>
+        <w:t xml:space="preserve">2026-10-06 23:47:48 · 用户 u_local…</w:t>
       </w:r>
     </w:p>
     <w:p>
@@ -496,7 +496,7 @@
         <w:pStyle w:val="Heading2"/>
       </w:pPr>
       <w:r>
-        <w:t xml:space="preserve">2026-10-06 20:08:07 · 用户 u_local…</w:t>
+        <w:t xml:space="preserve">2026-10-06 23:47:48 · 用户 u_local…</w:t>
       </w:r>
     </w:p>
     <w:p>
@@ -509,7 +509,7 @@
         <w:pStyle w:val="Heading2"/>
       </w:pPr>
       <w:r>
-        <w:t xml:space="preserve">2026-10-06 20:08:07 · 用户 u_local…</w:t>
+        <w:t xml:space="preserve">2026-10-06 23:47:49 · 用户 u_local…</w:t>
       </w:r>
     </w:p>
     <w:p>
@@ -522,7 +522,7 @@
         <w:pStyle w:val="Heading2"/>
       </w:pPr>
       <w:r>
-        <w:t xml:space="preserve">2026-10-06 20:08:07 · 用户 u_local…</w:t>
+        <w:t xml:space="preserve">2026-10-06 23:47:49 · 用户 u_local…</w:t>
       </w:r>
     </w:p>
     <w:p>
@@ -535,7 +535,7 @@
         <w:pStyle w:val="Heading2"/>
       </w:pPr>
       <w:r>
-        <w:t xml:space="preserve">2026-10-06 20:08:07 · 用户 u_local…</w:t>
+        <w:t xml:space="preserve">2026-10-06 23:47:49 · 用户 u_local…</w:t>
       </w:r>
     </w:p>
     <w:p>

--- a/tests/artifacts/docx-word-evidence/长中文多页.docx
+++ b/tests/artifacts/docx-word-evidence/长中文多页.docx
@@ -20,15 +20,15 @@
         <w:rPr>
           <w:color w:val="68708A"/>
         </w:rPr>
-        <w:t xml:space="preserve">私信会话 · 40 条消息 · 2026-10-06T15:47:49.029Z</w:t>
-      </w:r>
-    </w:p>
-    <w:p>
-      <w:pPr>
-        <w:pStyle w:val="Heading2"/>
-      </w:pPr>
-      <w:r>
-        <w:t xml:space="preserve">2026-10-06 23:47:48 · 用户 u_local…</w:t>
+        <w:t xml:space="preserve">私信会话 · 40 条消息 · 2026-10-06T15:52:51.887Z</w:t>
+      </w:r>
+    </w:p>
+    <w:p>
+      <w:pPr>
+        <w:pStyle w:val="Heading2"/>
+      </w:pPr>
+      <w:r>
+        <w:t xml:space="preserve">2026-10-06 23:52:51 · 用户 u_local…</w:t>
       </w:r>
     </w:p>
     <w:p>
@@ -41,7 +41,7 @@
         <w:pStyle w:val="Heading2"/>
       </w:pPr>
       <w:r>
-        <w:t xml:space="preserve">2026-10-06 23:47:48 · 用户 u_local…</w:t>
+        <w:t xml:space="preserve">2026-10-06 23:52:51 · 用户 u_local…</w:t>
       </w:r>
     </w:p>
     <w:p>
@@ -54,7 +54,7 @@
         <w:pStyle w:val="Heading2"/>
       </w:pPr>
       <w:r>
-        <w:t xml:space="preserve">2026-10-06 23:47:48 · 用户 u_local…</w:t>
+        <w:t xml:space="preserve">2026-10-06 23:52:51 · 用户 u_local…</w:t>
       </w:r>
     </w:p>
     <w:p>
@@ -67,7 +67,7 @@
         <w:pStyle w:val="Heading2"/>
       </w:pPr>
       <w:r>
-        <w:t xml:space="preserve">2026-10-06 23:47:48 · 用户 u_local…</w:t>
+        <w:t xml:space="preserve">2026-10-06 23:52:51 · 用户 u_local…</w:t>
       </w:r>
     </w:p>
     <w:p>
@@ -80,7 +80,7 @@
         <w:pStyle w:val="Heading2"/>
       </w:pPr>
       <w:r>
-        <w:t xml:space="preserve">2026-10-06 23:47:48 · 用户 u_local…</w:t>
+        <w:t xml:space="preserve">2026-10-06 23:52:51 · 用户 u_local…</w:t>
       </w:r>
     </w:p>
     <w:p>
@@ -93,7 +93,7 @@
         <w:pStyle w:val="Heading2"/>
       </w:pPr>
       <w:r>
-        <w:t xml:space="preserve">2026-10-06 23:47:48 · 用户 u_local…</w:t>
+        <w:t xml:space="preserve">2026-10-06 23:52:51 · 用户 u_local…</w:t>
       </w:r>
     </w:p>
     <w:p>
@@ -106,7 +106,7 @@
         <w:pStyle w:val="Heading2"/>
       </w:pPr>
       <w:r>
-        <w:t xml:space="preserve">2026-10-06 23:47:48 · 用户 u_local…</w:t>
+        <w:t xml:space="preserve">2026-10-06 23:52:51 · 用户 u_local…</w:t>
       </w:r>
     </w:p>
     <w:p>
@@ -119,7 +119,7 @@
         <w:pStyle w:val="Heading2"/>
       </w:pPr>
       <w:r>
-        <w:t xml:space="preserve">2026-10-06 23:47:48 · 用户 u_local…</w:t>
+        <w:t xml:space="preserve">2026-10-06 23:52:51 · 用户 u_local…</w:t>
       </w:r>
     </w:p>
     <w:p>
@@ -132,7 +132,7 @@
         <w:pStyle w:val="Heading2"/>
       </w:pPr>
       <w:r>
-        <w:t xml:space="preserve">2026-10-06 23:47:48 · 用户 u_local…</w:t>
+        <w:t xml:space="preserve">2026-10-06 23:52:51 · 用户 u_local…</w:t>
       </w:r>
     </w:p>
     <w:p>
@@ -145,7 +145,7 @@
         <w:pStyle w:val="Heading2"/>
       </w:pPr>
       <w:r>
-        <w:t xml:space="preserve">2026-10-06 23:47:48 · 用户 u_local…</w:t>
+        <w:t xml:space="preserve">2026-10-06 23:52:51 · 用户 u_local…</w:t>
       </w:r>
     </w:p>
     <w:p>
@@ -158,7 +158,7 @@
         <w:pStyle w:val="Heading2"/>
       </w:pPr>
       <w:r>
-        <w:t xml:space="preserve">2026-10-06 23:47:48 · 用户 u_local…</w:t>
+        <w:t xml:space="preserve">2026-10-06 23:52:51 · 用户 u_local…</w:t>
       </w:r>
     </w:p>
     <w:p>
@@ -171,7 +171,7 @@
         <w:pStyle w:val="Heading2"/>
       </w:pPr>
       <w:r>
-        <w:t xml:space="preserve">2026-10-06 23:47:48 · 用户 u_local…</w:t>
+        <w:t xml:space="preserve">2026-10-06 23:52:51 · 用户 u_local…</w:t>
       </w:r>
     </w:p>
     <w:p>
@@ -184,7 +184,7 @@
         <w:pStyle w:val="Heading2"/>
       </w:pPr>
       <w:r>
-        <w:t xml:space="preserve">2026-10-06 23:47:48 · 用户 u_local…</w:t>
+        <w:t xml:space="preserve">2026-10-06 23:52:51 · 用户 u_local…</w:t>
       </w:r>
     </w:p>
     <w:p>
@@ -197,7 +197,7 @@
         <w:pStyle w:val="Heading2"/>
       </w:pPr>
       <w:r>
-        <w:t xml:space="preserve">2026-10-06 23:47:48 · 用户 u_local…</w:t>
+        <w:t xml:space="preserve">2026-10-06 23:52:51 · 用户 u_local…</w:t>
       </w:r>
     </w:p>
     <w:p>
@@ -210,7 +210,7 @@
         <w:pStyle w:val="Heading2"/>
       </w:pPr>
       <w:r>
-        <w:t xml:space="preserve">2026-10-06 23:47:48 · 用户 u_local…</w:t>
+        <w:t xml:space="preserve">2026-10-06 23:52:51 · 用户 u_local…</w:t>
       </w:r>
     </w:p>
     <w:p>
@@ -223,7 +223,7 @@
         <w:pStyle w:val="Heading2"/>
       </w:pPr>
       <w:r>
-        <w:t xml:space="preserve">2026-10-06 23:47:48 · 用户 u_local…</w:t>
+        <w:t xml:space="preserve">2026-10-06 23:52:51 · 用户 u_local…</w:t>
       </w:r>
     </w:p>
     <w:p>
@@ -236,7 +236,7 @@
         <w:pStyle w:val="Heading2"/>
       </w:pPr>
       <w:r>
-        <w:t xml:space="preserve">2026-10-06 23:47:48 · 用户 u_local…</w:t>
+        <w:t xml:space="preserve">2026-10-06 23:52:51 · 用户 u_local…</w:t>
       </w:r>
     </w:p>
     <w:p>
@@ -249,7 +249,7 @@
         <w:pStyle w:val="Heading2"/>
       </w:pPr>
       <w:r>
-        <w:t xml:space="preserve">2026-10-06 23:47:48 · 用户 u_local…</w:t>
+        <w:t xml:space="preserve">2026-10-06 23:52:51 · 用户 u_local…</w:t>
       </w:r>
     </w:p>
     <w:p>
@@ -262,7 +262,7 @@
         <w:pStyle w:val="Heading2"/>
       </w:pPr>
       <w:r>
-        <w:t xml:space="preserve">2026-10-06 23:47:48 · 用户 u_local…</w:t>
+        <w:t xml:space="preserve">2026-10-06 23:52:51 · 用户 u_local…</w:t>
       </w:r>
     </w:p>
     <w:p>
@@ -275,7 +275,7 @@
         <w:pStyle w:val="Heading2"/>
       </w:pPr>
       <w:r>
-        <w:t xml:space="preserve">2026-10-06 23:47:48 · 用户 u_local…</w:t>
+        <w:t xml:space="preserve">2026-10-06 23:52:51 · 用户 u_local…</w:t>
       </w:r>
     </w:p>
     <w:p>
@@ -288,7 +288,7 @@
         <w:pStyle w:val="Heading2"/>
       </w:pPr>
       <w:r>
-        <w:t xml:space="preserve">2026-10-06 23:47:48 · 用户 u_local…</w:t>
+        <w:t xml:space="preserve">2026-10-06 23:52:51 · 用户 u_local…</w:t>
       </w:r>
     </w:p>
     <w:p>
@@ -301,7 +301,7 @@
         <w:pStyle w:val="Heading2"/>
       </w:pPr>
       <w:r>
-        <w:t xml:space="preserve">2026-10-06 23:47:48 · 用户 u_local…</w:t>
+        <w:t xml:space="preserve">2026-10-06 23:52:51 · 用户 u_local…</w:t>
       </w:r>
     </w:p>
     <w:p>
@@ -314,7 +314,7 @@
         <w:pStyle w:val="Heading2"/>
       </w:pPr>
       <w:r>
-        <w:t xml:space="preserve">2026-10-06 23:47:48 · 用户 u_local…</w:t>
+        <w:t xml:space="preserve">2026-10-06 23:52:51 · 用户 u_local…</w:t>
       </w:r>
     </w:p>
     <w:p>
@@ -327,7 +327,7 @@
         <w:pStyle w:val="Heading2"/>
       </w:pPr>
       <w:r>
-        <w:t xml:space="preserve">2026-10-06 23:47:48 · 用户 u_local…</w:t>
+        <w:t xml:space="preserve">2026-10-06 23:52:51 · 用户 u_local…</w:t>
       </w:r>
     </w:p>
     <w:p>
@@ -340,7 +340,7 @@
         <w:pStyle w:val="Heading2"/>
       </w:pPr>
       <w:r>
-        <w:t xml:space="preserve">2026-10-06 23:47:48 · 用户 u_local…</w:t>
+        <w:t xml:space="preserve">2026-10-06 23:52:51 · 用户 u_local…</w:t>
       </w:r>
     </w:p>
     <w:p>
@@ -353,7 +353,7 @@
         <w:pStyle w:val="Heading2"/>
       </w:pPr>
       <w:r>
-        <w:t xml:space="preserve">2026-10-06 23:47:48 · 用户 u_local…</w:t>
+        <w:t xml:space="preserve">2026-10-06 23:52:51 · 用户 u_local…</w:t>
       </w:r>
     </w:p>
     <w:p>
@@ -366,7 +366,7 @@
         <w:pStyle w:val="Heading2"/>
       </w:pPr>
       <w:r>
-        <w:t xml:space="preserve">2026-10-06 23:47:48 · 用户 u_local…</w:t>
+        <w:t xml:space="preserve">2026-10-06 23:52:51 · 用户 u_local…</w:t>
       </w:r>
     </w:p>
     <w:p>
@@ -379,7 +379,7 @@
         <w:pStyle w:val="Heading2"/>
       </w:pPr>
       <w:r>
-        <w:t xml:space="preserve">2026-10-06 23:47:48 · 用户 u_local…</w:t>
+        <w:t xml:space="preserve">2026-10-06 23:52:51 · 用户 u_local…</w:t>
       </w:r>
     </w:p>
     <w:p>
@@ -392,7 +392,7 @@
         <w:pStyle w:val="Heading2"/>
       </w:pPr>
       <w:r>
-        <w:t xml:space="preserve">2026-10-06 23:47:48 · 用户 u_local…</w:t>
+        <w:t xml:space="preserve">2026-10-06 23:52:51 · 用户 u_local…</w:t>
       </w:r>
     </w:p>
     <w:p>
@@ -405,7 +405,7 @@
         <w:pStyle w:val="Heading2"/>
       </w:pPr>
       <w:r>
-        <w:t xml:space="preserve">2026-10-06 23:47:48 · 用户 u_local…</w:t>
+        <w:t xml:space="preserve">2026-10-06 23:52:51 · 用户 u_local…</w:t>
       </w:r>
     </w:p>
     <w:p>
@@ -418,7 +418,7 @@
         <w:pStyle w:val="Heading2"/>
       </w:pPr>
       <w:r>
-        <w:t xml:space="preserve">2026-10-06 23:47:48 · 用户 u_local…</w:t>
+        <w:t xml:space="preserve">2026-10-06 23:52:51 · 用户 u_local…</w:t>
       </w:r>
     </w:p>
     <w:p>
@@ -431,7 +431,7 @@
         <w:pStyle w:val="Heading2"/>
       </w:pPr>
       <w:r>
-        <w:t xml:space="preserve">2026-10-06 23:47:48 · 用户 u_local…</w:t>
+        <w:t xml:space="preserve">2026-10-06 23:52:51 · 用户 u_local…</w:t>
       </w:r>
     </w:p>
     <w:p>
@@ -444,7 +444,7 @@
         <w:pStyle w:val="Heading2"/>
       </w:pPr>
       <w:r>
-        <w:t xml:space="preserve">2026-10-06 23:47:48 · 用户 u_local…</w:t>
+        <w:t xml:space="preserve">2026-10-06 23:52:51 · 用户 u_local…</w:t>
       </w:r>
     </w:p>
     <w:p>
@@ -457,7 +457,7 @@
         <w:pStyle w:val="Heading2"/>
       </w:pPr>
       <w:r>
-        <w:t xml:space="preserve">2026-10-06 23:47:48 · 用户 u_local…</w:t>
+        <w:t xml:space="preserve">2026-10-06 23:52:51 · 用户 u_local…</w:t>
       </w:r>
     </w:p>
     <w:p>
@@ -470,7 +470,7 @@
         <w:pStyle w:val="Heading2"/>
       </w:pPr>
       <w:r>
-        <w:t xml:space="preserve">2026-10-06 23:47:48 · 用户 u_local…</w:t>
+        <w:t xml:space="preserve">2026-10-06 23:52:51 · 用户 u_local…</w:t>
       </w:r>
     </w:p>
     <w:p>
@@ -483,7 +483,7 @@
         <w:pStyle w:val="Heading2"/>
       </w:pPr>
       <w:r>
-        <w:t xml:space="preserve">2026-10-06 23:47:48 · 用户 u_local…</w:t>
+        <w:t xml:space="preserve">2026-10-06 23:52:51 · 用户 u_local…</w:t>
       </w:r>
     </w:p>
     <w:p>
@@ -496,7 +496,7 @@
         <w:pStyle w:val="Heading2"/>
       </w:pPr>
       <w:r>
-        <w:t xml:space="preserve">2026-10-06 23:47:48 · 用户 u_local…</w:t>
+        <w:t xml:space="preserve">2026-10-06 23:52:51 · 用户 u_local…</w:t>
       </w:r>
     </w:p>
     <w:p>
@@ -509,7 +509,7 @@
         <w:pStyle w:val="Heading2"/>
       </w:pPr>
       <w:r>
-        <w:t xml:space="preserve">2026-10-06 23:47:49 · 用户 u_local…</w:t>
+        <w:t xml:space="preserve">2026-10-06 23:52:51 · 用户 u_local…</w:t>
       </w:r>
     </w:p>
     <w:p>
@@ -522,7 +522,7 @@
         <w:pStyle w:val="Heading2"/>
       </w:pPr>
       <w:r>
-        <w:t xml:space="preserve">2026-10-06 23:47:49 · 用户 u_local…</w:t>
+        <w:t xml:space="preserve">2026-10-06 23:52:51 · 用户 u_local…</w:t>
       </w:r>
     </w:p>
     <w:p>
@@ -535,7 +535,7 @@
         <w:pStyle w:val="Heading2"/>
       </w:pPr>
       <w:r>
-        <w:t xml:space="preserve">2026-10-06 23:47:49 · 用户 u_local…</w:t>
+        <w:t xml:space="preserve">2026-10-06 23:52:51 · 用户 u_local…</w:t>
       </w:r>
     </w:p>
     <w:p>

--- a/tests/artifacts/docx-word-evidence/长中文多页.docx
+++ b/tests/artifacts/docx-word-evidence/长中文多页.docx
@@ -20,15 +20,15 @@
         <w:rPr>
           <w:color w:val="68708A"/>
         </w:rPr>
-        <w:t xml:space="preserve">私信会话 · 40 条消息 · 2026-10-06T15:52:51.887Z</w:t>
-      </w:r>
-    </w:p>
-    <w:p>
-      <w:pPr>
-        <w:pStyle w:val="Heading2"/>
-      </w:pPr>
-      <w:r>
-        <w:t xml:space="preserve">2026-10-06 23:52:51 · 用户 u_local…</w:t>
+        <w:t xml:space="preserve">私信会话 · 40 条消息 · 2026-10-07T15:29:24.521Z</w:t>
+      </w:r>
+    </w:p>
+    <w:p>
+      <w:pPr>
+        <w:pStyle w:val="Heading2"/>
+      </w:pPr>
+      <w:r>
+        <w:t xml:space="preserve">2026-10-07 23:29:24 · 用户 u_local…</w:t>
       </w:r>
     </w:p>
     <w:p>
@@ -41,7 +41,7 @@
         <w:pStyle w:val="Heading2"/>
       </w:pPr>
       <w:r>
-        <w:t xml:space="preserve">2026-10-06 23:52:51 · 用户 u_local…</w:t>
+        <w:t xml:space="preserve">2026-10-07 23:29:24 · 用户 u_local…</w:t>
       </w:r>
     </w:p>
     <w:p>
@@ -54,7 +54,7 @@
         <w:pStyle w:val="Heading2"/>
       </w:pPr>
       <w:r>
-        <w:t xml:space="preserve">2026-10-06 23:52:51 · 用户 u_local…</w:t>
+        <w:t xml:space="preserve">2026-10-07 23:29:24 · 用户 u_local…</w:t>
       </w:r>
     </w:p>
     <w:p>
@@ -67,7 +67,7 @@
         <w:pStyle w:val="Heading2"/>
       </w:pPr>
       <w:r>
-        <w:t xml:space="preserve">2026-10-06 23:52:51 · 用户 u_local…</w:t>
+        <w:t xml:space="preserve">2026-10-07 23:29:24 · 用户 u_local…</w:t>
       </w:r>
     </w:p>
     <w:p>
@@ -80,7 +80,7 @@
         <w:pStyle w:val="Heading2"/>
       </w:pPr>
       <w:r>
-        <w:t xml:space="preserve">2026-10-06 23:52:51 · 用户 u_local…</w:t>
+        <w:t xml:space="preserve">2026-10-07 23:29:24 · 用户 u_local…</w:t>
       </w:r>
     </w:p>
     <w:p>
@@ -93,7 +93,7 @@
         <w:pStyle w:val="Heading2"/>
       </w:pPr>
       <w:r>
-        <w:t xml:space="preserve">2026-10-06 23:52:51 · 用户 u_local…</w:t>
+        <w:t xml:space="preserve">2026-10-07 23:29:24 · 用户 u_local…</w:t>
       </w:r>
     </w:p>
     <w:p>
@@ -106,7 +106,7 @@
         <w:pStyle w:val="Heading2"/>
       </w:pPr>
       <w:r>
-        <w:t xml:space="preserve">2026-10-06 23:52:51 · 用户 u_local…</w:t>
+        <w:t xml:space="preserve">2026-10-07 23:29:24 · 用户 u_local…</w:t>
       </w:r>
     </w:p>
     <w:p>
@@ -119,7 +119,7 @@
         <w:pStyle w:val="Heading2"/>
       </w:pPr>
       <w:r>
-        <w:t xml:space="preserve">2026-10-06 23:52:51 · 用户 u_local…</w:t>
+        <w:t xml:space="preserve">2026-10-07 23:29:24 · 用户 u_local…</w:t>
       </w:r>
     </w:p>
     <w:p>
@@ -132,7 +132,7 @@
         <w:pStyle w:val="Heading2"/>
       </w:pPr>
       <w:r>
-        <w:t xml:space="preserve">2026-10-06 23:52:51 · 用户 u_local…</w:t>
+        <w:t xml:space="preserve">2026-10-07 23:29:24 · 用户 u_local…</w:t>
       </w:r>
     </w:p>
     <w:p>
@@ -145,7 +145,7 @@
         <w:pStyle w:val="Heading2"/>
       </w:pPr>
       <w:r>
-        <w:t xml:space="preserve">2026-10-06 23:52:51 · 用户 u_local…</w:t>
+        <w:t xml:space="preserve">2026-10-07 23:29:24 · 用户 u_local…</w:t>
       </w:r>
     </w:p>
     <w:p>
@@ -158,7 +158,7 @@
         <w:pStyle w:val="Heading2"/>
       </w:pPr>
       <w:r>
-        <w:t xml:space="preserve">2026-10-06 23:52:51 · 用户 u_local…</w:t>
+        <w:t xml:space="preserve">2026-10-07 23:29:24 · 用户 u_local…</w:t>
       </w:r>
     </w:p>
     <w:p>
@@ -171,7 +171,7 @@
         <w:pStyle w:val="Heading2"/>
       </w:pPr>
       <w:r>
-        <w:t xml:space="preserve">2026-10-06 23:52:51 · 用户 u_local…</w:t>
+        <w:t xml:space="preserve">2026-10-07 23:29:24 · 用户 u_local…</w:t>
       </w:r>
     </w:p>
     <w:p>
@@ -184,7 +184,7 @@
         <w:pStyle w:val="Heading2"/>
       </w:pPr>
       <w:r>
-        <w:t xml:space="preserve">2026-10-06 23:52:51 · 用户 u_local…</w:t>
+        <w:t xml:space="preserve">2026-10-07 23:29:24 · 用户 u_local…</w:t>
       </w:r>
     </w:p>
     <w:p>
@@ -197,7 +197,7 @@
         <w:pStyle w:val="Heading2"/>
       </w:pPr>
       <w:r>
-        <w:t xml:space="preserve">2026-10-06 23:52:51 · 用户 u_local…</w:t>
+        <w:t xml:space="preserve">2026-10-07 23:29:24 · 用户 u_local…</w:t>
       </w:r>
     </w:p>
     <w:p>
@@ -210,7 +210,7 @@
         <w:pStyle w:val="Heading2"/>
       </w:pPr>
       <w:r>
-        <w:t xml:space="preserve">2026-10-06 23:52:51 · 用户 u_local…</w:t>
+        <w:t xml:space="preserve">2026-10-07 23:29:24 · 用户 u_local…</w:t>
       </w:r>
     </w:p>
     <w:p>
@@ -223,7 +223,7 @@
         <w:pStyle w:val="Heading2"/>
       </w:pPr>
       <w:r>
-        <w:t xml:space="preserve">2026-10-06 23:52:51 · 用户 u_local…</w:t>
+        <w:t xml:space="preserve">2026-10-07 23:29:24 · 用户 u_local…</w:t>
       </w:r>
     </w:p>
     <w:p>
@@ -236,7 +236,7 @@
         <w:pStyle w:val="Heading2"/>
       </w:pPr>
       <w:r>
-        <w:t xml:space="preserve">2026-10-06 23:52:51 · 用户 u_local…</w:t>
+        <w:t xml:space="preserve">2026-10-07 23:29:24 · 用户 u_local…</w:t>
       </w:r>
     </w:p>
     <w:p>
@@ -249,7 +249,7 @@
         <w:pStyle w:val="Heading2"/>
       </w:pPr>
       <w:r>
-        <w:t xml:space="preserve">2026-10-06 23:52:51 · 用户 u_local…</w:t>
+        <w:t xml:space="preserve">2026-10-07 23:29:24 · 用户 u_local…</w:t>
       </w:r>
     </w:p>
     <w:p>
@@ -262,7 +262,7 @@
         <w:pStyle w:val="Heading2"/>
       </w:pPr>
       <w:r>
-        <w:t xml:space="preserve">2026-10-06 23:52:51 · 用户 u_local…</w:t>
+        <w:t xml:space="preserve">2026-10-07 23:29:24 · 用户 u_local…</w:t>
       </w:r>
     </w:p>
     <w:p>
@@ -275,7 +275,7 @@
         <w:pStyle w:val="Heading2"/>
       </w:pPr>
       <w:r>
-        <w:t xml:space="preserve">2026-10-06 23:52:51 · 用户 u_local…</w:t>
+        <w:t xml:space="preserve">2026-10-07 23:29:24 · 用户 u_local…</w:t>
       </w:r>
     </w:p>
     <w:p>
@@ -288,7 +288,7 @@
         <w:pStyle w:val="Heading2"/>
       </w:pPr>
       <w:r>
-        <w:t xml:space="preserve">2026-10-06 23:52:51 · 用户 u_local…</w:t>
+        <w:t xml:space="preserve">2026-10-07 23:29:24 · 用户 u_local…</w:t>
       </w:r>
     </w:p>
     <w:p>
@@ -301,7 +301,7 @@
         <w:pStyle w:val="Heading2"/>
       </w:pPr>
       <w:r>
-        <w:t xml:space="preserve">2026-10-06 23:52:51 · 用户 u_local…</w:t>
+        <w:t xml:space="preserve">2026-10-07 23:29:24 · 用户 u_local…</w:t>
       </w:r>
     </w:p>
     <w:p>
@@ -314,7 +314,7 @@
         <w:pStyle w:val="Heading2"/>
       </w:pPr>
       <w:r>
-        <w:t xml:space="preserve">2026-10-06 23:52:51 · 用户 u_local…</w:t>
+        <w:t xml:space="preserve">2026-10-07 23:29:24 · 用户 u_local…</w:t>
       </w:r>
     </w:p>
     <w:p>
@@ -327,7 +327,7 @@
         <w:pStyle w:val="Heading2"/>
       </w:pPr>
       <w:r>
-        <w:t xml:space="preserve">2026-10-06 23:52:51 · 用户 u_local…</w:t>
+        <w:t xml:space="preserve">2026-10-07 23:29:24 · 用户 u_local…</w:t>
       </w:r>
     </w:p>
     <w:p>
@@ -340,7 +340,7 @@
         <w:pStyle w:val="Heading2"/>
       </w:pPr>
       <w:r>
-        <w:t xml:space="preserve">2026-10-06 23:52:51 · 用户 u_local…</w:t>
+        <w:t xml:space="preserve">2026-10-07 23:29:24 · 用户 u_local…</w:t>
       </w:r>
     </w:p>
     <w:p>
@@ -353,7 +353,7 @@
         <w:pStyle w:val="Heading2"/>
       </w:pPr>
       <w:r>
-        <w:t xml:space="preserve">2026-10-06 23:52:51 · 用户 u_local…</w:t>
+        <w:t xml:space="preserve">2026-10-07 23:29:24 · 用户 u_local…</w:t>
       </w:r>
     </w:p>
     <w:p>
@@ -366,7 +366,7 @@
         <w:pStyle w:val="Heading2"/>
       </w:pPr>
       <w:r>
-        <w:t xml:space="preserve">2026-10-06 23:52:51 · 用户 u_local…</w:t>
+        <w:t xml:space="preserve">2026-10-07 23:29:24 · 用户 u_local…</w:t>
       </w:r>
     </w:p>
     <w:p>
@@ -379,7 +379,7 @@
         <w:pStyle w:val="Heading2"/>
       </w:pPr>
       <w:r>
-        <w:t xml:space="preserve">2026-10-06 23:52:51 · 用户 u_local…</w:t>
+        <w:t xml:space="preserve">2026-10-07 23:29:24 · 用户 u_local…</w:t>
       </w:r>
     </w:p>
     <w:p>
@@ -392,7 +392,7 @@
         <w:pStyle w:val="Heading2"/>
       </w:pPr>
       <w:r>
-        <w:t xml:space="preserve">2026-10-06 23:52:51 · 用户 u_local…</w:t>
+        <w:t xml:space="preserve">2026-10-07 23:29:24 · 用户 u_local…</w:t>
       </w:r>
     </w:p>
     <w:p>
@@ -405,7 +405,7 @@
         <w:pStyle w:val="Heading2"/>
       </w:pPr>
       <w:r>
-        <w:t xml:space="preserve">2026-10-06 23:52:51 · 用户 u_local…</w:t>
+        <w:t xml:space="preserve">2026-10-07 23:29:24 · 用户 u_local…</w:t>
       </w:r>
     </w:p>
     <w:p>
@@ -418,7 +418,7 @@
         <w:pStyle w:val="Heading2"/>
       </w:pPr>
       <w:r>
-        <w:t xml:space="preserve">2026-10-06 23:52:51 · 用户 u_local…</w:t>
+        <w:t xml:space="preserve">2026-10-07 23:29:24 · 用户 u_local…</w:t>
       </w:r>
     </w:p>
     <w:p>
@@ -431,7 +431,7 @@
         <w:pStyle w:val="Heading2"/>
       </w:pPr>
       <w:r>
-        <w:t xml:space="preserve">2026-10-06 23:52:51 · 用户 u_local…</w:t>
+        <w:t xml:space="preserve">2026-10-07 23:29:24 · 用户 u_local…</w:t>
       </w:r>
     </w:p>
     <w:p>
@@ -444,7 +444,7 @@
         <w:pStyle w:val="Heading2"/>
       </w:pPr>
       <w:r>
-        <w:t xml:space="preserve">2026-10-06 23:52:51 · 用户 u_local…</w:t>
+        <w:t xml:space="preserve">2026-10-07 23:29:24 · 用户 u_local…</w:t>
       </w:r>
     </w:p>
     <w:p>
@@ -457,7 +457,7 @@
         <w:pStyle w:val="Heading2"/>
       </w:pPr>
       <w:r>
-        <w:t xml:space="preserve">2026-10-06 23:52:51 · 用户 u_local…</w:t>
+        <w:t xml:space="preserve">2026-10-07 23:29:24 · 用户 u_local…</w:t>
       </w:r>
     </w:p>
     <w:p>
@@ -470,7 +470,7 @@
         <w:pStyle w:val="Heading2"/>
       </w:pPr>
       <w:r>
-        <w:t xml:space="preserve">2026-10-06 23:52:51 · 用户 u_local…</w:t>
+        <w:t xml:space="preserve">2026-10-07 23:29:24 · 用户 u_local…</w:t>
       </w:r>
     </w:p>
     <w:p>
@@ -483,7 +483,7 @@
         <w:pStyle w:val="Heading2"/>
       </w:pPr>
       <w:r>
-        <w:t xml:space="preserve">2026-10-06 23:52:51 · 用户 u_local…</w:t>
+        <w:t xml:space="preserve">2026-10-07 23:29:24 · 用户 u_local…</w:t>
       </w:r>
     </w:p>
     <w:p>
@@ -496,7 +496,7 @@
         <w:pStyle w:val="Heading2"/>
       </w:pPr>
       <w:r>
-        <w:t xml:space="preserve">2026-10-06 23:52:51 · 用户 u_local…</w:t>
+        <w:t xml:space="preserve">2026-10-07 23:29:24 · 用户 u_local…</w:t>
       </w:r>
     </w:p>
     <w:p>
@@ -509,7 +509,7 @@
         <w:pStyle w:val="Heading2"/>
       </w:pPr>
       <w:r>
-        <w:t xml:space="preserve">2026-10-06 23:52:51 · 用户 u_local…</w:t>
+        <w:t xml:space="preserve">2026-10-07 23:29:24 · 用户 u_local…</w:t>
       </w:r>
     </w:p>
     <w:p>
@@ -522,7 +522,7 @@
         <w:pStyle w:val="Heading2"/>
       </w:pPr>
       <w:r>
-        <w:t xml:space="preserve">2026-10-06 23:52:51 · 用户 u_local…</w:t>
+        <w:t xml:space="preserve">2026-10-07 23:29:24 · 用户 u_local…</w:t>
       </w:r>
     </w:p>
     <w:p>
@@ -535,7 +535,7 @@
         <w:pStyle w:val="Heading2"/>
       </w:pPr>
       <w:r>
-        <w:t xml:space="preserve">2026-10-06 23:52:51 · 用户 u_local…</w:t>
+        <w:t xml:space="preserve">2026-10-07 23:29:24 · 用户 u_local…</w:t>
       </w:r>
     </w:p>
     <w:p>
